--- a/resume/WillButlerResume.docx
+++ b/resume/WillButlerResume.docx
@@ -98,7 +98,6 @@
           <w:noProof/>
           <w:sz w:val="16"/>
           <w:szCs w:val="16"/>
-          <w:lang w:val="en-US"/>
         </w:rPr>
         <mc:AlternateContent>
           <mc:Choice Requires="wpg">
@@ -299,6 +298,314 @@
           <w:sz w:val="18"/>
           <w:szCs w:val="18"/>
         </w:rPr>
+        <w:t xml:space="preserve">Department </w:t>
+      </w:r>
+      <w:r>
+        <w:rPr>
+          <w:b/>
+          <w:sz w:val="18"/>
+          <w:szCs w:val="18"/>
+        </w:rPr>
+        <w:t>o</w:t>
+      </w:r>
+      <w:r>
+        <w:rPr>
+          <w:b/>
+          <w:sz w:val="18"/>
+          <w:szCs w:val="18"/>
+        </w:rPr>
+        <w:t xml:space="preserve">f Health </w:t>
+      </w:r>
+      <w:r>
+        <w:rPr>
+          <w:b/>
+          <w:sz w:val="18"/>
+          <w:szCs w:val="18"/>
+        </w:rPr>
+        <w:t>a</w:t>
+      </w:r>
+      <w:r>
+        <w:rPr>
+          <w:b/>
+          <w:sz w:val="18"/>
+          <w:szCs w:val="18"/>
+        </w:rPr>
+        <w:t>nd Human Services</w:t>
+      </w:r>
+    </w:p>
+    <w:p>
+      <w:pPr>
+        <w:ind w:left="1440"/>
+        <w:rPr>
+          <w:b/>
+          <w:sz w:val="18"/>
+          <w:szCs w:val="18"/>
+        </w:rPr>
+      </w:pPr>
+      <w:r>
+        <w:rPr>
+          <w:b/>
+          <w:sz w:val="18"/>
+          <w:szCs w:val="18"/>
+        </w:rPr>
+        <w:t xml:space="preserve">Operating Systems Software Programmer </w:t>
+      </w:r>
+      <w:r>
+        <w:rPr>
+          <w:b/>
+          <w:sz w:val="18"/>
+          <w:szCs w:val="18"/>
+        </w:rPr>
+        <w:t>-</w:t>
+      </w:r>
+      <w:r>
+        <w:rPr>
+          <w:b/>
+          <w:sz w:val="18"/>
+          <w:szCs w:val="18"/>
+        </w:rPr>
+        <w:t xml:space="preserve"> NC Fast Servers Team</w:t>
+      </w:r>
+      <w:r>
+        <w:rPr>
+          <w:b/>
+          <w:sz w:val="18"/>
+          <w:szCs w:val="18"/>
+        </w:rPr>
+        <w:t xml:space="preserve"> </w:t>
+      </w:r>
+      <w:proofErr w:type="gramStart"/>
+      <w:r>
+        <w:rPr>
+          <w:b/>
+          <w:sz w:val="18"/>
+          <w:szCs w:val="18"/>
+        </w:rPr>
+        <w:t>-  Sept</w:t>
+      </w:r>
+      <w:proofErr w:type="gramEnd"/>
+      <w:r>
+        <w:rPr>
+          <w:b/>
+          <w:sz w:val="18"/>
+          <w:szCs w:val="18"/>
+        </w:rPr>
+        <w:t xml:space="preserve"> 2026 </w:t>
+      </w:r>
+      <w:r>
+        <w:rPr>
+          <w:b/>
+          <w:sz w:val="18"/>
+          <w:szCs w:val="18"/>
+        </w:rPr>
+        <w:t>-</w:t>
+      </w:r>
+      <w:r>
+        <w:rPr>
+          <w:b/>
+          <w:sz w:val="18"/>
+          <w:szCs w:val="18"/>
+        </w:rPr>
+        <w:t xml:space="preserve"> Present</w:t>
+      </w:r>
+    </w:p>
+    <w:p>
+      <w:pPr>
+        <w:ind w:left="1440"/>
+        <w:rPr>
+          <w:bCs/>
+          <w:sz w:val="18"/>
+          <w:szCs w:val="18"/>
+        </w:rPr>
+      </w:pPr>
+      <w:r>
+        <w:rPr>
+          <w:bCs/>
+          <w:sz w:val="18"/>
+          <w:szCs w:val="18"/>
+        </w:rPr>
+        <w:tab/>
+      </w:r>
+      <w:r>
+        <w:rPr>
+          <w:bCs/>
+          <w:sz w:val="18"/>
+          <w:szCs w:val="18"/>
+        </w:rPr>
+        <w:t xml:space="preserve">Administration </w:t>
+      </w:r>
+      <w:r>
+        <w:rPr>
+          <w:bCs/>
+          <w:sz w:val="18"/>
+          <w:szCs w:val="18"/>
+        </w:rPr>
+        <w:t>of 700 AWS Workspaces VDI for developers</w:t>
+      </w:r>
+    </w:p>
+    <w:p>
+      <w:pPr>
+        <w:ind w:left="1440"/>
+        <w:rPr>
+          <w:bCs/>
+          <w:sz w:val="18"/>
+          <w:szCs w:val="18"/>
+        </w:rPr>
+      </w:pPr>
+      <w:r>
+        <w:rPr>
+          <w:bCs/>
+          <w:sz w:val="18"/>
+          <w:szCs w:val="18"/>
+        </w:rPr>
+        <w:tab/>
+        <w:t>Support of legacy VMware machines</w:t>
+      </w:r>
+    </w:p>
+    <w:p>
+      <w:pPr>
+        <w:ind w:left="1440"/>
+        <w:rPr>
+          <w:bCs/>
+          <w:sz w:val="18"/>
+          <w:szCs w:val="18"/>
+        </w:rPr>
+      </w:pPr>
+      <w:r>
+        <w:rPr>
+          <w:bCs/>
+          <w:sz w:val="18"/>
+          <w:szCs w:val="18"/>
+        </w:rPr>
+        <w:tab/>
+        <w:t>OU administration</w:t>
+      </w:r>
+    </w:p>
+    <w:p>
+      <w:pPr>
+        <w:ind w:left="720"/>
+        <w:rPr>
+          <w:b/>
+          <w:sz w:val="18"/>
+          <w:szCs w:val="18"/>
+        </w:rPr>
+      </w:pPr>
+    </w:p>
+    <w:p>
+      <w:pPr>
+        <w:ind w:left="720"/>
+        <w:rPr>
+          <w:b/>
+          <w:sz w:val="18"/>
+          <w:szCs w:val="18"/>
+        </w:rPr>
+      </w:pPr>
+      <w:r>
+        <w:rPr>
+          <w:b/>
+          <w:sz w:val="18"/>
+          <w:szCs w:val="18"/>
+        </w:rPr>
+        <w:t>North Carolina State University</w:t>
+      </w:r>
+    </w:p>
+    <w:p>
+      <w:pPr>
+        <w:ind w:left="1440"/>
+        <w:rPr>
+          <w:b/>
+          <w:sz w:val="18"/>
+          <w:szCs w:val="18"/>
+        </w:rPr>
+      </w:pPr>
+      <w:r>
+        <w:rPr>
+          <w:b/>
+          <w:sz w:val="18"/>
+          <w:szCs w:val="18"/>
+        </w:rPr>
+        <w:t>IT Systems Programmer S</w:t>
+      </w:r>
+      <w:r>
+        <w:rPr>
+          <w:b/>
+          <w:sz w:val="18"/>
+          <w:szCs w:val="18"/>
+        </w:rPr>
+        <w:t>enior</w:t>
+      </w:r>
+      <w:r>
+        <w:rPr>
+          <w:b/>
+          <w:sz w:val="18"/>
+          <w:szCs w:val="18"/>
+        </w:rPr>
+        <w:t xml:space="preserve"> </w:t>
+      </w:r>
+      <w:r>
+        <w:rPr>
+          <w:b/>
+          <w:sz w:val="18"/>
+          <w:szCs w:val="18"/>
+        </w:rPr>
+        <w:t>-</w:t>
+      </w:r>
+      <w:r>
+        <w:rPr>
+          <w:b/>
+          <w:sz w:val="18"/>
+          <w:szCs w:val="18"/>
+        </w:rPr>
+        <w:t xml:space="preserve"> </w:t>
+      </w:r>
+      <w:r>
+        <w:rPr>
+          <w:b/>
+          <w:sz w:val="18"/>
+          <w:szCs w:val="18"/>
+        </w:rPr>
+        <w:t xml:space="preserve">Apr 2022 </w:t>
+      </w:r>
+      <w:r>
+        <w:rPr>
+          <w:b/>
+          <w:sz w:val="18"/>
+          <w:szCs w:val="18"/>
+        </w:rPr>
+        <w:t>-</w:t>
+      </w:r>
+      <w:r>
+        <w:rPr>
+          <w:b/>
+          <w:sz w:val="18"/>
+          <w:szCs w:val="18"/>
+        </w:rPr>
+        <w:t xml:space="preserve"> </w:t>
+      </w:r>
+      <w:r>
+        <w:rPr>
+          <w:b/>
+          <w:sz w:val="18"/>
+          <w:szCs w:val="18"/>
+        </w:rPr>
+        <w:t>Sept 2026</w:t>
+      </w:r>
+    </w:p>
+    <w:p>
+      <w:pPr>
+        <w:ind w:left="720" w:firstLine="720"/>
+        <w:rPr>
+          <w:b/>
+          <w:sz w:val="18"/>
+          <w:szCs w:val="18"/>
+        </w:rPr>
+      </w:pPr>
+      <w:r>
+        <w:rPr>
+          <w:b/>
+          <w:sz w:val="18"/>
+          <w:szCs w:val="18"/>
+        </w:rPr>
         <w:t>Application Support Engineer</w:t>
       </w:r>
       <w:r>
@@ -323,7 +630,171 @@
           <w:sz w:val="18"/>
           <w:szCs w:val="18"/>
         </w:rPr>
-        <w:t xml:space="preserve"> North Carolina State University </w:t>
+        <w:t xml:space="preserve"> Apps </w:t>
+      </w:r>
+      <w:r>
+        <w:rPr>
+          <w:b/>
+          <w:sz w:val="18"/>
+          <w:szCs w:val="18"/>
+        </w:rPr>
+        <w:t>T</w:t>
+      </w:r>
+      <w:r>
+        <w:rPr>
+          <w:b/>
+          <w:sz w:val="18"/>
+          <w:szCs w:val="18"/>
+        </w:rPr>
+        <w:t>eam Lead</w:t>
+      </w:r>
+      <w:r>
+        <w:rPr>
+          <w:b/>
+          <w:sz w:val="18"/>
+          <w:szCs w:val="18"/>
+        </w:rPr>
+        <w:t xml:space="preserve"> </w:t>
+      </w:r>
+      <w:r>
+        <w:rPr>
+          <w:b/>
+          <w:sz w:val="18"/>
+          <w:szCs w:val="18"/>
+        </w:rPr>
+        <w:t xml:space="preserve">- </w:t>
+      </w:r>
+      <w:r>
+        <w:rPr>
+          <w:b/>
+          <w:sz w:val="18"/>
+          <w:szCs w:val="18"/>
+        </w:rPr>
+        <w:t>Apr</w:t>
+      </w:r>
+      <w:r>
+        <w:rPr>
+          <w:b/>
+          <w:sz w:val="18"/>
+          <w:szCs w:val="18"/>
+        </w:rPr>
+        <w:t xml:space="preserve"> 202</w:t>
+      </w:r>
+      <w:r>
+        <w:rPr>
+          <w:b/>
+          <w:sz w:val="18"/>
+          <w:szCs w:val="18"/>
+        </w:rPr>
+        <w:t>2</w:t>
+      </w:r>
+      <w:r>
+        <w:rPr>
+          <w:b/>
+          <w:sz w:val="18"/>
+          <w:szCs w:val="18"/>
+        </w:rPr>
+        <w:t xml:space="preserve"> - </w:t>
+      </w:r>
+      <w:r>
+        <w:rPr>
+          <w:b/>
+          <w:sz w:val="18"/>
+          <w:szCs w:val="18"/>
+        </w:rPr>
+        <w:t>Nov</w:t>
+      </w:r>
+      <w:r>
+        <w:rPr>
+          <w:b/>
+          <w:sz w:val="18"/>
+          <w:szCs w:val="18"/>
+        </w:rPr>
+        <w:t xml:space="preserve"> 202</w:t>
+      </w:r>
+      <w:r>
+        <w:rPr>
+          <w:b/>
+          <w:sz w:val="18"/>
+          <w:szCs w:val="18"/>
+        </w:rPr>
+        <w:t>4</w:t>
+      </w:r>
+    </w:p>
+    <w:p>
+      <w:pPr>
+        <w:ind w:left="720" w:firstLine="720"/>
+        <w:rPr>
+          <w:b/>
+          <w:sz w:val="18"/>
+          <w:szCs w:val="18"/>
+        </w:rPr>
+      </w:pPr>
+      <w:r>
+        <w:rPr>
+          <w:b/>
+          <w:sz w:val="18"/>
+          <w:szCs w:val="18"/>
+        </w:rPr>
+        <w:t>IT Manager</w:t>
+      </w:r>
+      <w:r>
+        <w:rPr>
+          <w:b/>
+          <w:sz w:val="18"/>
+          <w:szCs w:val="18"/>
+        </w:rPr>
+        <w:t xml:space="preserve"> </w:t>
+      </w:r>
+      <w:r>
+        <w:rPr>
+          <w:b/>
+          <w:sz w:val="18"/>
+          <w:szCs w:val="18"/>
+        </w:rPr>
+        <w:t>(</w:t>
+      </w:r>
+      <w:r>
+        <w:rPr>
+          <w:b/>
+          <w:sz w:val="18"/>
+          <w:szCs w:val="18"/>
+        </w:rPr>
+        <w:t>Interim</w:t>
+      </w:r>
+      <w:r>
+        <w:rPr>
+          <w:b/>
+          <w:sz w:val="18"/>
+          <w:szCs w:val="18"/>
+        </w:rPr>
+        <w:t xml:space="preserve">) </w:t>
+      </w:r>
+      <w:r>
+        <w:rPr>
+          <w:b/>
+          <w:sz w:val="18"/>
+          <w:szCs w:val="18"/>
+        </w:rPr>
+        <w:t>- Mar 2021 - Apr 2022</w:t>
+      </w:r>
+    </w:p>
+    <w:p>
+      <w:pPr>
+        <w:ind w:left="720" w:firstLine="720"/>
+        <w:rPr>
+          <w:b/>
+          <w:sz w:val="18"/>
+          <w:szCs w:val="18"/>
+        </w:rPr>
+      </w:pPr>
+      <w:r>
+        <w:rPr>
+          <w:b/>
+          <w:sz w:val="18"/>
+          <w:szCs w:val="18"/>
+        </w:rPr>
+        <w:t xml:space="preserve">System Administrator </w:t>
       </w:r>
       <w:r>
         <w:rPr>
@@ -347,65 +818,70 @@
           <w:sz w:val="18"/>
           <w:szCs w:val="18"/>
         </w:rPr>
-        <w:t>Apr 2022 - Present</w:t>
-      </w:r>
-    </w:p>
-    <w:p>
-      <w:pPr>
-        <w:ind w:firstLine="720"/>
-        <w:rPr>
-          <w:b/>
-          <w:sz w:val="18"/>
-          <w:szCs w:val="18"/>
-        </w:rPr>
-      </w:pPr>
-      <w:r>
-        <w:rPr>
-          <w:b/>
-          <w:sz w:val="18"/>
-          <w:szCs w:val="18"/>
-        </w:rPr>
-        <w:t>IT System Administrator I Team Lead - Mar 2021 - Apr 2022</w:t>
-      </w:r>
-    </w:p>
-    <w:p>
-      <w:pPr>
-        <w:ind w:firstLine="720"/>
-        <w:rPr>
-          <w:b/>
-          <w:sz w:val="18"/>
-          <w:szCs w:val="18"/>
-        </w:rPr>
-      </w:pPr>
-      <w:r>
-        <w:rPr>
-          <w:b/>
-          <w:sz w:val="18"/>
-          <w:szCs w:val="18"/>
-        </w:rPr>
-        <w:t>Application/System Administrator Team Lead - Dec 2012 - Marc 2021</w:t>
-      </w:r>
-    </w:p>
-    <w:p>
-      <w:pPr>
-        <w:ind w:firstLine="720"/>
-        <w:rPr>
-          <w:b/>
-          <w:sz w:val="18"/>
-          <w:szCs w:val="18"/>
-        </w:rPr>
-      </w:pPr>
-      <w:r>
-        <w:rPr>
-          <w:b/>
-          <w:sz w:val="18"/>
-          <w:szCs w:val="18"/>
-        </w:rPr>
-        <w:t>Electronics Specialist - Aug 2021 - Nov 2012</w:t>
-      </w:r>
-    </w:p>
-    <w:p>
-      <w:pPr>
+        <w:t xml:space="preserve">IT Team Lead </w:t>
+      </w:r>
+      <w:r>
+        <w:rPr>
+          <w:b/>
+          <w:sz w:val="18"/>
+          <w:szCs w:val="18"/>
+        </w:rPr>
+        <w:t xml:space="preserve">- Dec 2012 - </w:t>
+      </w:r>
+      <w:r>
+        <w:rPr>
+          <w:b/>
+          <w:sz w:val="18"/>
+          <w:szCs w:val="18"/>
+        </w:rPr>
+        <w:t xml:space="preserve">Apr </w:t>
+      </w:r>
+      <w:r>
+        <w:rPr>
+          <w:b/>
+          <w:sz w:val="18"/>
+          <w:szCs w:val="18"/>
+        </w:rPr>
+        <w:t>2021</w:t>
+      </w:r>
+    </w:p>
+    <w:p>
+      <w:pPr>
+        <w:ind w:left="720" w:firstLine="720"/>
+        <w:rPr>
+          <w:b/>
+          <w:sz w:val="18"/>
+          <w:szCs w:val="18"/>
+        </w:rPr>
+      </w:pPr>
+      <w:r>
+        <w:rPr>
+          <w:b/>
+          <w:sz w:val="18"/>
+          <w:szCs w:val="18"/>
+        </w:rPr>
+        <w:t>Electronics Specialist - Aug 20</w:t>
+      </w:r>
+      <w:r>
+        <w:rPr>
+          <w:b/>
+          <w:sz w:val="18"/>
+          <w:szCs w:val="18"/>
+        </w:rPr>
+        <w:t>1</w:t>
+      </w:r>
+      <w:r>
+        <w:rPr>
+          <w:b/>
+          <w:sz w:val="18"/>
+          <w:szCs w:val="18"/>
+        </w:rPr>
+        <w:t>1 - Nov 2012</w:t>
+      </w:r>
+    </w:p>
+    <w:p>
+      <w:pPr>
+        <w:ind w:left="720"/>
         <w:rPr>
           <w:bCs/>
           <w:sz w:val="18"/>
@@ -455,6 +931,7 @@
     </w:p>
     <w:p>
       <w:pPr>
+        <w:ind w:left="720"/>
         <w:rPr>
           <w:bCs/>
           <w:sz w:val="18"/>
@@ -497,6 +974,7 @@
     </w:p>
     <w:p>
       <w:pPr>
+        <w:ind w:left="720"/>
         <w:rPr>
           <w:bCs/>
           <w:sz w:val="18"/>
@@ -526,20 +1004,78 @@
           <w:sz w:val="18"/>
           <w:szCs w:val="18"/>
         </w:rPr>
-        <w:t xml:space="preserve">and Power BI, </w:t>
-      </w:r>
-      <w:r>
-        <w:rPr>
-          <w:bCs/>
-          <w:sz w:val="18"/>
-          <w:szCs w:val="18"/>
-        </w:rPr>
-        <w:t>wrote the SQL back-end</w:t>
-      </w:r>
-    </w:p>
-    <w:p>
-      <w:pPr>
-        <w:ind w:left="720" w:firstLine="720"/>
+        <w:t xml:space="preserve">and </w:t>
+      </w:r>
+      <w:r>
+        <w:rPr>
+          <w:bCs/>
+          <w:sz w:val="18"/>
+          <w:szCs w:val="18"/>
+        </w:rPr>
+        <w:t xml:space="preserve">migrated to </w:t>
+      </w:r>
+      <w:r>
+        <w:rPr>
+          <w:bCs/>
+          <w:sz w:val="18"/>
+          <w:szCs w:val="18"/>
+        </w:rPr>
+        <w:t>Power BI</w:t>
+      </w:r>
+    </w:p>
+    <w:p>
+      <w:pPr>
+        <w:ind w:left="1440" w:firstLine="720"/>
+        <w:rPr>
+          <w:bCs/>
+          <w:sz w:val="18"/>
+          <w:szCs w:val="18"/>
+        </w:rPr>
+      </w:pPr>
+      <w:r>
+        <w:rPr>
+          <w:bCs/>
+          <w:sz w:val="18"/>
+          <w:szCs w:val="18"/>
+        </w:rPr>
+        <w:t>W</w:t>
+      </w:r>
+      <w:r>
+        <w:rPr>
+          <w:bCs/>
+          <w:sz w:val="18"/>
+          <w:szCs w:val="18"/>
+        </w:rPr>
+        <w:t xml:space="preserve">rote </w:t>
+      </w:r>
+      <w:r>
+        <w:rPr>
+          <w:bCs/>
+          <w:sz w:val="18"/>
+          <w:szCs w:val="18"/>
+        </w:rPr>
+        <w:t xml:space="preserve">all </w:t>
+      </w:r>
+      <w:r>
+        <w:rPr>
+          <w:bCs/>
+          <w:sz w:val="18"/>
+          <w:szCs w:val="18"/>
+        </w:rPr>
+        <w:t>the SQL back-end</w:t>
+      </w:r>
+      <w:r>
+        <w:rPr>
+          <w:bCs/>
+          <w:sz w:val="18"/>
+          <w:szCs w:val="18"/>
+        </w:rPr>
+        <w:t xml:space="preserve"> statements for reporting</w:t>
+      </w:r>
+    </w:p>
+    <w:p>
+      <w:pPr>
+        <w:ind w:left="1440" w:firstLine="720"/>
         <w:rPr>
           <w:bCs/>
           <w:sz w:val="18"/>
@@ -557,6 +1093,7 @@
     </w:p>
     <w:p>
       <w:pPr>
+        <w:ind w:left="720"/>
         <w:rPr>
           <w:bCs/>
           <w:sz w:val="18"/>
@@ -588,18 +1125,10 @@
         </w:rPr>
         <w:tab/>
       </w:r>
-      <w:r>
-        <w:rPr>
-          <w:bCs/>
-          <w:sz w:val="18"/>
-          <w:szCs w:val="18"/>
-        </w:rPr>
-        <w:tab/>
-      </w:r>
-    </w:p>
-    <w:p>
-      <w:pPr>
-        <w:ind w:left="720" w:firstLine="720"/>
+    </w:p>
+    <w:p>
+      <w:pPr>
+        <w:ind w:left="1440" w:firstLine="720"/>
         <w:rPr>
           <w:bCs/>
           <w:sz w:val="18"/>
@@ -657,7 +1186,7 @@
     </w:p>
     <w:p>
       <w:pPr>
-        <w:ind w:left="720" w:firstLine="720"/>
+        <w:ind w:left="1440" w:firstLine="720"/>
         <w:rPr>
           <w:bCs/>
           <w:sz w:val="18"/>
@@ -680,13 +1209,23 @@
         </w:rPr>
         <w:t xml:space="preserve"> of Veeam, Nimble, </w:t>
       </w:r>
-      <w:r>
-        <w:rPr>
-          <w:bCs/>
-          <w:sz w:val="18"/>
-          <w:szCs w:val="18"/>
-        </w:rPr>
-        <w:t>Qumulo,</w:t>
+      <w:proofErr w:type="spellStart"/>
+      <w:r>
+        <w:rPr>
+          <w:bCs/>
+          <w:sz w:val="18"/>
+          <w:szCs w:val="18"/>
+        </w:rPr>
+        <w:t>Qumulo</w:t>
+      </w:r>
+      <w:proofErr w:type="spellEnd"/>
+      <w:r>
+        <w:rPr>
+          <w:bCs/>
+          <w:sz w:val="18"/>
+          <w:szCs w:val="18"/>
+        </w:rPr>
+        <w:t>,</w:t>
       </w:r>
       <w:r>
         <w:rPr>
@@ -723,6 +1262,7 @@
     </w:p>
     <w:p>
       <w:pPr>
+        <w:ind w:left="720"/>
         <w:rPr>
           <w:bCs/>
           <w:sz w:val="18"/>
@@ -765,6 +1305,7 @@
     </w:p>
     <w:p>
       <w:pPr>
+        <w:ind w:left="720"/>
         <w:rPr>
           <w:bCs/>
           <w:sz w:val="18"/>
@@ -791,6 +1332,7 @@
     </w:p>
     <w:p>
       <w:pPr>
+        <w:ind w:left="720"/>
         <w:rPr>
           <w:bCs/>
           <w:sz w:val="18"/>
@@ -872,6 +1414,7 @@
     </w:p>
     <w:p>
       <w:pPr>
+        <w:ind w:left="720"/>
         <w:rPr>
           <w:bCs/>
           <w:sz w:val="18"/>
@@ -908,8 +1451,18 @@
           <w:sz w:val="18"/>
           <w:szCs w:val="18"/>
         </w:rPr>
-        <w:t>, PRTG, and CheckMK</w:t>
-      </w:r>
+        <w:t xml:space="preserve">, PRTG, and </w:t>
+      </w:r>
+      <w:proofErr w:type="spellStart"/>
+      <w:r>
+        <w:rPr>
+          <w:bCs/>
+          <w:sz w:val="18"/>
+          <w:szCs w:val="18"/>
+        </w:rPr>
+        <w:t>CheckMK</w:t>
+      </w:r>
+      <w:proofErr w:type="spellEnd"/>
       <w:r>
         <w:rPr>
           <w:bCs/>
@@ -977,6 +1530,7 @@
     </w:p>
     <w:p>
       <w:pPr>
+        <w:ind w:left="720"/>
         <w:rPr>
           <w:bCs/>
           <w:sz w:val="18"/>
@@ -1027,6 +1581,7 @@
     </w:p>
     <w:p>
       <w:pPr>
+        <w:ind w:left="720"/>
         <w:rPr>
           <w:bCs/>
           <w:sz w:val="18"/>
@@ -1116,6 +1671,7 @@
     </w:p>
     <w:p>
       <w:pPr>
+        <w:ind w:left="720"/>
         <w:rPr>
           <w:bCs/>
           <w:sz w:val="18"/>
@@ -1142,6 +1698,7 @@
     </w:p>
     <w:p>
       <w:pPr>
+        <w:ind w:left="720"/>
         <w:rPr>
           <w:bCs/>
           <w:sz w:val="18"/>
@@ -1168,6 +1725,7 @@
     </w:p>
     <w:p>
       <w:pPr>
+        <w:ind w:left="720"/>
         <w:rPr>
           <w:bCs/>
           <w:sz w:val="18"/>
@@ -1233,6 +1791,7 @@
     </w:p>
     <w:p>
       <w:pPr>
+        <w:ind w:left="720"/>
         <w:rPr>
           <w:bCs/>
           <w:sz w:val="18"/>
@@ -1285,6 +1844,44 @@
     </w:p>
     <w:p>
       <w:pPr>
+        <w:ind w:left="720"/>
+        <w:rPr>
+          <w:bCs/>
+          <w:sz w:val="18"/>
+          <w:szCs w:val="18"/>
+        </w:rPr>
+      </w:pPr>
+      <w:r>
+        <w:rPr>
+          <w:b/>
+          <w:bCs/>
+          <w:sz w:val="18"/>
+          <w:szCs w:val="18"/>
+        </w:rPr>
+        <w:t>North Car</w:t>
+      </w:r>
+      <w:r>
+        <w:rPr>
+          <w:b/>
+          <w:bCs/>
+          <w:sz w:val="18"/>
+          <w:szCs w:val="18"/>
+        </w:rPr>
+        <w:t>o</w:t>
+      </w:r>
+      <w:r>
+        <w:rPr>
+          <w:b/>
+          <w:bCs/>
+          <w:sz w:val="18"/>
+          <w:szCs w:val="18"/>
+        </w:rPr>
+        <w:t>lina Department of Transportation</w:t>
+      </w:r>
+    </w:p>
+    <w:p>
+      <w:pPr>
+        <w:ind w:left="720"/>
         <w:rPr>
           <w:b/>
           <w:bCs/>
@@ -1344,60 +1941,6 @@
           <w:sz w:val="18"/>
           <w:szCs w:val="18"/>
         </w:rPr>
-        <w:t xml:space="preserve"> N</w:t>
-      </w:r>
-      <w:r>
-        <w:rPr>
-          <w:b/>
-          <w:bCs/>
-          <w:sz w:val="18"/>
-          <w:szCs w:val="18"/>
-        </w:rPr>
-        <w:t>orth Car</w:t>
-      </w:r>
-      <w:r>
-        <w:rPr>
-          <w:b/>
-          <w:bCs/>
-          <w:sz w:val="18"/>
-          <w:szCs w:val="18"/>
-        </w:rPr>
-        <w:t>o</w:t>
-      </w:r>
-      <w:r>
-        <w:rPr>
-          <w:b/>
-          <w:bCs/>
-          <w:sz w:val="18"/>
-          <w:szCs w:val="18"/>
-        </w:rPr>
-        <w:t xml:space="preserve">lina Department </w:t>
-      </w:r>
-      <w:r>
-        <w:rPr>
-          <w:b/>
-          <w:bCs/>
-          <w:sz w:val="18"/>
-          <w:szCs w:val="18"/>
-        </w:rPr>
-        <w:t>of</w:t>
-      </w:r>
-      <w:r>
-        <w:rPr>
-          <w:b/>
-          <w:bCs/>
-          <w:sz w:val="18"/>
-          <w:szCs w:val="18"/>
-        </w:rPr>
-        <w:t xml:space="preserve"> Transportation</w:t>
-      </w:r>
-      <w:r>
-        <w:rPr>
-          <w:b/>
-          <w:bCs/>
-          <w:sz w:val="18"/>
-          <w:szCs w:val="18"/>
-        </w:rPr>
         <w:t xml:space="preserve"> </w:t>
       </w:r>
       <w:r>
@@ -1407,6 +1950,24 @@
           <w:sz w:val="18"/>
           <w:szCs w:val="18"/>
         </w:rPr>
+        <w:t>March 2008</w:t>
+      </w:r>
+      <w:r>
+        <w:rPr>
+          <w:b/>
+          <w:bCs/>
+          <w:sz w:val="18"/>
+          <w:szCs w:val="18"/>
+        </w:rPr>
+        <w:t xml:space="preserve"> </w:t>
+      </w:r>
+      <w:r>
+        <w:rPr>
+          <w:b/>
+          <w:bCs/>
+          <w:sz w:val="18"/>
+          <w:szCs w:val="18"/>
+        </w:rPr>
         <w:t>-</w:t>
       </w:r>
       <w:r>
@@ -1425,12 +1986,625 @@
           <w:sz w:val="18"/>
           <w:szCs w:val="18"/>
         </w:rPr>
+        <w:t>June 2011</w:t>
+      </w:r>
+    </w:p>
+    <w:p>
+      <w:pPr>
+        <w:ind w:left="720"/>
+        <w:rPr>
+          <w:bCs/>
+          <w:sz w:val="18"/>
+          <w:szCs w:val="18"/>
+        </w:rPr>
+      </w:pPr>
+      <w:r>
+        <w:rPr>
+          <w:bCs/>
+          <w:sz w:val="18"/>
+          <w:szCs w:val="18"/>
+        </w:rPr>
+        <w:tab/>
+      </w:r>
+      <w:r>
+        <w:rPr>
+          <w:bCs/>
+          <w:sz w:val="18"/>
+          <w:szCs w:val="18"/>
+        </w:rPr>
+        <w:tab/>
+        <w:t xml:space="preserve">Helped implement and administer </w:t>
+      </w:r>
+      <w:r>
+        <w:rPr>
+          <w:bCs/>
+          <w:sz w:val="18"/>
+          <w:szCs w:val="18"/>
+        </w:rPr>
+        <w:t>Remedy for entire organization</w:t>
+      </w:r>
+    </w:p>
+    <w:p>
+      <w:pPr>
+        <w:ind w:left="1440" w:firstLine="720"/>
+        <w:rPr>
+          <w:bCs/>
+          <w:sz w:val="18"/>
+          <w:szCs w:val="18"/>
+        </w:rPr>
+      </w:pPr>
+      <w:r>
+        <w:rPr>
+          <w:bCs/>
+          <w:sz w:val="18"/>
+          <w:szCs w:val="18"/>
+        </w:rPr>
+        <w:t>Played a p</w:t>
+      </w:r>
+      <w:r>
+        <w:rPr>
+          <w:bCs/>
+          <w:sz w:val="18"/>
+          <w:szCs w:val="18"/>
+        </w:rPr>
+        <w:t>ivotal role on</w:t>
+      </w:r>
+      <w:r>
+        <w:rPr>
+          <w:bCs/>
+          <w:sz w:val="18"/>
+          <w:szCs w:val="18"/>
+        </w:rPr>
+        <w:t xml:space="preserve"> the Remedy data gathering team</w:t>
+      </w:r>
+      <w:r>
+        <w:rPr>
+          <w:bCs/>
+          <w:sz w:val="18"/>
+          <w:szCs w:val="18"/>
+        </w:rPr>
+        <w:t xml:space="preserve"> </w:t>
+      </w:r>
+      <w:r>
+        <w:rPr>
+          <w:bCs/>
+          <w:sz w:val="18"/>
+          <w:szCs w:val="18"/>
+        </w:rPr>
+        <w:t xml:space="preserve">- </w:t>
+      </w:r>
+      <w:r>
+        <w:rPr>
+          <w:bCs/>
+          <w:sz w:val="18"/>
+          <w:szCs w:val="18"/>
+        </w:rPr>
+        <w:t>data cleans</w:t>
+      </w:r>
+      <w:r>
+        <w:rPr>
+          <w:bCs/>
+          <w:sz w:val="18"/>
+          <w:szCs w:val="18"/>
+        </w:rPr>
+        <w:t xml:space="preserve">ing, training, and </w:t>
+      </w:r>
+      <w:r>
+        <w:rPr>
+          <w:bCs/>
+          <w:sz w:val="18"/>
+          <w:szCs w:val="18"/>
+        </w:rPr>
+        <w:t>admin</w:t>
+      </w:r>
+    </w:p>
+    <w:p>
+      <w:pPr>
+        <w:ind w:left="720"/>
+        <w:rPr>
+          <w:bCs/>
+          <w:sz w:val="18"/>
+          <w:szCs w:val="18"/>
+        </w:rPr>
+      </w:pPr>
+      <w:r>
+        <w:rPr>
+          <w:bCs/>
+          <w:sz w:val="18"/>
+          <w:szCs w:val="18"/>
+        </w:rPr>
+        <w:tab/>
+      </w:r>
+      <w:r>
+        <w:rPr>
+          <w:bCs/>
+          <w:sz w:val="18"/>
+          <w:szCs w:val="18"/>
+        </w:rPr>
+        <w:tab/>
+        <w:t>Served as Heat, AD, LDAP, SAP, mainframe, and NCID administrator</w:t>
+      </w:r>
+    </w:p>
+    <w:p>
+      <w:pPr>
+        <w:ind w:left="720"/>
+        <w:rPr>
+          <w:bCs/>
+          <w:sz w:val="18"/>
+          <w:szCs w:val="18"/>
+        </w:rPr>
+      </w:pPr>
+      <w:r>
+        <w:rPr>
+          <w:bCs/>
+          <w:sz w:val="18"/>
+          <w:szCs w:val="18"/>
+        </w:rPr>
+        <w:tab/>
+      </w:r>
+      <w:r>
+        <w:rPr>
+          <w:bCs/>
+          <w:sz w:val="18"/>
+          <w:szCs w:val="18"/>
+        </w:rPr>
+        <w:tab/>
+        <w:t>Crafted Crystal Reports from scratch for both Heat and Remedy</w:t>
+      </w:r>
+      <w:r>
+        <w:rPr>
+          <w:bCs/>
+          <w:sz w:val="18"/>
+          <w:szCs w:val="18"/>
+        </w:rPr>
+        <w:tab/>
+      </w:r>
+      <w:r>
+        <w:rPr>
+          <w:bCs/>
+          <w:sz w:val="18"/>
+          <w:szCs w:val="18"/>
+        </w:rPr>
+        <w:tab/>
+      </w:r>
+    </w:p>
+    <w:p>
+      <w:pPr>
+        <w:ind w:left="720"/>
+        <w:rPr>
+          <w:bCs/>
+          <w:sz w:val="18"/>
+          <w:szCs w:val="18"/>
+        </w:rPr>
+      </w:pPr>
+      <w:r>
+        <w:rPr>
+          <w:bCs/>
+          <w:sz w:val="18"/>
+          <w:szCs w:val="18"/>
+        </w:rPr>
+        <w:tab/>
+      </w:r>
+      <w:r>
+        <w:rPr>
+          <w:bCs/>
+          <w:sz w:val="18"/>
+          <w:szCs w:val="18"/>
+        </w:rPr>
+        <w:tab/>
+        <w:t>Worked directly with end users to troubleshoot problems</w:t>
+      </w:r>
+    </w:p>
+    <w:p>
+      <w:pPr>
+        <w:ind w:left="720"/>
+        <w:rPr>
+          <w:bCs/>
+          <w:sz w:val="18"/>
+          <w:szCs w:val="18"/>
+        </w:rPr>
+      </w:pPr>
+      <w:r>
+        <w:rPr>
+          <w:bCs/>
+          <w:sz w:val="18"/>
+          <w:szCs w:val="18"/>
+        </w:rPr>
+        <w:tab/>
+      </w:r>
+      <w:r>
+        <w:rPr>
+          <w:bCs/>
+          <w:sz w:val="18"/>
+          <w:szCs w:val="18"/>
+        </w:rPr>
+        <w:tab/>
+        <w:t>Sent out important distributions to entire organization</w:t>
+      </w:r>
+    </w:p>
+    <w:p>
+      <w:pPr>
+        <w:ind w:left="720"/>
+        <w:rPr>
+          <w:bCs/>
+          <w:sz w:val="18"/>
+          <w:szCs w:val="18"/>
+        </w:rPr>
+      </w:pPr>
+      <w:r>
+        <w:rPr>
+          <w:bCs/>
+          <w:sz w:val="18"/>
+          <w:szCs w:val="18"/>
+        </w:rPr>
+        <w:tab/>
+      </w:r>
+      <w:r>
+        <w:rPr>
+          <w:bCs/>
+          <w:sz w:val="18"/>
+          <w:szCs w:val="18"/>
+        </w:rPr>
+        <w:tab/>
+        <w:t>Helped with Exchange rollover from Netscape mail for entire organization</w:t>
+      </w:r>
+    </w:p>
+    <w:p>
+      <w:pPr>
+        <w:ind w:left="720"/>
+        <w:rPr>
+          <w:bCs/>
+          <w:sz w:val="18"/>
+          <w:szCs w:val="18"/>
+        </w:rPr>
+      </w:pPr>
+      <w:r>
+        <w:rPr>
+          <w:bCs/>
+          <w:sz w:val="18"/>
+          <w:szCs w:val="18"/>
+        </w:rPr>
+        <w:tab/>
+      </w:r>
+      <w:r>
+        <w:rPr>
+          <w:bCs/>
+          <w:sz w:val="18"/>
+          <w:szCs w:val="18"/>
+        </w:rPr>
+        <w:tab/>
+        <w:t>Pulled data out of Oracle database through SQL*Plus</w:t>
+      </w:r>
+    </w:p>
+    <w:p>
+      <w:pPr>
+        <w:ind w:left="720"/>
+        <w:rPr>
+          <w:b/>
+          <w:sz w:val="18"/>
+          <w:szCs w:val="18"/>
+        </w:rPr>
+      </w:pPr>
+    </w:p>
+    <w:p>
+      <w:pPr>
+        <w:ind w:left="720"/>
+        <w:rPr>
+          <w:b/>
+          <w:bCs/>
+          <w:sz w:val="18"/>
+          <w:szCs w:val="18"/>
+        </w:rPr>
+      </w:pPr>
+      <w:r>
+        <w:rPr>
+          <w:b/>
+          <w:sz w:val="18"/>
+          <w:szCs w:val="18"/>
+        </w:rPr>
+        <w:t>AE Computer Solutions</w:t>
+      </w:r>
+    </w:p>
+    <w:p>
+      <w:pPr>
+        <w:ind w:left="720"/>
+        <w:rPr>
+          <w:b/>
+          <w:sz w:val="18"/>
+          <w:szCs w:val="18"/>
+        </w:rPr>
+      </w:pPr>
+      <w:r>
+        <w:rPr>
+          <w:b/>
+          <w:bCs/>
+          <w:sz w:val="18"/>
+          <w:szCs w:val="18"/>
+        </w:rPr>
+        <w:tab/>
+      </w:r>
+      <w:r>
+        <w:rPr>
+          <w:b/>
+          <w:sz w:val="18"/>
+          <w:szCs w:val="18"/>
+        </w:rPr>
+        <w:t>Electronics</w:t>
+      </w:r>
+      <w:r>
+        <w:rPr>
+          <w:b/>
+          <w:sz w:val="18"/>
+          <w:szCs w:val="18"/>
+        </w:rPr>
+        <w:t xml:space="preserve"> Technician </w:t>
+      </w:r>
+      <w:r>
+        <w:rPr>
+          <w:b/>
+          <w:sz w:val="18"/>
+          <w:szCs w:val="18"/>
+        </w:rPr>
+        <w:t>-</w:t>
+      </w:r>
+      <w:r>
+        <w:rPr>
+          <w:b/>
+          <w:sz w:val="18"/>
+          <w:szCs w:val="18"/>
+        </w:rPr>
+        <w:t xml:space="preserve"> January 2006 </w:t>
+      </w:r>
+      <w:r>
+        <w:rPr>
+          <w:b/>
+          <w:sz w:val="18"/>
+          <w:szCs w:val="18"/>
+        </w:rPr>
+        <w:t>-</w:t>
+      </w:r>
+      <w:r>
+        <w:rPr>
+          <w:b/>
+          <w:sz w:val="18"/>
+          <w:szCs w:val="18"/>
+        </w:rPr>
+        <w:t xml:space="preserve"> </w:t>
+      </w:r>
+      <w:r>
+        <w:rPr>
+          <w:b/>
+          <w:sz w:val="18"/>
+          <w:szCs w:val="18"/>
+        </w:rPr>
         <w:t>March 2008</w:t>
       </w:r>
-      <w:r>
-        <w:rPr>
-          <w:b/>
-          <w:bCs/>
+    </w:p>
+    <w:p>
+      <w:pPr>
+        <w:ind w:left="720"/>
+        <w:rPr>
+          <w:bCs/>
+          <w:sz w:val="18"/>
+          <w:szCs w:val="18"/>
+        </w:rPr>
+      </w:pPr>
+      <w:r>
+        <w:rPr>
+          <w:bCs/>
+          <w:sz w:val="18"/>
+          <w:szCs w:val="18"/>
+        </w:rPr>
+        <w:tab/>
+      </w:r>
+      <w:r>
+        <w:rPr>
+          <w:bCs/>
+          <w:sz w:val="18"/>
+          <w:szCs w:val="18"/>
+        </w:rPr>
+        <w:tab/>
+        <w:t>Repaired computer hardware including all internal replacements</w:t>
+      </w:r>
+    </w:p>
+    <w:p>
+      <w:pPr>
+        <w:ind w:left="720"/>
+        <w:rPr>
+          <w:bCs/>
+          <w:sz w:val="18"/>
+          <w:szCs w:val="18"/>
+        </w:rPr>
+      </w:pPr>
+      <w:r>
+        <w:rPr>
+          <w:bCs/>
+          <w:sz w:val="18"/>
+          <w:szCs w:val="18"/>
+        </w:rPr>
+        <w:tab/>
+      </w:r>
+      <w:r>
+        <w:rPr>
+          <w:bCs/>
+          <w:sz w:val="18"/>
+          <w:szCs w:val="18"/>
+        </w:rPr>
+        <w:tab/>
+        <w:t xml:space="preserve">Repaired laptops including LCD screen </w:t>
+      </w:r>
+      <w:r>
+        <w:rPr>
+          <w:bCs/>
+          <w:sz w:val="18"/>
+          <w:szCs w:val="18"/>
+        </w:rPr>
+        <w:t>and motherboard</w:t>
+      </w:r>
+      <w:r>
+        <w:rPr>
+          <w:bCs/>
+          <w:sz w:val="18"/>
+          <w:szCs w:val="18"/>
+        </w:rPr>
+        <w:t xml:space="preserve"> replacement</w:t>
+      </w:r>
+    </w:p>
+    <w:p>
+      <w:pPr>
+        <w:ind w:left="720"/>
+        <w:rPr>
+          <w:bCs/>
+          <w:sz w:val="18"/>
+          <w:szCs w:val="18"/>
+        </w:rPr>
+      </w:pPr>
+      <w:r>
+        <w:rPr>
+          <w:bCs/>
+          <w:sz w:val="18"/>
+          <w:szCs w:val="18"/>
+        </w:rPr>
+        <w:tab/>
+      </w:r>
+      <w:r>
+        <w:rPr>
+          <w:bCs/>
+          <w:sz w:val="18"/>
+          <w:szCs w:val="18"/>
+        </w:rPr>
+        <w:tab/>
+        <w:t>Repaired printers including maintenance kits and internal components</w:t>
+      </w:r>
+    </w:p>
+    <w:p>
+      <w:pPr>
+        <w:ind w:left="720"/>
+        <w:rPr>
+          <w:bCs/>
+          <w:sz w:val="18"/>
+          <w:szCs w:val="18"/>
+        </w:rPr>
+      </w:pPr>
+      <w:r>
+        <w:rPr>
+          <w:bCs/>
+          <w:sz w:val="18"/>
+          <w:szCs w:val="18"/>
+        </w:rPr>
+        <w:tab/>
+      </w:r>
+      <w:r>
+        <w:rPr>
+          <w:bCs/>
+          <w:sz w:val="18"/>
+          <w:szCs w:val="18"/>
+        </w:rPr>
+        <w:tab/>
+        <w:t>Repaired McKesson Acudose hospital equipment</w:t>
+      </w:r>
+    </w:p>
+    <w:p>
+      <w:pPr>
+        <w:ind w:left="720"/>
+        <w:rPr>
+          <w:bCs/>
+          <w:sz w:val="18"/>
+          <w:szCs w:val="18"/>
+        </w:rPr>
+      </w:pPr>
+      <w:r>
+        <w:rPr>
+          <w:bCs/>
+          <w:sz w:val="18"/>
+          <w:szCs w:val="18"/>
+        </w:rPr>
+        <w:tab/>
+      </w:r>
+      <w:r>
+        <w:rPr>
+          <w:bCs/>
+          <w:sz w:val="18"/>
+          <w:szCs w:val="18"/>
+        </w:rPr>
+        <w:tab/>
+        <w:t>Acquired TAT certification to become a Toshiba Certified Technician</w:t>
+      </w:r>
+    </w:p>
+    <w:p>
+      <w:pPr>
+        <w:ind w:left="720"/>
+        <w:rPr>
+          <w:b/>
+          <w:sz w:val="18"/>
+          <w:szCs w:val="18"/>
+        </w:rPr>
+      </w:pPr>
+    </w:p>
+    <w:p>
+      <w:pPr>
+        <w:ind w:left="720"/>
+        <w:rPr>
+          <w:b/>
+          <w:bCs/>
+          <w:sz w:val="18"/>
+          <w:szCs w:val="18"/>
+        </w:rPr>
+      </w:pPr>
+      <w:r>
+        <w:rPr>
+          <w:b/>
+          <w:sz w:val="18"/>
+          <w:szCs w:val="18"/>
+        </w:rPr>
+        <w:t>Raleigh Convention Center</w:t>
+      </w:r>
+    </w:p>
+    <w:p>
+      <w:pPr>
+        <w:ind w:left="720"/>
+        <w:rPr>
+          <w:b/>
+          <w:sz w:val="18"/>
+          <w:szCs w:val="18"/>
+        </w:rPr>
+      </w:pPr>
+      <w:r>
+        <w:rPr>
+          <w:b/>
+          <w:bCs/>
+          <w:sz w:val="18"/>
+          <w:szCs w:val="18"/>
+        </w:rPr>
+        <w:tab/>
+      </w:r>
+      <w:r>
+        <w:rPr>
+          <w:b/>
+          <w:sz w:val="18"/>
+          <w:szCs w:val="18"/>
+        </w:rPr>
+        <w:t xml:space="preserve">System Administrator/Programmer </w:t>
+      </w:r>
+      <w:r>
+        <w:rPr>
+          <w:b/>
+          <w:sz w:val="18"/>
+          <w:szCs w:val="18"/>
+        </w:rPr>
+        <w:t>-</w:t>
+      </w:r>
+      <w:r>
+        <w:rPr>
+          <w:b/>
+          <w:sz w:val="18"/>
+          <w:szCs w:val="18"/>
+        </w:rPr>
+        <w:t xml:space="preserve"> June</w:t>
+      </w:r>
+      <w:r>
+        <w:rPr>
+          <w:b/>
           <w:sz w:val="18"/>
           <w:szCs w:val="18"/>
         </w:rPr>
@@ -1439,16 +2613,232 @@
       <w:r>
         <w:rPr>
           <w:b/>
-          <w:bCs/>
-          <w:sz w:val="18"/>
-          <w:szCs w:val="18"/>
-        </w:rPr>
-        <w:t>-</w:t>
-      </w:r>
-      <w:r>
-        <w:rPr>
-          <w:b/>
-          <w:bCs/>
+          <w:sz w:val="18"/>
+          <w:szCs w:val="18"/>
+        </w:rPr>
+        <w:t xml:space="preserve">2005 </w:t>
+      </w:r>
+      <w:r>
+        <w:rPr>
+          <w:b/>
+          <w:sz w:val="18"/>
+          <w:szCs w:val="18"/>
+        </w:rPr>
+        <w:t xml:space="preserve">- </w:t>
+      </w:r>
+      <w:r>
+        <w:rPr>
+          <w:b/>
+          <w:sz w:val="18"/>
+          <w:szCs w:val="18"/>
+        </w:rPr>
+        <w:t>October 2005</w:t>
+      </w:r>
+    </w:p>
+    <w:p>
+      <w:pPr>
+        <w:ind w:left="720"/>
+        <w:rPr>
+          <w:sz w:val="18"/>
+          <w:szCs w:val="18"/>
+        </w:rPr>
+      </w:pPr>
+      <w:r>
+        <w:rPr>
+          <w:sz w:val="18"/>
+          <w:szCs w:val="18"/>
+        </w:rPr>
+        <w:tab/>
+      </w:r>
+      <w:r>
+        <w:rPr>
+          <w:sz w:val="18"/>
+          <w:szCs w:val="18"/>
+        </w:rPr>
+        <w:tab/>
+        <w:t>Worked directly with users to provide support for daily problems</w:t>
+      </w:r>
+    </w:p>
+    <w:p>
+      <w:pPr>
+        <w:ind w:left="720"/>
+        <w:rPr>
+          <w:sz w:val="18"/>
+          <w:szCs w:val="18"/>
+        </w:rPr>
+      </w:pPr>
+      <w:r>
+        <w:rPr>
+          <w:sz w:val="18"/>
+          <w:szCs w:val="18"/>
+        </w:rPr>
+        <w:tab/>
+      </w:r>
+      <w:r>
+        <w:rPr>
+          <w:sz w:val="18"/>
+          <w:szCs w:val="18"/>
+        </w:rPr>
+        <w:tab/>
+        <w:t>Provided upkeep on the network and servers</w:t>
+      </w:r>
+    </w:p>
+    <w:p>
+      <w:pPr>
+        <w:ind w:left="720"/>
+        <w:rPr>
+          <w:sz w:val="18"/>
+          <w:szCs w:val="18"/>
+        </w:rPr>
+      </w:pPr>
+      <w:r>
+        <w:rPr>
+          <w:sz w:val="18"/>
+          <w:szCs w:val="18"/>
+        </w:rPr>
+        <w:tab/>
+      </w:r>
+      <w:r>
+        <w:rPr>
+          <w:sz w:val="18"/>
+          <w:szCs w:val="18"/>
+        </w:rPr>
+        <w:tab/>
+        <w:t>Ran cabling and worked on data and voice patching</w:t>
+      </w:r>
+    </w:p>
+    <w:p>
+      <w:pPr>
+        <w:ind w:left="720"/>
+        <w:rPr>
+          <w:sz w:val="18"/>
+          <w:szCs w:val="18"/>
+        </w:rPr>
+      </w:pPr>
+      <w:r>
+        <w:rPr>
+          <w:sz w:val="18"/>
+          <w:szCs w:val="18"/>
+        </w:rPr>
+        <w:tab/>
+      </w:r>
+      <w:r>
+        <w:rPr>
+          <w:sz w:val="18"/>
+          <w:szCs w:val="18"/>
+        </w:rPr>
+        <w:tab/>
+        <w:t>Managed daily and weekly backups</w:t>
+      </w:r>
+    </w:p>
+    <w:p>
+      <w:pPr>
+        <w:ind w:left="720"/>
+        <w:rPr>
+          <w:sz w:val="18"/>
+          <w:szCs w:val="18"/>
+        </w:rPr>
+      </w:pPr>
+      <w:r>
+        <w:rPr>
+          <w:sz w:val="18"/>
+          <w:szCs w:val="18"/>
+        </w:rPr>
+        <w:tab/>
+      </w:r>
+      <w:r>
+        <w:rPr>
+          <w:sz w:val="18"/>
+          <w:szCs w:val="18"/>
+        </w:rPr>
+        <w:tab/>
+        <w:t xml:space="preserve">Set up applications to work </w:t>
+      </w:r>
+      <w:r>
+        <w:rPr>
+          <w:sz w:val="18"/>
+          <w:szCs w:val="18"/>
+        </w:rPr>
+        <w:t xml:space="preserve">through firewall </w:t>
+      </w:r>
+      <w:r>
+        <w:rPr>
+          <w:sz w:val="18"/>
+          <w:szCs w:val="18"/>
+        </w:rPr>
+        <w:t>on the stub network</w:t>
+      </w:r>
+    </w:p>
+    <w:p>
+      <w:pPr>
+        <w:ind w:left="720"/>
+        <w:rPr>
+          <w:sz w:val="18"/>
+          <w:szCs w:val="18"/>
+        </w:rPr>
+      </w:pPr>
+      <w:r>
+        <w:rPr>
+          <w:sz w:val="18"/>
+          <w:szCs w:val="18"/>
+        </w:rPr>
+        <w:tab/>
+      </w:r>
+      <w:r>
+        <w:rPr>
+          <w:sz w:val="18"/>
+          <w:szCs w:val="18"/>
+        </w:rPr>
+        <w:tab/>
+        <w:t>Mapped the network on CAD</w:t>
+      </w:r>
+    </w:p>
+    <w:p>
+      <w:pPr>
+        <w:rPr>
+          <w:sz w:val="18"/>
+          <w:szCs w:val="18"/>
+        </w:rPr>
+      </w:pPr>
+    </w:p>
+    <w:p>
+      <w:pPr>
+        <w:rPr>
+          <w:b/>
+          <w:bCs/>
+          <w:sz w:val="18"/>
+          <w:szCs w:val="18"/>
+        </w:rPr>
+      </w:pPr>
+      <w:r>
+        <w:rPr>
+          <w:b/>
+          <w:bCs/>
+          <w:sz w:val="18"/>
+          <w:szCs w:val="18"/>
+        </w:rPr>
+        <w:lastRenderedPageBreak/>
+        <w:t>COMPUTER PROFICIENCY</w:t>
+      </w:r>
+    </w:p>
+    <w:p>
+      <w:pPr>
+        <w:ind w:left="720"/>
+        <w:rPr>
+          <w:sz w:val="18"/>
+          <w:szCs w:val="18"/>
+        </w:rPr>
+      </w:pPr>
+      <w:r>
+        <w:rPr>
+          <w:b/>
+          <w:sz w:val="18"/>
+          <w:szCs w:val="18"/>
+        </w:rPr>
+        <w:t>Hardware</w:t>
+      </w:r>
+      <w:r>
+        <w:rPr>
           <w:sz w:val="18"/>
           <w:szCs w:val="18"/>
         </w:rPr>
@@ -1456,340 +2846,105 @@
       </w:r>
       <w:r>
         <w:rPr>
-          <w:b/>
-          <w:bCs/>
-          <w:sz w:val="18"/>
-          <w:szCs w:val="18"/>
-        </w:rPr>
-        <w:t>June 2011</w:t>
-      </w:r>
-    </w:p>
-    <w:p>
-      <w:pPr>
-        <w:rPr>
-          <w:bCs/>
-          <w:sz w:val="18"/>
-          <w:szCs w:val="18"/>
-        </w:rPr>
-      </w:pPr>
-      <w:r>
-        <w:rPr>
-          <w:bCs/>
-          <w:sz w:val="18"/>
-          <w:szCs w:val="18"/>
-        </w:rPr>
-        <w:tab/>
-      </w:r>
-      <w:r>
-        <w:rPr>
-          <w:bCs/>
-          <w:sz w:val="18"/>
-          <w:szCs w:val="18"/>
-        </w:rPr>
-        <w:tab/>
-        <w:t xml:space="preserve">Helped implement and administer </w:t>
-      </w:r>
-      <w:r>
-        <w:rPr>
-          <w:bCs/>
-          <w:sz w:val="18"/>
-          <w:szCs w:val="18"/>
-        </w:rPr>
-        <w:t>Remedy for entire organization</w:t>
-      </w:r>
-    </w:p>
-    <w:p>
-      <w:pPr>
-        <w:ind w:left="720" w:firstLine="720"/>
-        <w:rPr>
-          <w:bCs/>
-          <w:sz w:val="18"/>
-          <w:szCs w:val="18"/>
-        </w:rPr>
-      </w:pPr>
-      <w:r>
-        <w:rPr>
-          <w:bCs/>
-          <w:sz w:val="18"/>
-          <w:szCs w:val="18"/>
-        </w:rPr>
-        <w:t>Played a p</w:t>
-      </w:r>
-      <w:r>
-        <w:rPr>
-          <w:bCs/>
-          <w:sz w:val="18"/>
-          <w:szCs w:val="18"/>
-        </w:rPr>
-        <w:t>ivotal role on</w:t>
-      </w:r>
-      <w:r>
-        <w:rPr>
-          <w:bCs/>
-          <w:sz w:val="18"/>
-          <w:szCs w:val="18"/>
-        </w:rPr>
-        <w:t xml:space="preserve"> the Remedy data gathering team</w:t>
-      </w:r>
-      <w:r>
-        <w:rPr>
-          <w:bCs/>
-          <w:sz w:val="18"/>
-          <w:szCs w:val="18"/>
-        </w:rPr>
-        <w:t xml:space="preserve"> through data cleans</w:t>
-      </w:r>
-      <w:r>
-        <w:rPr>
-          <w:bCs/>
-          <w:sz w:val="18"/>
-          <w:szCs w:val="18"/>
-        </w:rPr>
-        <w:t>ing, training, and administration</w:t>
-      </w:r>
-    </w:p>
-    <w:p>
-      <w:pPr>
-        <w:rPr>
-          <w:bCs/>
-          <w:sz w:val="18"/>
-          <w:szCs w:val="18"/>
-        </w:rPr>
-      </w:pPr>
-      <w:r>
-        <w:rPr>
-          <w:bCs/>
-          <w:sz w:val="18"/>
-          <w:szCs w:val="18"/>
-        </w:rPr>
-        <w:tab/>
-      </w:r>
-      <w:r>
-        <w:rPr>
-          <w:bCs/>
-          <w:sz w:val="18"/>
-          <w:szCs w:val="18"/>
-        </w:rPr>
-        <w:tab/>
-        <w:t>Served as Heat, AD, LDAP, SAP, mainframe, and NCID administrator</w:t>
-      </w:r>
-    </w:p>
-    <w:p>
-      <w:pPr>
-        <w:rPr>
-          <w:bCs/>
-          <w:sz w:val="18"/>
-          <w:szCs w:val="18"/>
-        </w:rPr>
-      </w:pPr>
-      <w:r>
-        <w:rPr>
-          <w:bCs/>
-          <w:sz w:val="18"/>
-          <w:szCs w:val="18"/>
-        </w:rPr>
-        <w:tab/>
-      </w:r>
-      <w:r>
-        <w:rPr>
-          <w:bCs/>
-          <w:sz w:val="18"/>
-          <w:szCs w:val="18"/>
-        </w:rPr>
-        <w:tab/>
-        <w:t>Crafted Crystal Reports from scratch for both Heat and Remedy</w:t>
-      </w:r>
-      <w:r>
-        <w:rPr>
-          <w:bCs/>
-          <w:sz w:val="18"/>
-          <w:szCs w:val="18"/>
-        </w:rPr>
-        <w:tab/>
-      </w:r>
-      <w:r>
-        <w:rPr>
-          <w:bCs/>
-          <w:sz w:val="18"/>
-          <w:szCs w:val="18"/>
-        </w:rPr>
-        <w:tab/>
-      </w:r>
-    </w:p>
-    <w:p>
-      <w:pPr>
-        <w:rPr>
-          <w:bCs/>
-          <w:sz w:val="18"/>
-          <w:szCs w:val="18"/>
-        </w:rPr>
-      </w:pPr>
-      <w:r>
-        <w:rPr>
-          <w:bCs/>
-          <w:sz w:val="18"/>
-          <w:szCs w:val="18"/>
-        </w:rPr>
-        <w:tab/>
-      </w:r>
-      <w:r>
-        <w:rPr>
-          <w:bCs/>
-          <w:sz w:val="18"/>
-          <w:szCs w:val="18"/>
-        </w:rPr>
-        <w:tab/>
-        <w:t>Worked directly with end users to troubleshoot problems</w:t>
-      </w:r>
-    </w:p>
-    <w:p>
-      <w:pPr>
-        <w:rPr>
-          <w:bCs/>
-          <w:sz w:val="18"/>
-          <w:szCs w:val="18"/>
-        </w:rPr>
-      </w:pPr>
-      <w:r>
-        <w:rPr>
-          <w:bCs/>
-          <w:sz w:val="18"/>
-          <w:szCs w:val="18"/>
-        </w:rPr>
-        <w:tab/>
-      </w:r>
-      <w:r>
-        <w:rPr>
-          <w:bCs/>
-          <w:sz w:val="18"/>
-          <w:szCs w:val="18"/>
-        </w:rPr>
-        <w:tab/>
-        <w:t>Sent out important distributions to entire organization</w:t>
-      </w:r>
-    </w:p>
-    <w:p>
-      <w:pPr>
-        <w:rPr>
-          <w:bCs/>
-          <w:sz w:val="18"/>
-          <w:szCs w:val="18"/>
-        </w:rPr>
-      </w:pPr>
-      <w:r>
-        <w:rPr>
-          <w:bCs/>
-          <w:sz w:val="18"/>
-          <w:szCs w:val="18"/>
-        </w:rPr>
-        <w:tab/>
-      </w:r>
-      <w:r>
-        <w:rPr>
-          <w:bCs/>
-          <w:sz w:val="18"/>
-          <w:szCs w:val="18"/>
-        </w:rPr>
-        <w:tab/>
-        <w:t>Helped with Exchange rollover from Netscape mail for entire organization</w:t>
-      </w:r>
-    </w:p>
-    <w:p>
-      <w:pPr>
-        <w:rPr>
-          <w:bCs/>
-          <w:sz w:val="18"/>
-          <w:szCs w:val="18"/>
-        </w:rPr>
-      </w:pPr>
-      <w:r>
-        <w:rPr>
-          <w:bCs/>
-          <w:sz w:val="18"/>
-          <w:szCs w:val="18"/>
-        </w:rPr>
-        <w:tab/>
-      </w:r>
-      <w:r>
-        <w:rPr>
-          <w:bCs/>
-          <w:sz w:val="18"/>
-          <w:szCs w:val="18"/>
-        </w:rPr>
-        <w:tab/>
-        <w:t>Pulled data out of Oracle database through SQL*Plus</w:t>
-      </w:r>
-    </w:p>
-    <w:p>
-      <w:pPr>
-        <w:rPr>
-          <w:b/>
-          <w:bCs/>
-          <w:sz w:val="18"/>
-          <w:szCs w:val="18"/>
-        </w:rPr>
-      </w:pPr>
-    </w:p>
-    <w:p>
-      <w:pPr>
-        <w:rPr>
-          <w:b/>
-          <w:sz w:val="18"/>
-          <w:szCs w:val="18"/>
-        </w:rPr>
-      </w:pPr>
-      <w:r>
-        <w:rPr>
-          <w:b/>
-          <w:bCs/>
-          <w:sz w:val="18"/>
-          <w:szCs w:val="18"/>
-        </w:rPr>
-        <w:tab/>
-      </w:r>
-      <w:r>
-        <w:rPr>
-          <w:b/>
-          <w:sz w:val="18"/>
-          <w:szCs w:val="18"/>
-        </w:rPr>
-        <w:t>Electronics</w:t>
-      </w:r>
-      <w:r>
-        <w:rPr>
-          <w:b/>
-          <w:sz w:val="18"/>
-          <w:szCs w:val="18"/>
-        </w:rPr>
-        <w:t xml:space="preserve"> Technician - AE Computer Solutions </w:t>
-      </w:r>
-      <w:r>
-        <w:rPr>
-          <w:b/>
-          <w:sz w:val="18"/>
-          <w:szCs w:val="18"/>
-        </w:rPr>
-        <w:t>-</w:t>
-      </w:r>
-      <w:r>
-        <w:rPr>
-          <w:b/>
-          <w:sz w:val="18"/>
-          <w:szCs w:val="18"/>
-        </w:rPr>
-        <w:t xml:space="preserve"> January 2006 </w:t>
-      </w:r>
-      <w:r>
-        <w:rPr>
-          <w:b/>
-          <w:sz w:val="18"/>
-          <w:szCs w:val="18"/>
-        </w:rPr>
-        <w:t>-</w:t>
-      </w:r>
-      <w:r>
-        <w:rPr>
-          <w:b/>
+          <w:sz w:val="18"/>
+          <w:szCs w:val="18"/>
+        </w:rPr>
+        <w:tab/>
+      </w:r>
+      <w:r>
+        <w:rPr>
+          <w:sz w:val="18"/>
+          <w:szCs w:val="18"/>
+        </w:rPr>
+        <w:tab/>
+        <w:t>PC and laptop internal components, printer internals, routers, switches</w:t>
+      </w:r>
+    </w:p>
+    <w:p>
+      <w:pPr>
+        <w:ind w:left="720"/>
+        <w:rPr>
+          <w:sz w:val="18"/>
+          <w:szCs w:val="18"/>
+        </w:rPr>
+      </w:pPr>
+      <w:r>
+        <w:rPr>
+          <w:b/>
+          <w:sz w:val="18"/>
+          <w:szCs w:val="18"/>
+        </w:rPr>
+        <w:t>Languages</w:t>
+      </w:r>
+      <w:r>
+        <w:rPr>
+          <w:sz w:val="18"/>
+          <w:szCs w:val="18"/>
+        </w:rPr>
+        <w:tab/>
+      </w:r>
+      <w:r>
+        <w:rPr>
+          <w:sz w:val="18"/>
+          <w:szCs w:val="18"/>
+        </w:rPr>
+        <w:tab/>
+        <w:t>Java, Perl, C/C++</w:t>
+      </w:r>
+      <w:r>
+        <w:rPr>
+          <w:sz w:val="18"/>
+          <w:szCs w:val="18"/>
+        </w:rPr>
+        <w:t>,</w:t>
+      </w:r>
+      <w:r>
+        <w:rPr>
+          <w:sz w:val="18"/>
+          <w:szCs w:val="18"/>
+        </w:rPr>
+        <w:t xml:space="preserve"> Fortran, Visual Basic</w:t>
+      </w:r>
+      <w:r>
+        <w:rPr>
+          <w:sz w:val="18"/>
+          <w:szCs w:val="18"/>
+        </w:rPr>
+        <w:t>, TSQL</w:t>
+      </w:r>
+      <w:r>
+        <w:rPr>
+          <w:sz w:val="18"/>
+          <w:szCs w:val="18"/>
+        </w:rPr>
+        <w:t>, Python</w:t>
+      </w:r>
+      <w:r>
+        <w:rPr>
+          <w:sz w:val="18"/>
+          <w:szCs w:val="18"/>
+        </w:rPr>
+        <w:tab/>
+      </w:r>
+    </w:p>
+    <w:p>
+      <w:pPr>
+        <w:ind w:left="2880" w:hanging="2160"/>
+        <w:rPr>
+          <w:sz w:val="18"/>
+          <w:szCs w:val="18"/>
+        </w:rPr>
+      </w:pPr>
+      <w:r>
+        <w:rPr>
+          <w:b/>
+          <w:sz w:val="18"/>
+          <w:szCs w:val="18"/>
+        </w:rPr>
+        <w:t>Operating</w:t>
+      </w:r>
+      <w:r>
+        <w:rPr>
           <w:sz w:val="18"/>
           <w:szCs w:val="18"/>
         </w:rPr>
@@ -1801,209 +2956,63 @@
           <w:sz w:val="18"/>
           <w:szCs w:val="18"/>
         </w:rPr>
-        <w:t>March 2008</w:t>
-      </w:r>
-    </w:p>
-    <w:p>
-      <w:pPr>
-        <w:rPr>
-          <w:bCs/>
-          <w:sz w:val="18"/>
-          <w:szCs w:val="18"/>
-        </w:rPr>
-      </w:pPr>
-      <w:r>
-        <w:rPr>
-          <w:bCs/>
-          <w:sz w:val="18"/>
-          <w:szCs w:val="18"/>
-        </w:rPr>
-        <w:tab/>
-      </w:r>
-      <w:r>
-        <w:rPr>
-          <w:bCs/>
-          <w:sz w:val="18"/>
-          <w:szCs w:val="18"/>
-        </w:rPr>
-        <w:tab/>
-        <w:t>Repaired computer hardware including all internal replacements</w:t>
-      </w:r>
-    </w:p>
-    <w:p>
-      <w:pPr>
-        <w:rPr>
-          <w:bCs/>
-          <w:sz w:val="18"/>
-          <w:szCs w:val="18"/>
-        </w:rPr>
-      </w:pPr>
-      <w:r>
-        <w:rPr>
-          <w:bCs/>
-          <w:sz w:val="18"/>
-          <w:szCs w:val="18"/>
-        </w:rPr>
-        <w:tab/>
-      </w:r>
-      <w:r>
-        <w:rPr>
-          <w:bCs/>
-          <w:sz w:val="18"/>
-          <w:szCs w:val="18"/>
-        </w:rPr>
-        <w:tab/>
-        <w:t xml:space="preserve">Repaired laptops including LCD screen </w:t>
-      </w:r>
-      <w:r>
-        <w:rPr>
-          <w:bCs/>
-          <w:sz w:val="18"/>
-          <w:szCs w:val="18"/>
-        </w:rPr>
-        <w:t>and motherboard</w:t>
-      </w:r>
-      <w:r>
-        <w:rPr>
-          <w:bCs/>
-          <w:sz w:val="18"/>
-          <w:szCs w:val="18"/>
-        </w:rPr>
-        <w:t xml:space="preserve"> replacement</w:t>
-      </w:r>
-    </w:p>
-    <w:p>
-      <w:pPr>
-        <w:rPr>
-          <w:bCs/>
-          <w:sz w:val="18"/>
-          <w:szCs w:val="18"/>
-        </w:rPr>
-      </w:pPr>
-      <w:r>
-        <w:rPr>
-          <w:bCs/>
-          <w:sz w:val="18"/>
-          <w:szCs w:val="18"/>
-        </w:rPr>
-        <w:tab/>
-      </w:r>
-      <w:r>
-        <w:rPr>
-          <w:bCs/>
-          <w:sz w:val="18"/>
-          <w:szCs w:val="18"/>
-        </w:rPr>
-        <w:tab/>
-        <w:t>Repaired printers including maintenance kits and internal components</w:t>
-      </w:r>
-    </w:p>
-    <w:p>
-      <w:pPr>
-        <w:rPr>
-          <w:bCs/>
-          <w:sz w:val="18"/>
-          <w:szCs w:val="18"/>
-        </w:rPr>
-      </w:pPr>
-      <w:r>
-        <w:rPr>
-          <w:bCs/>
-          <w:sz w:val="18"/>
-          <w:szCs w:val="18"/>
-        </w:rPr>
-        <w:tab/>
-      </w:r>
-      <w:r>
-        <w:rPr>
-          <w:bCs/>
-          <w:sz w:val="18"/>
-          <w:szCs w:val="18"/>
-        </w:rPr>
-        <w:tab/>
-        <w:t>Repaired McKesson Acudose hospital equipment</w:t>
-      </w:r>
-    </w:p>
-    <w:p>
-      <w:pPr>
-        <w:rPr>
-          <w:bCs/>
-          <w:sz w:val="18"/>
-          <w:szCs w:val="18"/>
-        </w:rPr>
-      </w:pPr>
-      <w:r>
-        <w:rPr>
-          <w:bCs/>
-          <w:sz w:val="18"/>
-          <w:szCs w:val="18"/>
-        </w:rPr>
-        <w:tab/>
-      </w:r>
-      <w:r>
-        <w:rPr>
-          <w:bCs/>
-          <w:sz w:val="18"/>
-          <w:szCs w:val="18"/>
-        </w:rPr>
-        <w:tab/>
-        <w:t>Acquired TAT certification to become a Toshiba Certified Technician</w:t>
-      </w:r>
-    </w:p>
-    <w:p>
-      <w:pPr>
-        <w:rPr>
-          <w:b/>
-          <w:bCs/>
-          <w:sz w:val="18"/>
-          <w:szCs w:val="18"/>
-        </w:rPr>
-      </w:pPr>
-    </w:p>
-    <w:p>
-      <w:pPr>
-        <w:rPr>
-          <w:b/>
-          <w:sz w:val="18"/>
-          <w:szCs w:val="18"/>
-        </w:rPr>
-      </w:pPr>
-      <w:r>
-        <w:rPr>
-          <w:b/>
-          <w:bCs/>
-          <w:sz w:val="18"/>
-          <w:szCs w:val="18"/>
-        </w:rPr>
-        <w:tab/>
-      </w:r>
-      <w:r>
-        <w:rPr>
-          <w:b/>
-          <w:sz w:val="18"/>
-          <w:szCs w:val="18"/>
-        </w:rPr>
-        <w:t xml:space="preserve">System Administrator/Programmer - Raleigh Convention Center </w:t>
-      </w:r>
-      <w:r>
-        <w:rPr>
-          <w:b/>
-          <w:sz w:val="18"/>
-          <w:szCs w:val="18"/>
-        </w:rPr>
-        <w:t>-</w:t>
-      </w:r>
-      <w:r>
-        <w:rPr>
-          <w:b/>
-          <w:sz w:val="18"/>
-          <w:szCs w:val="18"/>
-        </w:rPr>
-        <w:t xml:space="preserve"> June</w:t>
-      </w:r>
-      <w:r>
-        <w:rPr>
-          <w:b/>
+        <w:t>Systems</w:t>
+      </w:r>
+      <w:r>
+        <w:rPr>
+          <w:sz w:val="18"/>
+          <w:szCs w:val="18"/>
+        </w:rPr>
+        <w:tab/>
+        <w:t>Windows Server</w:t>
+      </w:r>
+      <w:r>
+        <w:rPr>
+          <w:sz w:val="18"/>
+          <w:szCs w:val="18"/>
+        </w:rPr>
+        <w:t xml:space="preserve">, </w:t>
+      </w:r>
+      <w:r>
+        <w:rPr>
+          <w:sz w:val="18"/>
+          <w:szCs w:val="18"/>
+        </w:rPr>
+        <w:t>Linux</w:t>
+      </w:r>
+      <w:r>
+        <w:rPr>
+          <w:sz w:val="18"/>
+          <w:szCs w:val="18"/>
+        </w:rPr>
+        <w:t xml:space="preserve"> Server</w:t>
+      </w:r>
+      <w:r>
+        <w:rPr>
+          <w:sz w:val="18"/>
+          <w:szCs w:val="18"/>
+        </w:rPr>
+        <w:t xml:space="preserve"> (Debian, Red Hat, and Arch based)</w:t>
+      </w:r>
+    </w:p>
+    <w:p>
+      <w:pPr>
+        <w:ind w:left="2880" w:hanging="2160"/>
+        <w:rPr>
+          <w:sz w:val="18"/>
+          <w:szCs w:val="18"/>
+        </w:rPr>
+      </w:pPr>
+      <w:r>
+        <w:rPr>
+          <w:b/>
+          <w:sz w:val="18"/>
+          <w:szCs w:val="18"/>
+        </w:rPr>
+        <w:t>Software</w:t>
+      </w:r>
+      <w:r>
+        <w:rPr>
           <w:sz w:val="18"/>
           <w:szCs w:val="18"/>
         </w:rPr>
@@ -2011,320 +3020,119 @@
       </w:r>
       <w:r>
         <w:rPr>
-          <w:b/>
-          <w:sz w:val="18"/>
-          <w:szCs w:val="18"/>
-        </w:rPr>
-        <w:t xml:space="preserve">2005 </w:t>
-      </w:r>
-      <w:r>
-        <w:rPr>
-          <w:b/>
-          <w:sz w:val="18"/>
-          <w:szCs w:val="18"/>
-        </w:rPr>
-        <w:t xml:space="preserve">- </w:t>
-      </w:r>
-      <w:r>
-        <w:rPr>
-          <w:b/>
-          <w:sz w:val="18"/>
-          <w:szCs w:val="18"/>
-        </w:rPr>
-        <w:t>October 2005</w:t>
-      </w:r>
-    </w:p>
-    <w:p>
-      <w:pPr>
-        <w:rPr>
-          <w:sz w:val="18"/>
-          <w:szCs w:val="18"/>
-        </w:rPr>
-      </w:pPr>
-      <w:r>
-        <w:rPr>
-          <w:sz w:val="18"/>
-          <w:szCs w:val="18"/>
-        </w:rPr>
-        <w:tab/>
-      </w:r>
-      <w:r>
-        <w:rPr>
-          <w:sz w:val="18"/>
-          <w:szCs w:val="18"/>
-        </w:rPr>
-        <w:tab/>
-        <w:t>Worked directly with users to provide support for daily problems</w:t>
-      </w:r>
-    </w:p>
-    <w:p>
-      <w:pPr>
-        <w:rPr>
-          <w:sz w:val="18"/>
-          <w:szCs w:val="18"/>
-        </w:rPr>
-      </w:pPr>
-      <w:r>
-        <w:rPr>
-          <w:sz w:val="18"/>
-          <w:szCs w:val="18"/>
-        </w:rPr>
-        <w:tab/>
-      </w:r>
-      <w:r>
-        <w:rPr>
-          <w:sz w:val="18"/>
-          <w:szCs w:val="18"/>
-        </w:rPr>
-        <w:tab/>
-        <w:t>Provided upkeep on the network and servers</w:t>
-      </w:r>
-    </w:p>
-    <w:p>
-      <w:pPr>
-        <w:rPr>
-          <w:sz w:val="18"/>
-          <w:szCs w:val="18"/>
-        </w:rPr>
-      </w:pPr>
-      <w:r>
-        <w:rPr>
-          <w:sz w:val="18"/>
-          <w:szCs w:val="18"/>
-        </w:rPr>
-        <w:tab/>
-      </w:r>
-      <w:r>
-        <w:rPr>
-          <w:sz w:val="18"/>
-          <w:szCs w:val="18"/>
-        </w:rPr>
-        <w:tab/>
-        <w:t>Ran cabling and worked on data and voice patching</w:t>
-      </w:r>
-    </w:p>
-    <w:p>
-      <w:pPr>
-        <w:rPr>
-          <w:sz w:val="18"/>
-          <w:szCs w:val="18"/>
-        </w:rPr>
-      </w:pPr>
-      <w:r>
-        <w:rPr>
-          <w:sz w:val="18"/>
-          <w:szCs w:val="18"/>
-        </w:rPr>
-        <w:tab/>
-      </w:r>
-      <w:r>
-        <w:rPr>
-          <w:sz w:val="18"/>
-          <w:szCs w:val="18"/>
-        </w:rPr>
-        <w:tab/>
-        <w:t>Managed daily and weekly backups</w:t>
-      </w:r>
-    </w:p>
-    <w:p>
-      <w:pPr>
-        <w:rPr>
-          <w:sz w:val="18"/>
-          <w:szCs w:val="18"/>
-        </w:rPr>
-      </w:pPr>
-      <w:r>
-        <w:rPr>
-          <w:sz w:val="18"/>
-          <w:szCs w:val="18"/>
-        </w:rPr>
-        <w:tab/>
-      </w:r>
-      <w:r>
-        <w:rPr>
-          <w:sz w:val="18"/>
-          <w:szCs w:val="18"/>
-        </w:rPr>
-        <w:tab/>
-        <w:t xml:space="preserve">Set up applications to work </w:t>
-      </w:r>
-      <w:r>
-        <w:rPr>
-          <w:sz w:val="18"/>
-          <w:szCs w:val="18"/>
-        </w:rPr>
-        <w:t xml:space="preserve">through firewall </w:t>
-      </w:r>
-      <w:r>
-        <w:rPr>
-          <w:sz w:val="18"/>
-          <w:szCs w:val="18"/>
-        </w:rPr>
-        <w:t>on the stub network</w:t>
-      </w:r>
-    </w:p>
-    <w:p>
-      <w:pPr>
-        <w:rPr>
-          <w:sz w:val="18"/>
-          <w:szCs w:val="18"/>
-        </w:rPr>
-      </w:pPr>
-      <w:r>
-        <w:rPr>
-          <w:sz w:val="18"/>
-          <w:szCs w:val="18"/>
-        </w:rPr>
-        <w:tab/>
-      </w:r>
-      <w:r>
-        <w:rPr>
-          <w:sz w:val="18"/>
-          <w:szCs w:val="18"/>
-        </w:rPr>
-        <w:tab/>
-        <w:t>Mapped the network on CAD</w:t>
-      </w:r>
-    </w:p>
-    <w:p>
-      <w:pPr>
-        <w:rPr>
-          <w:sz w:val="18"/>
-          <w:szCs w:val="18"/>
-        </w:rPr>
-      </w:pPr>
-    </w:p>
-    <w:p>
-      <w:pPr>
-        <w:rPr>
-          <w:sz w:val="18"/>
-          <w:szCs w:val="18"/>
-        </w:rPr>
-      </w:pPr>
-    </w:p>
-    <w:p>
-      <w:pPr>
-        <w:rPr>
-          <w:b/>
-          <w:bCs/>
-          <w:sz w:val="18"/>
-          <w:szCs w:val="18"/>
-        </w:rPr>
-      </w:pPr>
-      <w:r>
-        <w:rPr>
-          <w:b/>
-          <w:bCs/>
-          <w:sz w:val="18"/>
-          <w:szCs w:val="18"/>
-        </w:rPr>
-        <w:t>COMPUTER PROFICIENCY</w:t>
-      </w:r>
-    </w:p>
-    <w:p>
-      <w:pPr>
-        <w:ind w:left="720"/>
-        <w:rPr>
-          <w:sz w:val="18"/>
-          <w:szCs w:val="18"/>
-        </w:rPr>
-      </w:pPr>
-      <w:r>
-        <w:rPr>
-          <w:b/>
-          <w:sz w:val="18"/>
-          <w:szCs w:val="18"/>
-        </w:rPr>
-        <w:t>Hardware</w:t>
-      </w:r>
-      <w:r>
-        <w:rPr>
-          <w:sz w:val="18"/>
-          <w:szCs w:val="18"/>
-        </w:rPr>
-        <w:t xml:space="preserve"> </w:t>
-      </w:r>
-      <w:r>
-        <w:rPr>
-          <w:sz w:val="18"/>
-          <w:szCs w:val="18"/>
-        </w:rPr>
-        <w:tab/>
-      </w:r>
-      <w:r>
-        <w:rPr>
-          <w:sz w:val="18"/>
-          <w:szCs w:val="18"/>
-        </w:rPr>
-        <w:tab/>
-        <w:t>PC and laptop internal components, printer internals, routers, switches</w:t>
-      </w:r>
-    </w:p>
-    <w:p>
-      <w:pPr>
-        <w:ind w:left="720"/>
-        <w:rPr>
-          <w:sz w:val="18"/>
-          <w:szCs w:val="18"/>
-        </w:rPr>
-      </w:pPr>
-      <w:r>
-        <w:rPr>
-          <w:b/>
-          <w:sz w:val="18"/>
-          <w:szCs w:val="18"/>
-        </w:rPr>
-        <w:t>Languages</w:t>
-      </w:r>
-      <w:r>
-        <w:rPr>
-          <w:sz w:val="18"/>
-          <w:szCs w:val="18"/>
-        </w:rPr>
-        <w:tab/>
-      </w:r>
-      <w:r>
-        <w:rPr>
-          <w:sz w:val="18"/>
-          <w:szCs w:val="18"/>
-        </w:rPr>
-        <w:tab/>
-        <w:t>Java, Perl, C/C++</w:t>
-      </w:r>
-      <w:r>
-        <w:rPr>
-          <w:sz w:val="18"/>
-          <w:szCs w:val="18"/>
-        </w:rPr>
-        <w:t>,</w:t>
-      </w:r>
-      <w:r>
-        <w:rPr>
-          <w:sz w:val="18"/>
-          <w:szCs w:val="18"/>
-        </w:rPr>
-        <w:t xml:space="preserve"> Fortran, Visual Basic</w:t>
-      </w:r>
-      <w:r>
-        <w:rPr>
-          <w:sz w:val="18"/>
-          <w:szCs w:val="18"/>
-        </w:rPr>
-        <w:t>, TSQL</w:t>
-      </w:r>
-      <w:r>
-        <w:rPr>
-          <w:sz w:val="18"/>
-          <w:szCs w:val="18"/>
-        </w:rPr>
-        <w:t>, Python</w:t>
-      </w:r>
-      <w:r>
-        <w:rPr>
-          <w:sz w:val="18"/>
-          <w:szCs w:val="18"/>
-        </w:rPr>
-        <w:tab/>
+          <w:sz w:val="18"/>
+          <w:szCs w:val="18"/>
+        </w:rPr>
+        <w:tab/>
+      </w:r>
+      <w:r>
+        <w:rPr>
+          <w:sz w:val="18"/>
+          <w:szCs w:val="18"/>
+        </w:rPr>
+        <w:t>Genetec</w:t>
+      </w:r>
+      <w:r>
+        <w:rPr>
+          <w:sz w:val="18"/>
+          <w:szCs w:val="18"/>
+        </w:rPr>
+        <w:t xml:space="preserve">, CCure, </w:t>
+      </w:r>
+      <w:r>
+        <w:rPr>
+          <w:sz w:val="18"/>
+          <w:szCs w:val="18"/>
+        </w:rPr>
+        <w:t xml:space="preserve">Nagios, </w:t>
+      </w:r>
+      <w:r>
+        <w:rPr>
+          <w:sz w:val="18"/>
+          <w:szCs w:val="18"/>
+        </w:rPr>
+        <w:t xml:space="preserve">MS Office Suite, MS Visual Basic, Nmap, </w:t>
+      </w:r>
+      <w:r>
+        <w:rPr>
+          <w:sz w:val="18"/>
+          <w:szCs w:val="18"/>
+        </w:rPr>
+        <w:t>Wireshark</w:t>
+      </w:r>
+      <w:r>
+        <w:rPr>
+          <w:sz w:val="18"/>
+          <w:szCs w:val="18"/>
+        </w:rPr>
+        <w:t xml:space="preserve">, WSUS, Visio, </w:t>
+      </w:r>
+      <w:r>
+        <w:rPr>
+          <w:sz w:val="18"/>
+          <w:szCs w:val="18"/>
+        </w:rPr>
+        <w:t>RemoteApp,</w:t>
+      </w:r>
+      <w:r>
+        <w:rPr>
+          <w:sz w:val="18"/>
+          <w:szCs w:val="18"/>
+        </w:rPr>
+        <w:t xml:space="preserve"> Citrix, Crystal Reports</w:t>
+      </w:r>
+      <w:r>
+        <w:rPr>
+          <w:sz w:val="18"/>
+          <w:szCs w:val="18"/>
+        </w:rPr>
+        <w:t xml:space="preserve">, VMWare ESXi, </w:t>
+      </w:r>
+      <w:proofErr w:type="spellStart"/>
+      <w:r>
+        <w:rPr>
+          <w:sz w:val="18"/>
+          <w:szCs w:val="18"/>
+        </w:rPr>
+        <w:t>Proxmox</w:t>
+      </w:r>
+      <w:proofErr w:type="spellEnd"/>
+      <w:r>
+        <w:rPr>
+          <w:sz w:val="18"/>
+          <w:szCs w:val="18"/>
+        </w:rPr>
+        <w:t xml:space="preserve">, </w:t>
+      </w:r>
+      <w:r>
+        <w:rPr>
+          <w:sz w:val="18"/>
+          <w:szCs w:val="18"/>
+        </w:rPr>
+        <w:t xml:space="preserve">PRTG, </w:t>
+      </w:r>
+      <w:r>
+        <w:rPr>
+          <w:sz w:val="18"/>
+          <w:szCs w:val="18"/>
+        </w:rPr>
+        <w:t xml:space="preserve">SQL Server, Splunk, Tripwire, </w:t>
+      </w:r>
+      <w:proofErr w:type="spellStart"/>
+      <w:r>
+        <w:rPr>
+          <w:sz w:val="18"/>
+          <w:szCs w:val="18"/>
+        </w:rPr>
+        <w:t>FortiADC</w:t>
+      </w:r>
+      <w:proofErr w:type="spellEnd"/>
+      <w:r>
+        <w:rPr>
+          <w:sz w:val="18"/>
+          <w:szCs w:val="18"/>
+        </w:rPr>
+        <w:t>, Adobe Photoshop, Adobe InDesign, OpenShift</w:t>
       </w:r>
     </w:p>
     <w:p>
@@ -2341,189 +3149,6 @@
           <w:sz w:val="18"/>
           <w:szCs w:val="18"/>
         </w:rPr>
-        <w:t>Operating</w:t>
-      </w:r>
-      <w:r>
-        <w:rPr>
-          <w:sz w:val="18"/>
-          <w:szCs w:val="18"/>
-        </w:rPr>
-        <w:t xml:space="preserve"> </w:t>
-      </w:r>
-      <w:r>
-        <w:rPr>
-          <w:b/>
-          <w:sz w:val="18"/>
-          <w:szCs w:val="18"/>
-        </w:rPr>
-        <w:t>Systems</w:t>
-      </w:r>
-      <w:r>
-        <w:rPr>
-          <w:sz w:val="18"/>
-          <w:szCs w:val="18"/>
-        </w:rPr>
-        <w:tab/>
-        <w:t>Windows Server</w:t>
-      </w:r>
-      <w:r>
-        <w:rPr>
-          <w:sz w:val="18"/>
-          <w:szCs w:val="18"/>
-        </w:rPr>
-        <w:t xml:space="preserve">, </w:t>
-      </w:r>
-      <w:r>
-        <w:rPr>
-          <w:sz w:val="18"/>
-          <w:szCs w:val="18"/>
-        </w:rPr>
-        <w:t>Linux</w:t>
-      </w:r>
-      <w:r>
-        <w:rPr>
-          <w:sz w:val="18"/>
-          <w:szCs w:val="18"/>
-        </w:rPr>
-        <w:t xml:space="preserve"> Server</w:t>
-      </w:r>
-      <w:r>
-        <w:rPr>
-          <w:sz w:val="18"/>
-          <w:szCs w:val="18"/>
-        </w:rPr>
-        <w:t xml:space="preserve"> (Debian, Red Hat, and Arch based)</w:t>
-      </w:r>
-    </w:p>
-    <w:p>
-      <w:pPr>
-        <w:ind w:left="2880" w:hanging="2160"/>
-        <w:rPr>
-          <w:sz w:val="18"/>
-          <w:szCs w:val="18"/>
-        </w:rPr>
-      </w:pPr>
-      <w:r>
-        <w:rPr>
-          <w:b/>
-          <w:sz w:val="18"/>
-          <w:szCs w:val="18"/>
-        </w:rPr>
-        <w:t>Software</w:t>
-      </w:r>
-      <w:r>
-        <w:rPr>
-          <w:sz w:val="18"/>
-          <w:szCs w:val="18"/>
-        </w:rPr>
-        <w:t xml:space="preserve"> </w:t>
-      </w:r>
-      <w:r>
-        <w:rPr>
-          <w:sz w:val="18"/>
-          <w:szCs w:val="18"/>
-        </w:rPr>
-        <w:tab/>
-      </w:r>
-      <w:r>
-        <w:rPr>
-          <w:sz w:val="18"/>
-          <w:szCs w:val="18"/>
-        </w:rPr>
-        <w:t>Genetec</w:t>
-      </w:r>
-      <w:r>
-        <w:rPr>
-          <w:sz w:val="18"/>
-          <w:szCs w:val="18"/>
-        </w:rPr>
-        <w:t xml:space="preserve">, CCure, </w:t>
-      </w:r>
-      <w:r>
-        <w:rPr>
-          <w:sz w:val="18"/>
-          <w:szCs w:val="18"/>
-        </w:rPr>
-        <w:t xml:space="preserve">Nagios, </w:t>
-      </w:r>
-      <w:r>
-        <w:rPr>
-          <w:sz w:val="18"/>
-          <w:szCs w:val="18"/>
-        </w:rPr>
-        <w:t xml:space="preserve">MS Office Suite, MS Visual Basic, Nmap, </w:t>
-      </w:r>
-      <w:r>
-        <w:rPr>
-          <w:sz w:val="18"/>
-          <w:szCs w:val="18"/>
-        </w:rPr>
-        <w:t>Wireshark</w:t>
-      </w:r>
-      <w:r>
-        <w:rPr>
-          <w:sz w:val="18"/>
-          <w:szCs w:val="18"/>
-        </w:rPr>
-        <w:t xml:space="preserve">, WSUS, Visio, </w:t>
-      </w:r>
-      <w:r>
-        <w:rPr>
-          <w:sz w:val="18"/>
-          <w:szCs w:val="18"/>
-        </w:rPr>
-        <w:t>RemoteApp,</w:t>
-      </w:r>
-      <w:r>
-        <w:rPr>
-          <w:sz w:val="18"/>
-          <w:szCs w:val="18"/>
-        </w:rPr>
-        <w:t xml:space="preserve"> Citrix, Crystal Reports</w:t>
-      </w:r>
-      <w:r>
-        <w:rPr>
-          <w:sz w:val="18"/>
-          <w:szCs w:val="18"/>
-        </w:rPr>
-        <w:t xml:space="preserve">, VMWare ESXi, Proxmox, </w:t>
-      </w:r>
-      <w:r>
-        <w:rPr>
-          <w:sz w:val="18"/>
-          <w:szCs w:val="18"/>
-        </w:rPr>
-        <w:t xml:space="preserve">PRTG, </w:t>
-      </w:r>
-      <w:r>
-        <w:rPr>
-          <w:sz w:val="18"/>
-          <w:szCs w:val="18"/>
-        </w:rPr>
-        <w:t>SQL Server, Splunk, Tripwire, FortiADC</w:t>
-      </w:r>
-      <w:r>
-        <w:rPr>
-          <w:sz w:val="18"/>
-          <w:szCs w:val="18"/>
-        </w:rPr>
-        <w:t>, Adobe Photoshop, Adobe InDesign, OpenShift</w:t>
-      </w:r>
-    </w:p>
-    <w:p>
-      <w:pPr>
-        <w:ind w:left="2880" w:hanging="2160"/>
-        <w:rPr>
-          <w:sz w:val="18"/>
-          <w:szCs w:val="18"/>
-        </w:rPr>
-      </w:pPr>
-      <w:r>
-        <w:rPr>
-          <w:b/>
-          <w:sz w:val="18"/>
-          <w:szCs w:val="18"/>
-        </w:rPr>
         <w:t>Web Design</w:t>
       </w:r>
       <w:r>
@@ -2562,8 +3187,17 @@
           <w:sz w:val="18"/>
           <w:szCs w:val="18"/>
         </w:rPr>
-        <w:t>), helped bands create sites and public image, designed page and PHP webstore for my own business using Zencart</w:t>
-      </w:r>
+        <w:t xml:space="preserve">), helped bands create sites and public image, designed page and PHP webstore for my own business using </w:t>
+      </w:r>
+      <w:proofErr w:type="spellStart"/>
+      <w:r>
+        <w:rPr>
+          <w:sz w:val="18"/>
+          <w:szCs w:val="18"/>
+        </w:rPr>
+        <w:t>Zencart</w:t>
+      </w:r>
+      <w:proofErr w:type="spellEnd"/>
       <w:r>
         <w:rPr>
           <w:sz w:val="18"/>
@@ -2674,7 +3308,6 @@
           <w:noProof/>
           <w:sz w:val="16"/>
           <w:szCs w:val="16"/>
-          <w:lang w:val="en-US"/>
         </w:rPr>
         <mc:AlternateContent>
           <mc:Choice Requires="wpg">
@@ -3065,44 +3698,94 @@
         </w:rPr>
         <w:tab/>
       </w:r>
-      <w:r>
-        <w:rPr>
-          <w:sz w:val="18"/>
-          <w:szCs w:val="18"/>
-        </w:rPr>
-        <w:t>Sololearn - SQL - May 2022</w:t>
-      </w:r>
-    </w:p>
-    <w:p>
-      <w:pPr>
-        <w:ind w:left="720"/>
-        <w:rPr>
-          <w:sz w:val="18"/>
-          <w:szCs w:val="18"/>
-        </w:rPr>
-      </w:pPr>
-      <w:r>
-        <w:rPr>
-          <w:sz w:val="18"/>
-          <w:szCs w:val="18"/>
-        </w:rPr>
-        <w:t>Sololearn - Web Development - May 2022</w:t>
-      </w:r>
-    </w:p>
-    <w:p>
-      <w:pPr>
-        <w:ind w:left="720"/>
-        <w:rPr>
-          <w:sz w:val="18"/>
-          <w:szCs w:val="18"/>
-        </w:rPr>
-      </w:pPr>
-      <w:r>
-        <w:rPr>
-          <w:sz w:val="18"/>
-          <w:szCs w:val="18"/>
-        </w:rPr>
-        <w:t>The Linux Foundation - OpenJS Foundation: JavaScriptLandia - Apr 2022</w:t>
+      <w:proofErr w:type="spellStart"/>
+      <w:r>
+        <w:rPr>
+          <w:sz w:val="18"/>
+          <w:szCs w:val="18"/>
+        </w:rPr>
+        <w:t>Sololearn</w:t>
+      </w:r>
+      <w:proofErr w:type="spellEnd"/>
+      <w:r>
+        <w:rPr>
+          <w:sz w:val="18"/>
+          <w:szCs w:val="18"/>
+        </w:rPr>
+        <w:t xml:space="preserve"> - SQL - May 2022</w:t>
+      </w:r>
+    </w:p>
+    <w:p>
+      <w:pPr>
+        <w:ind w:left="720"/>
+        <w:rPr>
+          <w:sz w:val="18"/>
+          <w:szCs w:val="18"/>
+        </w:rPr>
+      </w:pPr>
+      <w:proofErr w:type="spellStart"/>
+      <w:r>
+        <w:rPr>
+          <w:sz w:val="18"/>
+          <w:szCs w:val="18"/>
+        </w:rPr>
+        <w:t>Sololearn</w:t>
+      </w:r>
+      <w:proofErr w:type="spellEnd"/>
+      <w:r>
+        <w:rPr>
+          <w:sz w:val="18"/>
+          <w:szCs w:val="18"/>
+        </w:rPr>
+        <w:t xml:space="preserve"> - Web Development - May 2022</w:t>
+      </w:r>
+    </w:p>
+    <w:p>
+      <w:pPr>
+        <w:ind w:left="720"/>
+        <w:rPr>
+          <w:sz w:val="18"/>
+          <w:szCs w:val="18"/>
+        </w:rPr>
+      </w:pPr>
+      <w:r>
+        <w:rPr>
+          <w:sz w:val="18"/>
+          <w:szCs w:val="18"/>
+        </w:rPr>
+        <w:t xml:space="preserve">The Linux Foundation - </w:t>
+      </w:r>
+      <w:proofErr w:type="spellStart"/>
+      <w:r>
+        <w:rPr>
+          <w:sz w:val="18"/>
+          <w:szCs w:val="18"/>
+        </w:rPr>
+        <w:t>OpenJS</w:t>
+      </w:r>
+      <w:proofErr w:type="spellEnd"/>
+      <w:r>
+        <w:rPr>
+          <w:sz w:val="18"/>
+          <w:szCs w:val="18"/>
+        </w:rPr>
+        <w:t xml:space="preserve"> Foundation: </w:t>
+      </w:r>
+      <w:proofErr w:type="spellStart"/>
+      <w:r>
+        <w:rPr>
+          <w:sz w:val="18"/>
+          <w:szCs w:val="18"/>
+        </w:rPr>
+        <w:t>JavaScriptLandia</w:t>
+      </w:r>
+      <w:proofErr w:type="spellEnd"/>
+      <w:r>
+        <w:rPr>
+          <w:sz w:val="18"/>
+          <w:szCs w:val="18"/>
+        </w:rPr>
+        <w:t xml:space="preserve"> - Apr 2022</w:t>
       </w:r>
     </w:p>
     <w:p>
@@ -3198,23 +3881,55 @@
           <w:sz w:val="18"/>
           <w:szCs w:val="18"/>
         </w:rPr>
-        <w:t>Genetec - Security Center - Omnicast Advanced Configuration - Oct 2019</w:t>
-      </w:r>
-    </w:p>
-    <w:p>
-      <w:pPr>
-        <w:ind w:left="720"/>
-        <w:rPr>
-          <w:sz w:val="18"/>
-          <w:szCs w:val="18"/>
-        </w:rPr>
-      </w:pPr>
-      <w:r>
-        <w:rPr>
-          <w:sz w:val="18"/>
-          <w:szCs w:val="18"/>
-        </w:rPr>
-        <w:t xml:space="preserve">Genetec - Security Center - Synergis Technical Certification - Oct 2019 </w:t>
+        <w:t xml:space="preserve">Genetec - Security Center - </w:t>
+      </w:r>
+      <w:proofErr w:type="spellStart"/>
+      <w:r>
+        <w:rPr>
+          <w:sz w:val="18"/>
+          <w:szCs w:val="18"/>
+        </w:rPr>
+        <w:t>Omnicast</w:t>
+      </w:r>
+      <w:proofErr w:type="spellEnd"/>
+      <w:r>
+        <w:rPr>
+          <w:sz w:val="18"/>
+          <w:szCs w:val="18"/>
+        </w:rPr>
+        <w:t xml:space="preserve"> Advanced Configuration - Oct 2019</w:t>
+      </w:r>
+    </w:p>
+    <w:p>
+      <w:pPr>
+        <w:ind w:left="720"/>
+        <w:rPr>
+          <w:sz w:val="18"/>
+          <w:szCs w:val="18"/>
+        </w:rPr>
+      </w:pPr>
+      <w:r>
+        <w:rPr>
+          <w:sz w:val="18"/>
+          <w:szCs w:val="18"/>
+        </w:rPr>
+        <w:t xml:space="preserve">Genetec - Security Center - </w:t>
+      </w:r>
+      <w:proofErr w:type="spellStart"/>
+      <w:r>
+        <w:rPr>
+          <w:sz w:val="18"/>
+          <w:szCs w:val="18"/>
+        </w:rPr>
+        <w:t>Synergis</w:t>
+      </w:r>
+      <w:proofErr w:type="spellEnd"/>
+      <w:r>
+        <w:rPr>
+          <w:sz w:val="18"/>
+          <w:szCs w:val="18"/>
+        </w:rPr>
+        <w:t xml:space="preserve"> Technical Certification - Oct 2019 </w:t>
       </w:r>
     </w:p>
     <w:p>
@@ -3246,7 +3961,23 @@
           <w:sz w:val="18"/>
           <w:szCs w:val="18"/>
         </w:rPr>
-        <w:t xml:space="preserve">Genetec - Security Center - Omnicast Technical Certification - Mar 2019 </w:t>
+        <w:t xml:space="preserve">Genetec - Security Center - </w:t>
+      </w:r>
+      <w:proofErr w:type="spellStart"/>
+      <w:r>
+        <w:rPr>
+          <w:sz w:val="18"/>
+          <w:szCs w:val="18"/>
+        </w:rPr>
+        <w:t>Omnicast</w:t>
+      </w:r>
+      <w:proofErr w:type="spellEnd"/>
+      <w:r>
+        <w:rPr>
+          <w:sz w:val="18"/>
+          <w:szCs w:val="18"/>
+        </w:rPr>
+        <w:t xml:space="preserve"> Technical Certification - Mar 2019 </w:t>
       </w:r>
     </w:p>
     <w:p>
@@ -4251,6 +4982,7 @@
     <w:lvl w:ilvl="0">
       <w:start w:val="1"/>
       <w:numFmt w:val="none"/>
+      <w:pStyle w:val="Heading1"/>
       <w:suff w:val="nothing"/>
       <w:lvlText w:val=""/>
       <w:lvlJc w:val="left"/>
@@ -4277,6 +5009,7 @@
     <w:lvl w:ilvl="2">
       <w:start w:val="1"/>
       <w:numFmt w:val="none"/>
+      <w:pStyle w:val="Heading3"/>
       <w:suff w:val="nothing"/>
       <w:lvlText w:val=""/>
       <w:lvlJc w:val="left"/>
@@ -4927,7 +5660,8 @@
   </w:style>
   <w:style w:type="character" w:default="1" w:styleId="DefaultParagraphFont">
     <w:name w:val="Default Paragraph Font"/>
-    <w:semiHidden/>
+    <w:uiPriority w:val="1"/>
+    <w:unhideWhenUsed/>
   </w:style>
   <w:style w:type="table" w:default="1" w:styleId="TableNormal">
     <w:name w:val="Normal Table"/>
@@ -5205,12 +5939,9 @@
       <w:sz w:val="20"/>
     </w:rPr>
   </w:style>
-  <w:style w:type="character" w:styleId="DefaultParagraphFont0">
-    <w:name w:val="Default Paragraph Font"/>
-  </w:style>
   <w:style w:type="character" w:styleId="PageNumber">
     <w:name w:val="page number"/>
-    <w:basedOn w:val="DefaultParagraphFont0"/>
+    <w:basedOn w:val="DefaultParagraphFont"/>
     <w:semiHidden/>
   </w:style>
   <w:style w:type="character" w:styleId="Strong">

--- a/resume/WillButlerResume.docx
+++ b/resume/WillButlerResume.docx
@@ -606,7 +606,39 @@
           <w:sz w:val="18"/>
           <w:szCs w:val="18"/>
         </w:rPr>
-        <w:t>Application Support Engineer</w:t>
+        <w:t xml:space="preserve">Application Support Engineer </w:t>
+      </w:r>
+      <w:r>
+        <w:rPr>
+          <w:b/>
+          <w:sz w:val="18"/>
+          <w:szCs w:val="18"/>
+        </w:rPr>
+        <w:t>-</w:t>
+      </w:r>
+      <w:r>
+        <w:rPr>
+          <w:b/>
+          <w:sz w:val="18"/>
+          <w:szCs w:val="18"/>
+        </w:rPr>
+        <w:t xml:space="preserve"> Apps </w:t>
+      </w:r>
+      <w:r>
+        <w:rPr>
+          <w:b/>
+          <w:sz w:val="18"/>
+          <w:szCs w:val="18"/>
+        </w:rPr>
+        <w:t>T</w:t>
+      </w:r>
+      <w:r>
+        <w:rPr>
+          <w:b/>
+          <w:sz w:val="18"/>
+          <w:szCs w:val="18"/>
+        </w:rPr>
+        <w:t>eam Lead</w:t>
       </w:r>
       <w:r>
         <w:rPr>
@@ -622,31 +654,81 @@
           <w:sz w:val="18"/>
           <w:szCs w:val="18"/>
         </w:rPr>
-        <w:t>-</w:t>
-      </w:r>
-      <w:r>
-        <w:rPr>
-          <w:b/>
-          <w:sz w:val="18"/>
-          <w:szCs w:val="18"/>
-        </w:rPr>
-        <w:t xml:space="preserve"> Apps </w:t>
-      </w:r>
-      <w:r>
-        <w:rPr>
-          <w:b/>
-          <w:sz w:val="18"/>
-          <w:szCs w:val="18"/>
-        </w:rPr>
-        <w:t>T</w:t>
-      </w:r>
-      <w:r>
-        <w:rPr>
-          <w:b/>
-          <w:sz w:val="18"/>
-          <w:szCs w:val="18"/>
-        </w:rPr>
-        <w:t>eam Lead</w:t>
+        <w:t xml:space="preserve">- </w:t>
+      </w:r>
+      <w:r>
+        <w:rPr>
+          <w:b/>
+          <w:sz w:val="18"/>
+          <w:szCs w:val="18"/>
+        </w:rPr>
+        <w:t>Apr</w:t>
+      </w:r>
+      <w:r>
+        <w:rPr>
+          <w:b/>
+          <w:sz w:val="18"/>
+          <w:szCs w:val="18"/>
+        </w:rPr>
+        <w:t xml:space="preserve"> 202</w:t>
+      </w:r>
+      <w:r>
+        <w:rPr>
+          <w:b/>
+          <w:sz w:val="18"/>
+          <w:szCs w:val="18"/>
+        </w:rPr>
+        <w:t>2</w:t>
+      </w:r>
+      <w:r>
+        <w:rPr>
+          <w:b/>
+          <w:sz w:val="18"/>
+          <w:szCs w:val="18"/>
+        </w:rPr>
+        <w:t xml:space="preserve"> - </w:t>
+      </w:r>
+      <w:r>
+        <w:rPr>
+          <w:b/>
+          <w:sz w:val="18"/>
+          <w:szCs w:val="18"/>
+        </w:rPr>
+        <w:t>Nov</w:t>
+      </w:r>
+      <w:r>
+        <w:rPr>
+          <w:b/>
+          <w:sz w:val="18"/>
+          <w:szCs w:val="18"/>
+        </w:rPr>
+        <w:t xml:space="preserve"> 202</w:t>
+      </w:r>
+      <w:r>
+        <w:rPr>
+          <w:b/>
+          <w:sz w:val="18"/>
+          <w:szCs w:val="18"/>
+        </w:rPr>
+        <w:t>4</w:t>
+      </w:r>
+    </w:p>
+    <w:p>
+      <w:pPr>
+        <w:ind w:left="720" w:firstLine="720"/>
+        <w:rPr>
+          <w:b/>
+          <w:sz w:val="18"/>
+          <w:szCs w:val="18"/>
+        </w:rPr>
+      </w:pPr>
+      <w:r>
+        <w:rPr>
+          <w:b/>
+          <w:sz w:val="18"/>
+          <w:szCs w:val="18"/>
+        </w:rPr>
+        <w:t>IT Manager</w:t>
       </w:r>
       <w:r>
         <w:rPr>
@@ -662,113 +744,7 @@
           <w:sz w:val="18"/>
           <w:szCs w:val="18"/>
         </w:rPr>
-        <w:t xml:space="preserve">- </w:t>
-      </w:r>
-      <w:r>
-        <w:rPr>
-          <w:b/>
-          <w:sz w:val="18"/>
-          <w:szCs w:val="18"/>
-        </w:rPr>
-        <w:t>Apr</w:t>
-      </w:r>
-      <w:r>
-        <w:rPr>
-          <w:b/>
-          <w:sz w:val="18"/>
-          <w:szCs w:val="18"/>
-        </w:rPr>
-        <w:t xml:space="preserve"> 202</w:t>
-      </w:r>
-      <w:r>
-        <w:rPr>
-          <w:b/>
-          <w:sz w:val="18"/>
-          <w:szCs w:val="18"/>
-        </w:rPr>
-        <w:t>2</w:t>
-      </w:r>
-      <w:r>
-        <w:rPr>
-          <w:b/>
-          <w:sz w:val="18"/>
-          <w:szCs w:val="18"/>
-        </w:rPr>
-        <w:t xml:space="preserve"> - </w:t>
-      </w:r>
-      <w:r>
-        <w:rPr>
-          <w:b/>
-          <w:sz w:val="18"/>
-          <w:szCs w:val="18"/>
-        </w:rPr>
-        <w:t>Nov</w:t>
-      </w:r>
-      <w:r>
-        <w:rPr>
-          <w:b/>
-          <w:sz w:val="18"/>
-          <w:szCs w:val="18"/>
-        </w:rPr>
-        <w:t xml:space="preserve"> 202</w:t>
-      </w:r>
-      <w:r>
-        <w:rPr>
-          <w:b/>
-          <w:sz w:val="18"/>
-          <w:szCs w:val="18"/>
-        </w:rPr>
-        <w:t>4</w:t>
-      </w:r>
-    </w:p>
-    <w:p>
-      <w:pPr>
-        <w:ind w:left="720" w:firstLine="720"/>
-        <w:rPr>
-          <w:b/>
-          <w:sz w:val="18"/>
-          <w:szCs w:val="18"/>
-        </w:rPr>
-      </w:pPr>
-      <w:r>
-        <w:rPr>
-          <w:b/>
-          <w:sz w:val="18"/>
-          <w:szCs w:val="18"/>
-        </w:rPr>
-        <w:t>IT Manager</w:t>
-      </w:r>
-      <w:r>
-        <w:rPr>
-          <w:b/>
-          <w:sz w:val="18"/>
-          <w:szCs w:val="18"/>
-        </w:rPr>
-        <w:t xml:space="preserve"> </w:t>
-      </w:r>
-      <w:r>
-        <w:rPr>
-          <w:b/>
-          <w:sz w:val="18"/>
-          <w:szCs w:val="18"/>
-        </w:rPr>
-        <w:t>(</w:t>
-      </w:r>
-      <w:r>
-        <w:rPr>
-          <w:b/>
-          <w:sz w:val="18"/>
-          <w:szCs w:val="18"/>
-        </w:rPr>
-        <w:t>Interim</w:t>
-      </w:r>
-      <w:r>
-        <w:rPr>
-          <w:b/>
-          <w:sz w:val="18"/>
-          <w:szCs w:val="18"/>
-        </w:rPr>
-        <w:t xml:space="preserve">) </w:t>
+        <w:t xml:space="preserve">(Interim) </w:t>
       </w:r>
       <w:r>
         <w:rPr>
@@ -3632,6 +3608,38 @@
     </w:p>
     <w:p>
       <w:pPr>
+        <w:ind w:left="720"/>
+        <w:rPr>
+          <w:sz w:val="18"/>
+          <w:szCs w:val="18"/>
+        </w:rPr>
+      </w:pPr>
+      <w:r>
+        <w:rPr>
+          <w:sz w:val="18"/>
+          <w:szCs w:val="18"/>
+        </w:rPr>
+        <w:t>Scrum Fundamentals Certified (SFC) - Sept 2026</w:t>
+      </w:r>
+    </w:p>
+    <w:p>
+      <w:pPr>
+        <w:ind w:left="720"/>
+        <w:rPr>
+          <w:sz w:val="18"/>
+          <w:szCs w:val="18"/>
+        </w:rPr>
+      </w:pPr>
+      <w:r>
+        <w:rPr>
+          <w:sz w:val="18"/>
+          <w:szCs w:val="18"/>
+        </w:rPr>
+        <w:t>MySQL Implementation Certified Associate - May 2026</w:t>
+      </w:r>
+    </w:p>
+    <w:p>
+      <w:pPr>
         <w:rPr>
           <w:sz w:val="18"/>
           <w:szCs w:val="18"/>
@@ -4197,183 +4205,6 @@
     </w:p>
     <w:p>
       <w:pPr>
-        <w:ind w:left="720"/>
-        <w:rPr>
-          <w:sz w:val="18"/>
-          <w:szCs w:val="18"/>
-        </w:rPr>
-      </w:pPr>
-      <w:r>
-        <w:rPr>
-          <w:sz w:val="18"/>
-          <w:szCs w:val="18"/>
-        </w:rPr>
-        <w:tab/>
-        <w:t>Business Data Systems</w:t>
-      </w:r>
-    </w:p>
-    <w:p>
-      <w:pPr>
-        <w:ind w:left="720"/>
-        <w:rPr>
-          <w:sz w:val="18"/>
-          <w:szCs w:val="18"/>
-        </w:rPr>
-      </w:pPr>
-      <w:r>
-        <w:rPr>
-          <w:sz w:val="18"/>
-          <w:szCs w:val="18"/>
-        </w:rPr>
-        <w:tab/>
-        <w:t>Database Design</w:t>
-      </w:r>
-    </w:p>
-    <w:p>
-      <w:pPr>
-        <w:ind w:left="720"/>
-        <w:rPr>
-          <w:sz w:val="18"/>
-          <w:szCs w:val="18"/>
-        </w:rPr>
-      </w:pPr>
-      <w:r>
-        <w:rPr>
-          <w:sz w:val="18"/>
-          <w:szCs w:val="18"/>
-        </w:rPr>
-        <w:tab/>
-        <w:t>Independent Studies in Computer Science</w:t>
-      </w:r>
-    </w:p>
-    <w:p>
-      <w:pPr>
-        <w:ind w:left="720"/>
-        <w:rPr>
-          <w:sz w:val="18"/>
-          <w:szCs w:val="18"/>
-        </w:rPr>
-      </w:pPr>
-      <w:r>
-        <w:rPr>
-          <w:sz w:val="18"/>
-          <w:szCs w:val="18"/>
-        </w:rPr>
-        <w:tab/>
-        <w:t>Information Technology Capstone</w:t>
-      </w:r>
-      <w:r>
-        <w:rPr>
-          <w:sz w:val="18"/>
-          <w:szCs w:val="18"/>
-        </w:rPr>
-        <w:tab/>
-      </w:r>
-    </w:p>
-    <w:p>
-      <w:pPr>
-        <w:ind w:left="720"/>
-        <w:rPr>
-          <w:sz w:val="18"/>
-          <w:szCs w:val="18"/>
-        </w:rPr>
-      </w:pPr>
-      <w:r>
-        <w:rPr>
-          <w:sz w:val="18"/>
-          <w:szCs w:val="18"/>
-        </w:rPr>
-        <w:tab/>
-        <w:t>Internet and System Software</w:t>
-      </w:r>
-    </w:p>
-    <w:p>
-      <w:pPr>
-        <w:ind w:left="720"/>
-        <w:rPr>
-          <w:sz w:val="18"/>
-          <w:szCs w:val="18"/>
-        </w:rPr>
-      </w:pPr>
-      <w:r>
-        <w:rPr>
-          <w:sz w:val="18"/>
-          <w:szCs w:val="18"/>
-        </w:rPr>
-        <w:tab/>
-        <w:t>Perl String Processing</w:t>
-      </w:r>
-    </w:p>
-    <w:p>
-      <w:pPr>
-        <w:ind w:left="720"/>
-        <w:rPr>
-          <w:sz w:val="18"/>
-          <w:szCs w:val="18"/>
-        </w:rPr>
-      </w:pPr>
-      <w:r>
-        <w:rPr>
-          <w:sz w:val="18"/>
-          <w:szCs w:val="18"/>
-        </w:rPr>
-        <w:tab/>
-        <w:t>Programming in C++</w:t>
-      </w:r>
-    </w:p>
-    <w:p>
-      <w:pPr>
-        <w:ind w:left="720"/>
-        <w:rPr>
-          <w:sz w:val="18"/>
-          <w:szCs w:val="18"/>
-        </w:rPr>
-      </w:pPr>
-      <w:r>
-        <w:rPr>
-          <w:sz w:val="18"/>
-          <w:szCs w:val="18"/>
-        </w:rPr>
-        <w:tab/>
-        <w:t>Programming in Fortran</w:t>
-      </w:r>
-    </w:p>
-    <w:p>
-      <w:pPr>
-        <w:ind w:left="720"/>
-        <w:rPr>
-          <w:sz w:val="18"/>
-          <w:szCs w:val="18"/>
-        </w:rPr>
-      </w:pPr>
-      <w:r>
-        <w:rPr>
-          <w:sz w:val="18"/>
-          <w:szCs w:val="18"/>
-        </w:rPr>
-        <w:tab/>
-        <w:t>Programming in Java</w:t>
-      </w:r>
-    </w:p>
-    <w:p>
-      <w:pPr>
-        <w:ind w:left="720"/>
-        <w:rPr>
-          <w:sz w:val="18"/>
-          <w:szCs w:val="18"/>
-        </w:rPr>
-      </w:pPr>
-      <w:r>
-        <w:rPr>
-          <w:sz w:val="18"/>
-          <w:szCs w:val="18"/>
-        </w:rPr>
-        <w:tab/>
-        <w:t>Programming in Visual Basic</w:t>
-      </w:r>
-    </w:p>
-    <w:p>
-      <w:pPr>
         <w:rPr>
           <w:sz w:val="18"/>
           <w:szCs w:val="18"/>
@@ -4582,27 +4413,19 @@
     </w:p>
     <w:p>
       <w:pPr>
-        <w:ind w:left="720"/>
-        <w:rPr>
-          <w:sz w:val="18"/>
-          <w:szCs w:val="18"/>
-        </w:rPr>
-      </w:pPr>
-    </w:p>
-    <w:p>
-      <w:pPr>
-        <w:rPr>
-          <w:sz w:val="18"/>
-          <w:szCs w:val="18"/>
-        </w:rPr>
-      </w:pPr>
-      <w:r>
-        <w:rPr>
-          <w:b/>
-          <w:bCs/>
-          <w:sz w:val="18"/>
-          <w:szCs w:val="18"/>
-        </w:rPr>
+        <w:rPr>
+          <w:sz w:val="18"/>
+          <w:szCs w:val="18"/>
+        </w:rPr>
+      </w:pPr>
+      <w:r>
+        <w:rPr>
+          <w:b/>
+          <w:bCs/>
+          <w:sz w:val="18"/>
+          <w:szCs w:val="18"/>
+        </w:rPr>
+        <w:lastRenderedPageBreak/>
         <w:t>ADDITIONAL INFORMATION</w:t>
       </w:r>
       <w:r>
@@ -5661,6 +5484,7 @@
   <w:style w:type="character" w:default="1" w:styleId="DefaultParagraphFont">
     <w:name w:val="Default Paragraph Font"/>
     <w:uiPriority w:val="1"/>
+    <w:semiHidden/>
     <w:unhideWhenUsed/>
   </w:style>
   <w:style w:type="table" w:default="1" w:styleId="TableNormal">

--- a/resume/WillButlerResume.docx
+++ b/resume/WillButlerResume.docx
@@ -24,6 +24,50 @@
         <w:jc w:val="center"/>
         <w:rPr>
           <w:b/>
+          <w:sz w:val="16"/>
+          <w:szCs w:val="16"/>
+        </w:rPr>
+      </w:pPr>
+      <w:r>
+        <w:rPr>
+          <w:b/>
+          <w:sz w:val="16"/>
+          <w:szCs w:val="16"/>
+        </w:rPr>
+        <w:t xml:space="preserve">Infrastructure Engineer | </w:t>
+      </w:r>
+      <w:r>
+        <w:rPr>
+          <w:b/>
+          <w:sz w:val="16"/>
+          <w:szCs w:val="16"/>
+        </w:rPr>
+        <w:t>Power BI &amp; SQL Architect</w:t>
+      </w:r>
+      <w:r>
+        <w:rPr>
+          <w:b/>
+          <w:sz w:val="16"/>
+          <w:szCs w:val="16"/>
+        </w:rPr>
+        <w:t xml:space="preserve"> | </w:t>
+      </w:r>
+      <w:r>
+        <w:rPr>
+          <w:b/>
+          <w:sz w:val="16"/>
+          <w:szCs w:val="16"/>
+        </w:rPr>
+        <w:t>Technical Leader</w:t>
+      </w:r>
+    </w:p>
+    <w:p>
+      <w:pPr>
+        <w:jc w:val="center"/>
+        <w:rPr>
+          <w:i/>
+          <w:sz w:val="16"/>
+          <w:szCs w:val="16"/>
         </w:rPr>
       </w:pPr>
       <w:hyperlink r:id="rId7" w:history="1">
@@ -32,8 +76,8 @@
             <w:rStyle w:val="Hyperlink"/>
             <w:i/>
             <w:color w:val="auto"/>
-            <w:sz w:val="18"/>
-            <w:szCs w:val="18"/>
+            <w:sz w:val="16"/>
+            <w:szCs w:val="16"/>
             <w:u w:val="none"/>
           </w:rPr>
           <w:t>wcbutler@gmail.com</w:t>
@@ -42,14 +86,16 @@
       <w:r>
         <w:rPr>
           <w:i/>
-          <w:sz w:val="18"/>
-          <w:szCs w:val="18"/>
+          <w:sz w:val="16"/>
+          <w:szCs w:val="16"/>
         </w:rPr>
         <w:t xml:space="preserve"> </w:t>
       </w:r>
       <w:r>
         <w:rPr>
           <w:i/>
+          <w:sz w:val="16"/>
+          <w:szCs w:val="16"/>
           <w:lang w:eastAsia="en-US"/>
         </w:rPr>
         <w:t>·</w:t>
@@ -57,16 +103,16 @@
       <w:r>
         <w:rPr>
           <w:i/>
-          <w:sz w:val="18"/>
-          <w:szCs w:val="18"/>
+          <w:sz w:val="16"/>
+          <w:szCs w:val="16"/>
         </w:rPr>
         <w:t xml:space="preserve"> </w:t>
       </w:r>
       <w:r>
         <w:rPr>
           <w:i/>
-          <w:sz w:val="18"/>
-          <w:szCs w:val="18"/>
+          <w:sz w:val="16"/>
+          <w:szCs w:val="16"/>
         </w:rPr>
         <w:t>wcbutler.io</w:t>
       </w:r>
@@ -364,7 +410,23 @@
           <w:sz w:val="18"/>
           <w:szCs w:val="18"/>
         </w:rPr>
-        <w:t xml:space="preserve"> NC Fast Servers Team</w:t>
+        <w:t xml:space="preserve"> NC Fast Server</w:t>
+      </w:r>
+      <w:r>
+        <w:rPr>
+          <w:b/>
+          <w:sz w:val="18"/>
+          <w:szCs w:val="18"/>
+        </w:rPr>
+        <w:t>/VM</w:t>
+      </w:r>
+      <w:r>
+        <w:rPr>
+          <w:b/>
+          <w:sz w:val="18"/>
+          <w:szCs w:val="18"/>
+        </w:rPr>
+        <w:t xml:space="preserve"> Team</w:t>
       </w:r>
       <w:r>
         <w:rPr>
@@ -374,23 +436,13 @@
         </w:rPr>
         <w:t xml:space="preserve"> </w:t>
       </w:r>
-      <w:proofErr w:type="gramStart"/>
-      <w:r>
-        <w:rPr>
-          <w:b/>
-          <w:sz w:val="18"/>
-          <w:szCs w:val="18"/>
-        </w:rPr>
-        <w:t>-  Sept</w:t>
-      </w:r>
-      <w:proofErr w:type="gramEnd"/>
-      <w:r>
-        <w:rPr>
-          <w:b/>
-          <w:sz w:val="18"/>
-          <w:szCs w:val="18"/>
-        </w:rPr>
-        <w:t xml:space="preserve"> 2026 </w:t>
+      <w:r>
+        <w:rPr>
+          <w:b/>
+          <w:sz w:val="18"/>
+          <w:szCs w:val="18"/>
+        </w:rPr>
+        <w:t xml:space="preserve">- Sept 2026 </w:t>
       </w:r>
       <w:r>
         <w:rPr>
@@ -432,87 +484,127 @@
           <w:sz w:val="18"/>
           <w:szCs w:val="18"/>
         </w:rPr>
-        <w:t xml:space="preserve">Administration </w:t>
-      </w:r>
-      <w:r>
-        <w:rPr>
-          <w:bCs/>
-          <w:sz w:val="18"/>
-          <w:szCs w:val="18"/>
-        </w:rPr>
-        <w:t>of 700 AWS Workspaces VDI for developers</w:t>
+        <w:t xml:space="preserve">Administer and support 600+ AWS </w:t>
+      </w:r>
+      <w:proofErr w:type="spellStart"/>
+      <w:r>
+        <w:rPr>
+          <w:bCs/>
+          <w:sz w:val="18"/>
+          <w:szCs w:val="18"/>
+        </w:rPr>
+        <w:t>WorkSpaces</w:t>
+      </w:r>
+      <w:proofErr w:type="spellEnd"/>
+      <w:r>
+        <w:rPr>
+          <w:bCs/>
+          <w:sz w:val="18"/>
+          <w:szCs w:val="18"/>
+        </w:rPr>
+        <w:t xml:space="preserve"> virtual desktops </w:t>
+      </w:r>
+      <w:r>
+        <w:rPr>
+          <w:bCs/>
+          <w:sz w:val="18"/>
+          <w:szCs w:val="18"/>
+        </w:rPr>
+        <w:t>supporting</w:t>
+      </w:r>
+      <w:r>
+        <w:rPr>
+          <w:bCs/>
+          <w:sz w:val="18"/>
+          <w:szCs w:val="18"/>
+        </w:rPr>
+        <w:t xml:space="preserve"> development team</w:t>
+      </w:r>
+    </w:p>
+    <w:p>
+      <w:pPr>
+        <w:ind w:left="1440" w:firstLine="720"/>
+        <w:rPr>
+          <w:bCs/>
+          <w:sz w:val="18"/>
+          <w:szCs w:val="18"/>
+        </w:rPr>
+      </w:pPr>
+      <w:r>
+        <w:rPr>
+          <w:bCs/>
+          <w:sz w:val="18"/>
+          <w:szCs w:val="18"/>
+        </w:rPr>
+        <w:t>Maintain legacy VMware infrastructure and associated server environments</w:t>
+      </w:r>
+    </w:p>
+    <w:p>
+      <w:pPr>
+        <w:ind w:left="1440" w:firstLine="720"/>
+        <w:rPr>
+          <w:bCs/>
+          <w:sz w:val="18"/>
+          <w:szCs w:val="18"/>
+        </w:rPr>
+      </w:pPr>
+      <w:r>
+        <w:rPr>
+          <w:bCs/>
+          <w:sz w:val="18"/>
+          <w:szCs w:val="18"/>
+        </w:rPr>
+        <w:t>Manage Zscaler security platform administration and policy enforcement</w:t>
+      </w:r>
+    </w:p>
+    <w:p>
+      <w:pPr>
+        <w:ind w:left="1440" w:firstLine="720"/>
+        <w:rPr>
+          <w:sz w:val="18"/>
+          <w:szCs w:val="18"/>
+        </w:rPr>
+      </w:pPr>
+      <w:r>
+        <w:rPr>
+          <w:sz w:val="18"/>
+          <w:szCs w:val="18"/>
+        </w:rPr>
+        <w:t>Owner and administrator of Active Directory, Group Policy, and user access controls</w:t>
+      </w:r>
+    </w:p>
+    <w:p>
+      <w:pPr>
+        <w:ind w:left="1440" w:firstLine="720"/>
+        <w:rPr>
+          <w:b/>
+          <w:sz w:val="18"/>
+          <w:szCs w:val="18"/>
+        </w:rPr>
+      </w:pPr>
+    </w:p>
+    <w:p>
+      <w:pPr>
+        <w:ind w:left="720"/>
+        <w:rPr>
+          <w:b/>
+          <w:sz w:val="18"/>
+          <w:szCs w:val="18"/>
+        </w:rPr>
+      </w:pPr>
+      <w:r>
+        <w:rPr>
+          <w:b/>
+          <w:sz w:val="18"/>
+          <w:szCs w:val="18"/>
+        </w:rPr>
+        <w:t>North Carolina State University</w:t>
       </w:r>
     </w:p>
     <w:p>
       <w:pPr>
         <w:ind w:left="1440"/>
         <w:rPr>
-          <w:bCs/>
-          <w:sz w:val="18"/>
-          <w:szCs w:val="18"/>
-        </w:rPr>
-      </w:pPr>
-      <w:r>
-        <w:rPr>
-          <w:bCs/>
-          <w:sz w:val="18"/>
-          <w:szCs w:val="18"/>
-        </w:rPr>
-        <w:tab/>
-        <w:t>Support of legacy VMware machines</w:t>
-      </w:r>
-    </w:p>
-    <w:p>
-      <w:pPr>
-        <w:ind w:left="1440"/>
-        <w:rPr>
-          <w:bCs/>
-          <w:sz w:val="18"/>
-          <w:szCs w:val="18"/>
-        </w:rPr>
-      </w:pPr>
-      <w:r>
-        <w:rPr>
-          <w:bCs/>
-          <w:sz w:val="18"/>
-          <w:szCs w:val="18"/>
-        </w:rPr>
-        <w:tab/>
-        <w:t>OU administration</w:t>
-      </w:r>
-    </w:p>
-    <w:p>
-      <w:pPr>
-        <w:ind w:left="720"/>
-        <w:rPr>
-          <w:b/>
-          <w:sz w:val="18"/>
-          <w:szCs w:val="18"/>
-        </w:rPr>
-      </w:pPr>
-    </w:p>
-    <w:p>
-      <w:pPr>
-        <w:ind w:left="720"/>
-        <w:rPr>
-          <w:b/>
-          <w:sz w:val="18"/>
-          <w:szCs w:val="18"/>
-        </w:rPr>
-      </w:pPr>
-      <w:r>
-        <w:rPr>
-          <w:b/>
-          <w:sz w:val="18"/>
-          <w:szCs w:val="18"/>
-        </w:rPr>
-        <w:t>North Carolina State University</w:t>
-      </w:r>
-    </w:p>
-    <w:p>
-      <w:pPr>
-        <w:ind w:left="1440"/>
-        <w:rPr>
           <w:b/>
           <w:sz w:val="18"/>
           <w:szCs w:val="18"/>
@@ -744,7 +836,15 @@
           <w:sz w:val="18"/>
           <w:szCs w:val="18"/>
         </w:rPr>
-        <w:t xml:space="preserve">(Interim) </w:t>
+        <w:t xml:space="preserve">- </w:t>
+      </w:r>
+      <w:r>
+        <w:rPr>
+          <w:b/>
+          <w:sz w:val="18"/>
+          <w:szCs w:val="18"/>
+        </w:rPr>
+        <w:t xml:space="preserve">Interim </w:t>
       </w:r>
       <w:r>
         <w:rPr>
@@ -836,7 +936,23 @@
           <w:sz w:val="18"/>
           <w:szCs w:val="18"/>
         </w:rPr>
-        <w:t>Electronics Specialist - Aug 20</w:t>
+        <w:t xml:space="preserve">Electronics Specialist </w:t>
+      </w:r>
+      <w:r>
+        <w:rPr>
+          <w:b/>
+          <w:sz w:val="18"/>
+          <w:szCs w:val="18"/>
+        </w:rPr>
+        <w:t xml:space="preserve">- Contract </w:t>
+      </w:r>
+      <w:r>
+        <w:rPr>
+          <w:b/>
+          <w:sz w:val="18"/>
+          <w:szCs w:val="18"/>
+        </w:rPr>
+        <w:t>- Aug 20</w:t>
       </w:r>
       <w:r>
         <w:rPr>
@@ -857,146 +973,78 @@
     </w:p>
     <w:p>
       <w:pPr>
-        <w:ind w:left="720"/>
-        <w:rPr>
-          <w:bCs/>
-          <w:sz w:val="18"/>
-          <w:szCs w:val="18"/>
-        </w:rPr>
-      </w:pPr>
-      <w:r>
-        <w:rPr>
-          <w:bCs/>
-          <w:sz w:val="18"/>
-          <w:szCs w:val="18"/>
-        </w:rPr>
-        <w:tab/>
-      </w:r>
-      <w:r>
-        <w:rPr>
-          <w:bCs/>
-          <w:sz w:val="18"/>
-          <w:szCs w:val="18"/>
-        </w:rPr>
-        <w:tab/>
-      </w:r>
-      <w:r>
-        <w:rPr>
-          <w:bCs/>
-          <w:sz w:val="18"/>
-          <w:szCs w:val="18"/>
-        </w:rPr>
-        <w:t>Previous</w:t>
-      </w:r>
-      <w:r>
-        <w:rPr>
-          <w:bCs/>
-          <w:sz w:val="18"/>
-          <w:szCs w:val="18"/>
-        </w:rPr>
-        <w:t xml:space="preserve"> team lead of </w:t>
-      </w:r>
-      <w:r>
-        <w:rPr>
-          <w:bCs/>
-          <w:sz w:val="18"/>
-          <w:szCs w:val="18"/>
-        </w:rPr>
-        <w:t>the Applications team, former lead of IT-Ops team in managerial role</w:t>
-      </w:r>
-    </w:p>
-    <w:p>
-      <w:pPr>
-        <w:ind w:left="720"/>
-        <w:rPr>
-          <w:bCs/>
-          <w:sz w:val="18"/>
-          <w:szCs w:val="18"/>
-        </w:rPr>
-      </w:pPr>
-      <w:r>
-        <w:rPr>
-          <w:bCs/>
-          <w:sz w:val="18"/>
-          <w:szCs w:val="18"/>
-        </w:rPr>
-        <w:tab/>
-      </w:r>
-      <w:r>
-        <w:rPr>
-          <w:bCs/>
-          <w:sz w:val="18"/>
-          <w:szCs w:val="18"/>
-        </w:rPr>
-        <w:tab/>
-        <w:t xml:space="preserve">On PCI Leadership, Campus IT Directors, and </w:t>
-      </w:r>
-      <w:r>
-        <w:rPr>
-          <w:bCs/>
-          <w:sz w:val="18"/>
-          <w:szCs w:val="18"/>
-        </w:rPr>
-        <w:t>Information Security Advisory Group</w:t>
-      </w:r>
-      <w:r>
-        <w:rPr>
-          <w:bCs/>
-          <w:sz w:val="18"/>
-          <w:szCs w:val="18"/>
-        </w:rPr>
-        <w:t xml:space="preserve"> committees</w:t>
-      </w:r>
-    </w:p>
-    <w:p>
-      <w:pPr>
-        <w:ind w:left="720"/>
-        <w:rPr>
-          <w:bCs/>
-          <w:sz w:val="18"/>
-          <w:szCs w:val="18"/>
-        </w:rPr>
-      </w:pPr>
-      <w:r>
-        <w:rPr>
-          <w:bCs/>
-          <w:sz w:val="18"/>
-          <w:szCs w:val="18"/>
-        </w:rPr>
-        <w:tab/>
-      </w:r>
-      <w:r>
-        <w:rPr>
-          <w:bCs/>
-          <w:sz w:val="18"/>
-          <w:szCs w:val="18"/>
-        </w:rPr>
-        <w:tab/>
-        <w:t xml:space="preserve">SME of custom reporting for the department, set up Jasper Reports </w:t>
-      </w:r>
-      <w:r>
-        <w:rPr>
-          <w:bCs/>
-          <w:sz w:val="18"/>
-          <w:szCs w:val="18"/>
-        </w:rPr>
-        <w:t xml:space="preserve">and </w:t>
-      </w:r>
-      <w:r>
-        <w:rPr>
-          <w:bCs/>
-          <w:sz w:val="18"/>
-          <w:szCs w:val="18"/>
-        </w:rPr>
-        <w:t xml:space="preserve">migrated to </w:t>
-      </w:r>
-      <w:r>
-        <w:rPr>
-          <w:bCs/>
-          <w:sz w:val="18"/>
-          <w:szCs w:val="18"/>
-        </w:rPr>
-        <w:t>Power BI</w:t>
+        <w:ind w:left="2160"/>
+        <w:rPr>
+          <w:bCs/>
+          <w:sz w:val="18"/>
+          <w:szCs w:val="18"/>
+        </w:rPr>
+      </w:pPr>
+      <w:r>
+        <w:rPr>
+          <w:bCs/>
+          <w:sz w:val="18"/>
+          <w:szCs w:val="18"/>
+        </w:rPr>
+        <w:t xml:space="preserve">Power BI developer: </w:t>
+      </w:r>
+      <w:r>
+        <w:rPr>
+          <w:bCs/>
+          <w:sz w:val="18"/>
+          <w:szCs w:val="18"/>
+        </w:rPr>
+        <w:t xml:space="preserve">sole </w:t>
+      </w:r>
+      <w:r>
+        <w:rPr>
+          <w:bCs/>
+          <w:sz w:val="18"/>
+          <w:szCs w:val="18"/>
+        </w:rPr>
+        <w:t xml:space="preserve">enterprise platform architecture, SQL and ETL development, gateway administration, and mission-critical reporting used by hundreds of stakeholders for </w:t>
+      </w:r>
+      <w:r>
+        <w:rPr>
+          <w:bCs/>
+          <w:sz w:val="18"/>
+          <w:szCs w:val="18"/>
+        </w:rPr>
+        <w:t xml:space="preserve">visibility and </w:t>
+      </w:r>
+      <w:r>
+        <w:rPr>
+          <w:bCs/>
+          <w:sz w:val="18"/>
+          <w:szCs w:val="18"/>
+        </w:rPr>
+        <w:t>annual compliance attestations</w:t>
+      </w:r>
+    </w:p>
+    <w:p>
+      <w:pPr>
+        <w:ind w:left="2160"/>
+        <w:rPr>
+          <w:bCs/>
+          <w:sz w:val="18"/>
+          <w:szCs w:val="18"/>
+        </w:rPr>
+      </w:pPr>
+      <w:r>
+        <w:rPr>
+          <w:bCs/>
+          <w:sz w:val="18"/>
+          <w:szCs w:val="18"/>
+        </w:rPr>
+        <w:t xml:space="preserve">Azure/Dynamics 365 migration, ETL development, and reporting </w:t>
+      </w:r>
+      <w:r>
+        <w:rPr>
+          <w:bCs/>
+          <w:sz w:val="18"/>
+          <w:szCs w:val="18"/>
+        </w:rPr>
+        <w:t>subject matter expert</w:t>
       </w:r>
     </w:p>
     <w:p>
@@ -1014,39 +1062,123 @@
           <w:sz w:val="18"/>
           <w:szCs w:val="18"/>
         </w:rPr>
-        <w:t>W</w:t>
-      </w:r>
-      <w:r>
-        <w:rPr>
-          <w:bCs/>
-          <w:sz w:val="18"/>
-          <w:szCs w:val="18"/>
-        </w:rPr>
-        <w:t xml:space="preserve">rote </w:t>
-      </w:r>
-      <w:r>
-        <w:rPr>
-          <w:bCs/>
-          <w:sz w:val="18"/>
-          <w:szCs w:val="18"/>
-        </w:rPr>
-        <w:t xml:space="preserve">all </w:t>
-      </w:r>
-      <w:r>
-        <w:rPr>
-          <w:bCs/>
-          <w:sz w:val="18"/>
-          <w:szCs w:val="18"/>
-        </w:rPr>
-        <w:t>the SQL back-end</w:t>
-      </w:r>
-      <w:r>
-        <w:rPr>
-          <w:bCs/>
-          <w:sz w:val="18"/>
-          <w:szCs w:val="18"/>
-        </w:rPr>
-        <w:t xml:space="preserve"> statements for reporting</w:t>
+        <w:t>PCI Leadership, Campus IT Directors, and Information Security Advisory Groups</w:t>
+      </w:r>
+    </w:p>
+    <w:p>
+      <w:pPr>
+        <w:ind w:left="2160"/>
+        <w:rPr>
+          <w:bCs/>
+          <w:sz w:val="18"/>
+          <w:szCs w:val="18"/>
+        </w:rPr>
+      </w:pPr>
+      <w:r>
+        <w:rPr>
+          <w:bCs/>
+          <w:sz w:val="18"/>
+          <w:szCs w:val="18"/>
+        </w:rPr>
+        <w:t xml:space="preserve">VMware ESXi, Nutanix, </w:t>
+      </w:r>
+      <w:proofErr w:type="spellStart"/>
+      <w:r>
+        <w:rPr>
+          <w:bCs/>
+          <w:sz w:val="18"/>
+          <w:szCs w:val="18"/>
+        </w:rPr>
+        <w:t>Proxmox</w:t>
+      </w:r>
+      <w:proofErr w:type="spellEnd"/>
+      <w:r>
+        <w:rPr>
+          <w:bCs/>
+          <w:sz w:val="18"/>
+          <w:szCs w:val="18"/>
+        </w:rPr>
+        <w:t xml:space="preserve">, </w:t>
+      </w:r>
+      <w:r>
+        <w:rPr>
+          <w:bCs/>
+          <w:sz w:val="18"/>
+          <w:szCs w:val="18"/>
+        </w:rPr>
+        <w:t>Docker, and Kubernetes administration</w:t>
+      </w:r>
+    </w:p>
+    <w:p>
+      <w:pPr>
+        <w:ind w:left="2160"/>
+        <w:rPr>
+          <w:bCs/>
+          <w:sz w:val="18"/>
+          <w:szCs w:val="18"/>
+        </w:rPr>
+      </w:pPr>
+      <w:r>
+        <w:rPr>
+          <w:bCs/>
+          <w:sz w:val="18"/>
+          <w:szCs w:val="18"/>
+        </w:rPr>
+        <w:t xml:space="preserve">Veeam, HYCU, Nimble, </w:t>
+      </w:r>
+      <w:proofErr w:type="spellStart"/>
+      <w:r>
+        <w:rPr>
+          <w:bCs/>
+          <w:sz w:val="18"/>
+          <w:szCs w:val="18"/>
+        </w:rPr>
+        <w:t>Qumulo</w:t>
+      </w:r>
+      <w:proofErr w:type="spellEnd"/>
+      <w:r>
+        <w:rPr>
+          <w:bCs/>
+          <w:sz w:val="18"/>
+          <w:szCs w:val="18"/>
+        </w:rPr>
+        <w:t xml:space="preserve">, </w:t>
+      </w:r>
+      <w:proofErr w:type="spellStart"/>
+      <w:r>
+        <w:rPr>
+          <w:bCs/>
+          <w:sz w:val="18"/>
+          <w:szCs w:val="18"/>
+        </w:rPr>
+        <w:t>Fortigate</w:t>
+      </w:r>
+      <w:proofErr w:type="spellEnd"/>
+      <w:r>
+        <w:rPr>
+          <w:bCs/>
+          <w:sz w:val="18"/>
+          <w:szCs w:val="18"/>
+        </w:rPr>
+        <w:t>, Foreman, and Puppet administration</w:t>
+      </w:r>
+    </w:p>
+    <w:p>
+      <w:pPr>
+        <w:ind w:left="2160"/>
+        <w:rPr>
+          <w:bCs/>
+          <w:sz w:val="18"/>
+          <w:szCs w:val="18"/>
+        </w:rPr>
+      </w:pPr>
+      <w:r>
+        <w:rPr>
+          <w:bCs/>
+          <w:sz w:val="18"/>
+          <w:szCs w:val="18"/>
+        </w:rPr>
+        <w:t>Active Directory, GPO, SCCM, and OU administration</w:t>
       </w:r>
     </w:p>
     <w:p>
@@ -1064,42 +1196,107 @@
           <w:sz w:val="18"/>
           <w:szCs w:val="18"/>
         </w:rPr>
-        <w:t>Full ownership of intrusion/duress system, camera system, and access control system</w:t>
-      </w:r>
-    </w:p>
-    <w:p>
-      <w:pPr>
-        <w:ind w:left="720"/>
-        <w:rPr>
-          <w:bCs/>
-          <w:sz w:val="18"/>
-          <w:szCs w:val="18"/>
-        </w:rPr>
-      </w:pPr>
-      <w:r>
-        <w:rPr>
-          <w:bCs/>
-          <w:sz w:val="18"/>
-          <w:szCs w:val="18"/>
-        </w:rPr>
-        <w:tab/>
-      </w:r>
-      <w:r>
-        <w:rPr>
-          <w:bCs/>
-          <w:sz w:val="18"/>
-          <w:szCs w:val="18"/>
-        </w:rPr>
-        <w:tab/>
-        <w:t>Assisted with testing of integrations across many platforms (bio, access control, camera system)</w:t>
-      </w:r>
-      <w:r>
-        <w:rPr>
-          <w:bCs/>
-          <w:sz w:val="18"/>
-          <w:szCs w:val="18"/>
-        </w:rPr>
-        <w:tab/>
+        <w:t>Infrastructure automation using Ansible and Semaphore</w:t>
+      </w:r>
+    </w:p>
+    <w:p>
+      <w:pPr>
+        <w:ind w:left="2160"/>
+        <w:rPr>
+          <w:bCs/>
+          <w:sz w:val="18"/>
+          <w:szCs w:val="18"/>
+        </w:rPr>
+      </w:pPr>
+      <w:r>
+        <w:rPr>
+          <w:bCs/>
+          <w:sz w:val="18"/>
+          <w:szCs w:val="18"/>
+        </w:rPr>
+        <w:t xml:space="preserve">Monitoring solutions supporting 4,000+ endpoints using Nagios, Zabbix, PRTG, and </w:t>
+      </w:r>
+      <w:proofErr w:type="spellStart"/>
+      <w:r>
+        <w:rPr>
+          <w:bCs/>
+          <w:sz w:val="18"/>
+          <w:szCs w:val="18"/>
+        </w:rPr>
+        <w:t>CheckMK</w:t>
+      </w:r>
+      <w:proofErr w:type="spellEnd"/>
+    </w:p>
+    <w:p>
+      <w:pPr>
+        <w:ind w:left="2160"/>
+        <w:rPr>
+          <w:bCs/>
+          <w:sz w:val="18"/>
+          <w:szCs w:val="18"/>
+        </w:rPr>
+      </w:pPr>
+      <w:r>
+        <w:rPr>
+          <w:bCs/>
+          <w:sz w:val="18"/>
+          <w:szCs w:val="18"/>
+        </w:rPr>
+        <w:t>Enterprise server architecture, deployment, and lifecycle management</w:t>
+      </w:r>
+    </w:p>
+    <w:p>
+      <w:pPr>
+        <w:ind w:left="2160"/>
+        <w:rPr>
+          <w:bCs/>
+          <w:sz w:val="18"/>
+          <w:szCs w:val="18"/>
+        </w:rPr>
+      </w:pPr>
+      <w:r>
+        <w:rPr>
+          <w:bCs/>
+          <w:sz w:val="18"/>
+          <w:szCs w:val="18"/>
+        </w:rPr>
+        <w:t>Site-to-site VPN design, deployment, and support</w:t>
+      </w:r>
+    </w:p>
+    <w:p>
+      <w:pPr>
+        <w:ind w:left="2160"/>
+        <w:rPr>
+          <w:bCs/>
+          <w:sz w:val="18"/>
+          <w:szCs w:val="18"/>
+        </w:rPr>
+      </w:pPr>
+      <w:r>
+        <w:rPr>
+          <w:bCs/>
+          <w:sz w:val="18"/>
+          <w:szCs w:val="18"/>
+        </w:rPr>
+        <w:t>WordPress platform administration and web content management</w:t>
+      </w:r>
+    </w:p>
+    <w:p>
+      <w:pPr>
+        <w:ind w:left="2160"/>
+        <w:rPr>
+          <w:bCs/>
+          <w:sz w:val="18"/>
+          <w:szCs w:val="18"/>
+        </w:rPr>
+      </w:pPr>
+      <w:r>
+        <w:rPr>
+          <w:bCs/>
+          <w:sz w:val="18"/>
+          <w:szCs w:val="18"/>
+        </w:rPr>
+        <w:t>Axis camera ecosystem administration and Axis Device Manager expertise</w:t>
       </w:r>
     </w:p>
     <w:p>
@@ -1117,47 +1314,7 @@
           <w:sz w:val="18"/>
           <w:szCs w:val="18"/>
         </w:rPr>
-        <w:t>Administrator of ESXi</w:t>
-      </w:r>
-      <w:r>
-        <w:rPr>
-          <w:bCs/>
-          <w:sz w:val="18"/>
-          <w:szCs w:val="18"/>
-        </w:rPr>
-        <w:t>/Nutanix</w:t>
-      </w:r>
-      <w:r>
-        <w:rPr>
-          <w:bCs/>
-          <w:sz w:val="18"/>
-          <w:szCs w:val="18"/>
-        </w:rPr>
-        <w:t xml:space="preserve"> cluster, </w:t>
-      </w:r>
-      <w:r>
-        <w:rPr>
-          <w:bCs/>
-          <w:sz w:val="18"/>
-          <w:szCs w:val="18"/>
-        </w:rPr>
-        <w:t xml:space="preserve">Docker, and </w:t>
-      </w:r>
-      <w:r>
-        <w:rPr>
-          <w:bCs/>
-          <w:sz w:val="18"/>
-          <w:szCs w:val="18"/>
-        </w:rPr>
-        <w:t>Kubernetes</w:t>
-      </w:r>
-      <w:r>
-        <w:rPr>
-          <w:bCs/>
-          <w:sz w:val="18"/>
-          <w:szCs w:val="18"/>
-        </w:rPr>
-        <w:t xml:space="preserve"> infrastructure</w:t>
+        <w:t>Owner and administrator of access control (CCURE), video surveillance</w:t>
       </w:r>
     </w:p>
     <w:p>
@@ -1175,15 +1332,15 @@
           <w:sz w:val="18"/>
           <w:szCs w:val="18"/>
         </w:rPr>
-        <w:t>Administrator</w:t>
-      </w:r>
-      <w:r>
-        <w:rPr>
-          <w:bCs/>
-          <w:sz w:val="18"/>
-          <w:szCs w:val="18"/>
-        </w:rPr>
-        <w:t xml:space="preserve"> of Veeam, Nimble, </w:t>
+        <w:t>(Genetec), biometric</w:t>
+      </w:r>
+      <w:r>
+        <w:rPr>
+          <w:bCs/>
+          <w:sz w:val="18"/>
+          <w:szCs w:val="18"/>
+        </w:rPr>
+        <w:t xml:space="preserve"> (</w:t>
       </w:r>
       <w:proofErr w:type="spellStart"/>
       <w:r>
@@ -1192,7 +1349,7 @@
           <w:sz w:val="18"/>
           <w:szCs w:val="18"/>
         </w:rPr>
-        <w:t>Qumulo</w:t>
+        <w:t>Idemia</w:t>
       </w:r>
       <w:proofErr w:type="spellEnd"/>
       <w:r>
@@ -1201,613 +1358,42 @@
           <w:sz w:val="18"/>
           <w:szCs w:val="18"/>
         </w:rPr>
-        <w:t>,</w:t>
-      </w:r>
-      <w:r>
-        <w:rPr>
-          <w:bCs/>
-          <w:sz w:val="18"/>
-          <w:szCs w:val="18"/>
-        </w:rPr>
-        <w:t xml:space="preserve"> </w:t>
-      </w:r>
-      <w:r>
-        <w:rPr>
-          <w:bCs/>
-          <w:sz w:val="18"/>
-          <w:szCs w:val="18"/>
-        </w:rPr>
-        <w:t xml:space="preserve">Fortinet ADC, </w:t>
-      </w:r>
-      <w:r>
-        <w:rPr>
-          <w:bCs/>
-          <w:sz w:val="18"/>
-          <w:szCs w:val="18"/>
-        </w:rPr>
-        <w:t xml:space="preserve">Foreman, and </w:t>
-      </w:r>
-      <w:r>
-        <w:rPr>
-          <w:bCs/>
-          <w:sz w:val="18"/>
-          <w:szCs w:val="18"/>
-        </w:rPr>
-        <w:t>Puppet</w:t>
-      </w:r>
-    </w:p>
-    <w:p>
-      <w:pPr>
-        <w:ind w:left="720"/>
-        <w:rPr>
-          <w:bCs/>
-          <w:sz w:val="18"/>
-          <w:szCs w:val="18"/>
-        </w:rPr>
-      </w:pPr>
-      <w:r>
-        <w:rPr>
-          <w:bCs/>
-          <w:sz w:val="18"/>
-          <w:szCs w:val="18"/>
-        </w:rPr>
-        <w:tab/>
-      </w:r>
-      <w:r>
-        <w:rPr>
-          <w:bCs/>
-          <w:sz w:val="18"/>
-          <w:szCs w:val="18"/>
-        </w:rPr>
-        <w:tab/>
-        <w:t xml:space="preserve">Administrator of our OU </w:t>
-      </w:r>
-      <w:r>
-        <w:rPr>
-          <w:bCs/>
-          <w:sz w:val="18"/>
-          <w:szCs w:val="18"/>
-        </w:rPr>
-        <w:t xml:space="preserve">via GPO and SCCM </w:t>
-      </w:r>
-      <w:r>
-        <w:rPr>
-          <w:bCs/>
-          <w:sz w:val="18"/>
-          <w:szCs w:val="18"/>
-        </w:rPr>
-        <w:t>in Active Directory</w:t>
-      </w:r>
-    </w:p>
-    <w:p>
-      <w:pPr>
-        <w:ind w:left="720"/>
-        <w:rPr>
-          <w:bCs/>
-          <w:sz w:val="18"/>
-          <w:szCs w:val="18"/>
-        </w:rPr>
-      </w:pPr>
-      <w:r>
-        <w:rPr>
-          <w:bCs/>
-          <w:sz w:val="18"/>
-          <w:szCs w:val="18"/>
-        </w:rPr>
-        <w:tab/>
-      </w:r>
-      <w:r>
-        <w:rPr>
-          <w:bCs/>
-          <w:sz w:val="18"/>
-          <w:szCs w:val="18"/>
-        </w:rPr>
-        <w:tab/>
-        <w:t>Scription automation through Ansible/Semaphore</w:t>
-      </w:r>
-    </w:p>
-    <w:p>
-      <w:pPr>
-        <w:ind w:left="720"/>
-        <w:rPr>
-          <w:bCs/>
-          <w:sz w:val="18"/>
-          <w:szCs w:val="18"/>
-        </w:rPr>
-      </w:pPr>
-      <w:r>
-        <w:rPr>
-          <w:bCs/>
-          <w:sz w:val="18"/>
-          <w:szCs w:val="18"/>
-        </w:rPr>
-        <w:tab/>
-      </w:r>
-      <w:r>
-        <w:rPr>
-          <w:bCs/>
-          <w:sz w:val="18"/>
-          <w:szCs w:val="18"/>
-        </w:rPr>
-        <w:tab/>
-      </w:r>
-      <w:r>
-        <w:rPr>
-          <w:bCs/>
-          <w:sz w:val="18"/>
-          <w:szCs w:val="18"/>
-        </w:rPr>
-        <w:t xml:space="preserve">Genetec </w:t>
-      </w:r>
-      <w:r>
-        <w:rPr>
-          <w:bCs/>
-          <w:sz w:val="18"/>
-          <w:szCs w:val="18"/>
-        </w:rPr>
-        <w:t xml:space="preserve">system </w:t>
-      </w:r>
-      <w:r>
-        <w:rPr>
-          <w:bCs/>
-          <w:sz w:val="18"/>
-          <w:szCs w:val="18"/>
-        </w:rPr>
-        <w:t>set up</w:t>
-      </w:r>
-      <w:r>
-        <w:rPr>
-          <w:bCs/>
-          <w:sz w:val="18"/>
-          <w:szCs w:val="18"/>
-        </w:rPr>
-        <w:t xml:space="preserve"> soup to nuts</w:t>
-      </w:r>
-      <w:r>
-        <w:rPr>
-          <w:bCs/>
-          <w:sz w:val="18"/>
-          <w:szCs w:val="18"/>
-        </w:rPr>
-        <w:t>, integration,</w:t>
-      </w:r>
-      <w:r>
-        <w:rPr>
-          <w:bCs/>
-          <w:sz w:val="18"/>
-          <w:szCs w:val="18"/>
-        </w:rPr>
-        <w:t xml:space="preserve"> and </w:t>
-      </w:r>
-      <w:r>
-        <w:rPr>
-          <w:bCs/>
-          <w:sz w:val="18"/>
-          <w:szCs w:val="18"/>
-        </w:rPr>
-        <w:t xml:space="preserve">administration </w:t>
-      </w:r>
-    </w:p>
-    <w:p>
-      <w:pPr>
-        <w:ind w:left="720"/>
-        <w:rPr>
-          <w:bCs/>
-          <w:sz w:val="18"/>
-          <w:szCs w:val="18"/>
-        </w:rPr>
-      </w:pPr>
-      <w:r>
-        <w:rPr>
-          <w:bCs/>
-          <w:sz w:val="18"/>
-          <w:szCs w:val="18"/>
-        </w:rPr>
-        <w:tab/>
-      </w:r>
-      <w:r>
-        <w:rPr>
-          <w:bCs/>
-          <w:sz w:val="18"/>
-          <w:szCs w:val="18"/>
-        </w:rPr>
-        <w:tab/>
-      </w:r>
-      <w:r>
-        <w:rPr>
-          <w:bCs/>
-          <w:sz w:val="18"/>
-          <w:szCs w:val="18"/>
-        </w:rPr>
-        <w:t>Set up Nagios</w:t>
-      </w:r>
-      <w:r>
-        <w:rPr>
-          <w:bCs/>
-          <w:sz w:val="18"/>
-          <w:szCs w:val="18"/>
-        </w:rPr>
-        <w:t xml:space="preserve">, PRTG, and </w:t>
-      </w:r>
-      <w:proofErr w:type="spellStart"/>
-      <w:r>
-        <w:rPr>
-          <w:bCs/>
-          <w:sz w:val="18"/>
-          <w:szCs w:val="18"/>
-        </w:rPr>
-        <w:t>CheckMK</w:t>
-      </w:r>
-      <w:proofErr w:type="spellEnd"/>
-      <w:r>
-        <w:rPr>
-          <w:bCs/>
-          <w:sz w:val="18"/>
-          <w:szCs w:val="18"/>
-        </w:rPr>
-        <w:t xml:space="preserve"> server for</w:t>
-      </w:r>
-      <w:r>
-        <w:rPr>
-          <w:bCs/>
-          <w:sz w:val="18"/>
-          <w:szCs w:val="18"/>
-        </w:rPr>
-        <w:t xml:space="preserve"> </w:t>
-      </w:r>
-      <w:r>
-        <w:rPr>
-          <w:bCs/>
-          <w:sz w:val="18"/>
-          <w:szCs w:val="18"/>
-        </w:rPr>
-        <w:t>d</w:t>
-      </w:r>
-      <w:r>
-        <w:rPr>
-          <w:bCs/>
-          <w:sz w:val="18"/>
-          <w:szCs w:val="18"/>
-        </w:rPr>
-        <w:t xml:space="preserve">aily monitoring of over </w:t>
-      </w:r>
-      <w:r>
-        <w:rPr>
-          <w:bCs/>
-          <w:sz w:val="18"/>
-          <w:szCs w:val="18"/>
-        </w:rPr>
-        <w:t>four</w:t>
-      </w:r>
-      <w:r>
-        <w:rPr>
-          <w:bCs/>
-          <w:sz w:val="18"/>
-          <w:szCs w:val="18"/>
-        </w:rPr>
-        <w:t xml:space="preserve"> thousand </w:t>
-      </w:r>
-      <w:r>
-        <w:rPr>
-          <w:bCs/>
-          <w:sz w:val="18"/>
-          <w:szCs w:val="18"/>
-        </w:rPr>
-        <w:t>endpoints</w:t>
-      </w:r>
-      <w:r>
-        <w:rPr>
-          <w:bCs/>
-          <w:sz w:val="18"/>
-          <w:szCs w:val="18"/>
-        </w:rPr>
-        <w:t xml:space="preserve"> </w:t>
-      </w:r>
-    </w:p>
-    <w:p>
-      <w:pPr>
-        <w:ind w:left="720"/>
-        <w:rPr>
-          <w:bCs/>
-          <w:sz w:val="18"/>
-          <w:szCs w:val="18"/>
-        </w:rPr>
-      </w:pPr>
-      <w:r>
-        <w:rPr>
-          <w:bCs/>
-          <w:sz w:val="18"/>
-          <w:szCs w:val="18"/>
-        </w:rPr>
-        <w:tab/>
-      </w:r>
-      <w:r>
-        <w:rPr>
-          <w:bCs/>
-          <w:sz w:val="18"/>
-          <w:szCs w:val="18"/>
-        </w:rPr>
-        <w:tab/>
-        <w:t>Deep knowledge of Axis IP based cameras</w:t>
-      </w:r>
-      <w:r>
-        <w:rPr>
-          <w:bCs/>
-          <w:sz w:val="18"/>
-          <w:szCs w:val="18"/>
-        </w:rPr>
-        <w:t xml:space="preserve"> and Axis </w:t>
-      </w:r>
-      <w:r>
-        <w:rPr>
-          <w:bCs/>
-          <w:sz w:val="18"/>
-          <w:szCs w:val="18"/>
-        </w:rPr>
-        <w:t xml:space="preserve">Device </w:t>
-      </w:r>
-      <w:r>
-        <w:rPr>
-          <w:bCs/>
-          <w:sz w:val="18"/>
-          <w:szCs w:val="18"/>
-        </w:rPr>
-        <w:t>Management software</w:t>
-      </w:r>
-    </w:p>
-    <w:p>
-      <w:pPr>
-        <w:ind w:left="720"/>
-        <w:rPr>
-          <w:bCs/>
-          <w:sz w:val="18"/>
-          <w:szCs w:val="18"/>
-        </w:rPr>
-      </w:pPr>
-      <w:r>
-        <w:rPr>
-          <w:bCs/>
-          <w:sz w:val="18"/>
-          <w:szCs w:val="18"/>
-        </w:rPr>
-        <w:tab/>
-      </w:r>
-      <w:r>
-        <w:rPr>
-          <w:bCs/>
-          <w:sz w:val="18"/>
-          <w:szCs w:val="18"/>
-        </w:rPr>
-        <w:tab/>
-      </w:r>
-      <w:r>
-        <w:rPr>
-          <w:bCs/>
-          <w:sz w:val="18"/>
-          <w:szCs w:val="18"/>
-        </w:rPr>
-        <w:t>Set up and a</w:t>
-      </w:r>
-      <w:r>
-        <w:rPr>
-          <w:bCs/>
-          <w:sz w:val="18"/>
-          <w:szCs w:val="18"/>
-        </w:rPr>
-        <w:t xml:space="preserve">dministration of </w:t>
-      </w:r>
-      <w:r>
-        <w:rPr>
-          <w:bCs/>
-          <w:sz w:val="18"/>
-          <w:szCs w:val="18"/>
-        </w:rPr>
-        <w:t xml:space="preserve">multiple </w:t>
-      </w:r>
-      <w:r>
-        <w:rPr>
-          <w:bCs/>
-          <w:sz w:val="18"/>
-          <w:szCs w:val="18"/>
-        </w:rPr>
-        <w:t xml:space="preserve">production </w:t>
-      </w:r>
-      <w:r>
-        <w:rPr>
-          <w:bCs/>
-          <w:sz w:val="18"/>
-          <w:szCs w:val="18"/>
-        </w:rPr>
-        <w:t xml:space="preserve">CCURE </w:t>
-      </w:r>
-      <w:r>
-        <w:rPr>
-          <w:bCs/>
-          <w:sz w:val="18"/>
-          <w:szCs w:val="18"/>
-        </w:rPr>
-        <w:t>9000</w:t>
-      </w:r>
-      <w:r>
-        <w:rPr>
-          <w:bCs/>
-          <w:sz w:val="18"/>
-          <w:szCs w:val="18"/>
-        </w:rPr>
-        <w:t xml:space="preserve"> system</w:t>
-      </w:r>
-      <w:r>
-        <w:rPr>
-          <w:bCs/>
-          <w:sz w:val="18"/>
-          <w:szCs w:val="18"/>
-        </w:rPr>
-        <w:t>s</w:t>
-      </w:r>
-    </w:p>
-    <w:p>
-      <w:pPr>
-        <w:ind w:left="720"/>
-        <w:rPr>
-          <w:bCs/>
-          <w:sz w:val="18"/>
-          <w:szCs w:val="18"/>
-        </w:rPr>
-      </w:pPr>
-      <w:r>
-        <w:rPr>
-          <w:bCs/>
-          <w:sz w:val="18"/>
-          <w:szCs w:val="18"/>
-        </w:rPr>
-        <w:tab/>
-      </w:r>
-      <w:r>
-        <w:rPr>
-          <w:bCs/>
-          <w:sz w:val="18"/>
-          <w:szCs w:val="18"/>
-        </w:rPr>
-        <w:tab/>
-        <w:t>Building and deploying enterprise level servers</w:t>
-      </w:r>
-    </w:p>
-    <w:p>
-      <w:pPr>
-        <w:ind w:left="720"/>
-        <w:rPr>
-          <w:bCs/>
-          <w:sz w:val="18"/>
-          <w:szCs w:val="18"/>
-        </w:rPr>
-      </w:pPr>
-      <w:r>
-        <w:rPr>
-          <w:bCs/>
-          <w:sz w:val="18"/>
-          <w:szCs w:val="18"/>
-        </w:rPr>
-        <w:tab/>
-      </w:r>
-      <w:r>
-        <w:rPr>
-          <w:bCs/>
-          <w:sz w:val="18"/>
-          <w:szCs w:val="18"/>
-        </w:rPr>
-        <w:tab/>
-        <w:t>Remote site VPN hardware deployment</w:t>
-      </w:r>
-    </w:p>
-    <w:p>
-      <w:pPr>
-        <w:ind w:left="720"/>
-        <w:rPr>
-          <w:bCs/>
-          <w:sz w:val="18"/>
-          <w:szCs w:val="18"/>
-        </w:rPr>
-      </w:pPr>
-      <w:r>
-        <w:rPr>
-          <w:bCs/>
-          <w:sz w:val="18"/>
-          <w:szCs w:val="18"/>
-        </w:rPr>
-        <w:tab/>
-      </w:r>
-      <w:r>
-        <w:rPr>
-          <w:bCs/>
-          <w:sz w:val="18"/>
-          <w:szCs w:val="18"/>
-        </w:rPr>
-        <w:tab/>
-      </w:r>
-      <w:r>
-        <w:rPr>
-          <w:bCs/>
-          <w:sz w:val="18"/>
-          <w:szCs w:val="18"/>
-        </w:rPr>
-        <w:t>I</w:t>
-      </w:r>
-      <w:r>
-        <w:rPr>
-          <w:bCs/>
-          <w:sz w:val="18"/>
-          <w:szCs w:val="18"/>
-        </w:rPr>
-        <w:t>ntercom</w:t>
-      </w:r>
-      <w:r>
-        <w:rPr>
-          <w:bCs/>
-          <w:sz w:val="18"/>
-          <w:szCs w:val="18"/>
-        </w:rPr>
-        <w:t xml:space="preserve"> system </w:t>
-      </w:r>
-      <w:r>
-        <w:rPr>
-          <w:bCs/>
-          <w:sz w:val="18"/>
-          <w:szCs w:val="18"/>
-        </w:rPr>
-        <w:t>deployment</w:t>
-      </w:r>
-      <w:r>
-        <w:rPr>
-          <w:bCs/>
-          <w:sz w:val="18"/>
-          <w:szCs w:val="18"/>
-        </w:rPr>
-        <w:t xml:space="preserve"> and SME of back-end</w:t>
-      </w:r>
-    </w:p>
-    <w:p>
-      <w:pPr>
-        <w:ind w:left="720"/>
-        <w:rPr>
-          <w:bCs/>
-          <w:sz w:val="18"/>
-          <w:szCs w:val="18"/>
-        </w:rPr>
-      </w:pPr>
-      <w:r>
-        <w:rPr>
-          <w:bCs/>
-          <w:sz w:val="18"/>
-          <w:szCs w:val="18"/>
-        </w:rPr>
-        <w:tab/>
-      </w:r>
-      <w:r>
-        <w:rPr>
-          <w:bCs/>
-          <w:sz w:val="18"/>
-          <w:szCs w:val="18"/>
-        </w:rPr>
-        <w:tab/>
-        <w:t>Maintainer of our WordPress instance</w:t>
-      </w:r>
-    </w:p>
-    <w:p>
-      <w:pPr>
-        <w:rPr>
-          <w:bCs/>
-          <w:sz w:val="18"/>
-          <w:szCs w:val="18"/>
-        </w:rPr>
-      </w:pPr>
-      <w:r>
-        <w:rPr>
-          <w:bCs/>
-          <w:sz w:val="18"/>
-          <w:szCs w:val="18"/>
-        </w:rPr>
-        <w:tab/>
-      </w:r>
+        <w:t>)</w:t>
+      </w:r>
+      <w:r>
+        <w:rPr>
+          <w:bCs/>
+          <w:sz w:val="18"/>
+          <w:szCs w:val="18"/>
+        </w:rPr>
+        <w:t xml:space="preserve">, and duress </w:t>
+      </w:r>
+      <w:r>
+        <w:rPr>
+          <w:bCs/>
+          <w:sz w:val="18"/>
+          <w:szCs w:val="18"/>
+        </w:rPr>
+        <w:t xml:space="preserve">(Bosch) </w:t>
+      </w:r>
+      <w:r>
+        <w:rPr>
+          <w:bCs/>
+          <w:sz w:val="18"/>
+          <w:szCs w:val="18"/>
+        </w:rPr>
+        <w:t>systems</w:t>
+      </w:r>
+    </w:p>
+    <w:p>
+      <w:pPr>
+        <w:ind w:left="1440" w:firstLine="720"/>
+        <w:rPr>
+          <w:bCs/>
+          <w:sz w:val="18"/>
+          <w:szCs w:val="18"/>
+        </w:rPr>
+      </w:pPr>
       <w:r>
         <w:rPr>
           <w:bCs/>
@@ -1917,6 +1503,24 @@
           <w:sz w:val="18"/>
           <w:szCs w:val="18"/>
         </w:rPr>
+        <w:t xml:space="preserve"> Contract </w:t>
+      </w:r>
+      <w:r>
+        <w:rPr>
+          <w:b/>
+          <w:bCs/>
+          <w:sz w:val="18"/>
+          <w:szCs w:val="18"/>
+        </w:rPr>
+        <w:t>-</w:t>
+      </w:r>
+      <w:r>
+        <w:rPr>
+          <w:b/>
+          <w:bCs/>
+          <w:sz w:val="18"/>
+          <w:szCs w:val="18"/>
+        </w:rPr>
         <w:t xml:space="preserve"> </w:t>
       </w:r>
       <w:r>
@@ -2786,411 +2390,6 @@
           <w:szCs w:val="18"/>
         </w:rPr>
       </w:pPr>
-      <w:r>
-        <w:rPr>
-          <w:b/>
-          <w:bCs/>
-          <w:sz w:val="18"/>
-          <w:szCs w:val="18"/>
-        </w:rPr>
-        <w:lastRenderedPageBreak/>
-        <w:t>COMPUTER PROFICIENCY</w:t>
-      </w:r>
-    </w:p>
-    <w:p>
-      <w:pPr>
-        <w:ind w:left="720"/>
-        <w:rPr>
-          <w:sz w:val="18"/>
-          <w:szCs w:val="18"/>
-        </w:rPr>
-      </w:pPr>
-      <w:r>
-        <w:rPr>
-          <w:b/>
-          <w:sz w:val="18"/>
-          <w:szCs w:val="18"/>
-        </w:rPr>
-        <w:t>Hardware</w:t>
-      </w:r>
-      <w:r>
-        <w:rPr>
-          <w:sz w:val="18"/>
-          <w:szCs w:val="18"/>
-        </w:rPr>
-        <w:t xml:space="preserve"> </w:t>
-      </w:r>
-      <w:r>
-        <w:rPr>
-          <w:sz w:val="18"/>
-          <w:szCs w:val="18"/>
-        </w:rPr>
-        <w:tab/>
-      </w:r>
-      <w:r>
-        <w:rPr>
-          <w:sz w:val="18"/>
-          <w:szCs w:val="18"/>
-        </w:rPr>
-        <w:tab/>
-        <w:t>PC and laptop internal components, printer internals, routers, switches</w:t>
-      </w:r>
-    </w:p>
-    <w:p>
-      <w:pPr>
-        <w:ind w:left="720"/>
-        <w:rPr>
-          <w:sz w:val="18"/>
-          <w:szCs w:val="18"/>
-        </w:rPr>
-      </w:pPr>
-      <w:r>
-        <w:rPr>
-          <w:b/>
-          <w:sz w:val="18"/>
-          <w:szCs w:val="18"/>
-        </w:rPr>
-        <w:t>Languages</w:t>
-      </w:r>
-      <w:r>
-        <w:rPr>
-          <w:sz w:val="18"/>
-          <w:szCs w:val="18"/>
-        </w:rPr>
-        <w:tab/>
-      </w:r>
-      <w:r>
-        <w:rPr>
-          <w:sz w:val="18"/>
-          <w:szCs w:val="18"/>
-        </w:rPr>
-        <w:tab/>
-        <w:t>Java, Perl, C/C++</w:t>
-      </w:r>
-      <w:r>
-        <w:rPr>
-          <w:sz w:val="18"/>
-          <w:szCs w:val="18"/>
-        </w:rPr>
-        <w:t>,</w:t>
-      </w:r>
-      <w:r>
-        <w:rPr>
-          <w:sz w:val="18"/>
-          <w:szCs w:val="18"/>
-        </w:rPr>
-        <w:t xml:space="preserve"> Fortran, Visual Basic</w:t>
-      </w:r>
-      <w:r>
-        <w:rPr>
-          <w:sz w:val="18"/>
-          <w:szCs w:val="18"/>
-        </w:rPr>
-        <w:t>, TSQL</w:t>
-      </w:r>
-      <w:r>
-        <w:rPr>
-          <w:sz w:val="18"/>
-          <w:szCs w:val="18"/>
-        </w:rPr>
-        <w:t>, Python</w:t>
-      </w:r>
-      <w:r>
-        <w:rPr>
-          <w:sz w:val="18"/>
-          <w:szCs w:val="18"/>
-        </w:rPr>
-        <w:tab/>
-      </w:r>
-    </w:p>
-    <w:p>
-      <w:pPr>
-        <w:ind w:left="2880" w:hanging="2160"/>
-        <w:rPr>
-          <w:sz w:val="18"/>
-          <w:szCs w:val="18"/>
-        </w:rPr>
-      </w:pPr>
-      <w:r>
-        <w:rPr>
-          <w:b/>
-          <w:sz w:val="18"/>
-          <w:szCs w:val="18"/>
-        </w:rPr>
-        <w:t>Operating</w:t>
-      </w:r>
-      <w:r>
-        <w:rPr>
-          <w:sz w:val="18"/>
-          <w:szCs w:val="18"/>
-        </w:rPr>
-        <w:t xml:space="preserve"> </w:t>
-      </w:r>
-      <w:r>
-        <w:rPr>
-          <w:b/>
-          <w:sz w:val="18"/>
-          <w:szCs w:val="18"/>
-        </w:rPr>
-        <w:t>Systems</w:t>
-      </w:r>
-      <w:r>
-        <w:rPr>
-          <w:sz w:val="18"/>
-          <w:szCs w:val="18"/>
-        </w:rPr>
-        <w:tab/>
-        <w:t>Windows Server</w:t>
-      </w:r>
-      <w:r>
-        <w:rPr>
-          <w:sz w:val="18"/>
-          <w:szCs w:val="18"/>
-        </w:rPr>
-        <w:t xml:space="preserve">, </w:t>
-      </w:r>
-      <w:r>
-        <w:rPr>
-          <w:sz w:val="18"/>
-          <w:szCs w:val="18"/>
-        </w:rPr>
-        <w:t>Linux</w:t>
-      </w:r>
-      <w:r>
-        <w:rPr>
-          <w:sz w:val="18"/>
-          <w:szCs w:val="18"/>
-        </w:rPr>
-        <w:t xml:space="preserve"> Server</w:t>
-      </w:r>
-      <w:r>
-        <w:rPr>
-          <w:sz w:val="18"/>
-          <w:szCs w:val="18"/>
-        </w:rPr>
-        <w:t xml:space="preserve"> (Debian, Red Hat, and Arch based)</w:t>
-      </w:r>
-    </w:p>
-    <w:p>
-      <w:pPr>
-        <w:ind w:left="2880" w:hanging="2160"/>
-        <w:rPr>
-          <w:sz w:val="18"/>
-          <w:szCs w:val="18"/>
-        </w:rPr>
-      </w:pPr>
-      <w:r>
-        <w:rPr>
-          <w:b/>
-          <w:sz w:val="18"/>
-          <w:szCs w:val="18"/>
-        </w:rPr>
-        <w:t>Software</w:t>
-      </w:r>
-      <w:r>
-        <w:rPr>
-          <w:sz w:val="18"/>
-          <w:szCs w:val="18"/>
-        </w:rPr>
-        <w:t xml:space="preserve"> </w:t>
-      </w:r>
-      <w:r>
-        <w:rPr>
-          <w:sz w:val="18"/>
-          <w:szCs w:val="18"/>
-        </w:rPr>
-        <w:tab/>
-      </w:r>
-      <w:r>
-        <w:rPr>
-          <w:sz w:val="18"/>
-          <w:szCs w:val="18"/>
-        </w:rPr>
-        <w:t>Genetec</w:t>
-      </w:r>
-      <w:r>
-        <w:rPr>
-          <w:sz w:val="18"/>
-          <w:szCs w:val="18"/>
-        </w:rPr>
-        <w:t xml:space="preserve">, CCure, </w:t>
-      </w:r>
-      <w:r>
-        <w:rPr>
-          <w:sz w:val="18"/>
-          <w:szCs w:val="18"/>
-        </w:rPr>
-        <w:t xml:space="preserve">Nagios, </w:t>
-      </w:r>
-      <w:r>
-        <w:rPr>
-          <w:sz w:val="18"/>
-          <w:szCs w:val="18"/>
-        </w:rPr>
-        <w:t xml:space="preserve">MS Office Suite, MS Visual Basic, Nmap, </w:t>
-      </w:r>
-      <w:r>
-        <w:rPr>
-          <w:sz w:val="18"/>
-          <w:szCs w:val="18"/>
-        </w:rPr>
-        <w:t>Wireshark</w:t>
-      </w:r>
-      <w:r>
-        <w:rPr>
-          <w:sz w:val="18"/>
-          <w:szCs w:val="18"/>
-        </w:rPr>
-        <w:t xml:space="preserve">, WSUS, Visio, </w:t>
-      </w:r>
-      <w:r>
-        <w:rPr>
-          <w:sz w:val="18"/>
-          <w:szCs w:val="18"/>
-        </w:rPr>
-        <w:t>RemoteApp,</w:t>
-      </w:r>
-      <w:r>
-        <w:rPr>
-          <w:sz w:val="18"/>
-          <w:szCs w:val="18"/>
-        </w:rPr>
-        <w:t xml:space="preserve"> Citrix, Crystal Reports</w:t>
-      </w:r>
-      <w:r>
-        <w:rPr>
-          <w:sz w:val="18"/>
-          <w:szCs w:val="18"/>
-        </w:rPr>
-        <w:t xml:space="preserve">, VMWare ESXi, </w:t>
-      </w:r>
-      <w:proofErr w:type="spellStart"/>
-      <w:r>
-        <w:rPr>
-          <w:sz w:val="18"/>
-          <w:szCs w:val="18"/>
-        </w:rPr>
-        <w:t>Proxmox</w:t>
-      </w:r>
-      <w:proofErr w:type="spellEnd"/>
-      <w:r>
-        <w:rPr>
-          <w:sz w:val="18"/>
-          <w:szCs w:val="18"/>
-        </w:rPr>
-        <w:t xml:space="preserve">, </w:t>
-      </w:r>
-      <w:r>
-        <w:rPr>
-          <w:sz w:val="18"/>
-          <w:szCs w:val="18"/>
-        </w:rPr>
-        <w:t xml:space="preserve">PRTG, </w:t>
-      </w:r>
-      <w:r>
-        <w:rPr>
-          <w:sz w:val="18"/>
-          <w:szCs w:val="18"/>
-        </w:rPr>
-        <w:t xml:space="preserve">SQL Server, Splunk, Tripwire, </w:t>
-      </w:r>
-      <w:proofErr w:type="spellStart"/>
-      <w:r>
-        <w:rPr>
-          <w:sz w:val="18"/>
-          <w:szCs w:val="18"/>
-        </w:rPr>
-        <w:t>FortiADC</w:t>
-      </w:r>
-      <w:proofErr w:type="spellEnd"/>
-      <w:r>
-        <w:rPr>
-          <w:sz w:val="18"/>
-          <w:szCs w:val="18"/>
-        </w:rPr>
-        <w:t>, Adobe Photoshop, Adobe InDesign, OpenShift</w:t>
-      </w:r>
-    </w:p>
-    <w:p>
-      <w:pPr>
-        <w:ind w:left="2880" w:hanging="2160"/>
-        <w:rPr>
-          <w:sz w:val="18"/>
-          <w:szCs w:val="18"/>
-        </w:rPr>
-      </w:pPr>
-      <w:r>
-        <w:rPr>
-          <w:b/>
-          <w:sz w:val="18"/>
-          <w:szCs w:val="18"/>
-        </w:rPr>
-        <w:t>Web Design</w:t>
-      </w:r>
-      <w:r>
-        <w:rPr>
-          <w:sz w:val="18"/>
-          <w:szCs w:val="18"/>
-        </w:rPr>
-        <w:tab/>
-        <w:t>Worked with various websites; helped with private school web page, designed pages for music related sites, performed upkeep on sites (</w:t>
-      </w:r>
-      <w:r>
-        <w:rPr>
-          <w:sz w:val="18"/>
-          <w:szCs w:val="18"/>
-          <w:u w:val="single"/>
-        </w:rPr>
-        <w:t>raleighconvention.com</w:t>
-      </w:r>
-      <w:r>
-        <w:rPr>
-          <w:sz w:val="18"/>
-          <w:szCs w:val="18"/>
-        </w:rPr>
-        <w:t xml:space="preserve"> and </w:t>
-      </w:r>
-      <w:r>
-        <w:rPr>
-          <w:sz w:val="18"/>
-          <w:szCs w:val="18"/>
-          <w:u w:val="single"/>
-        </w:rPr>
-        <w:t>broadwayseriessouth.com</w:t>
-      </w:r>
-      <w:r>
-        <w:rPr>
-          <w:sz w:val="18"/>
-          <w:szCs w:val="18"/>
-        </w:rPr>
-        <w:t xml:space="preserve">), helped bands create sites and public image, designed page and PHP webstore for my own business using </w:t>
-      </w:r>
-      <w:proofErr w:type="spellStart"/>
-      <w:r>
-        <w:rPr>
-          <w:sz w:val="18"/>
-          <w:szCs w:val="18"/>
-        </w:rPr>
-        <w:t>Zencart</w:t>
-      </w:r>
-      <w:proofErr w:type="spellEnd"/>
-      <w:r>
-        <w:rPr>
-          <w:sz w:val="18"/>
-          <w:szCs w:val="18"/>
-        </w:rPr>
-        <w:t xml:space="preserve"> and WordPress</w:t>
-      </w:r>
-    </w:p>
-    <w:p>
-      <w:pPr>
-        <w:rPr>
-          <w:b/>
-          <w:bCs/>
-          <w:sz w:val="18"/>
-          <w:szCs w:val="18"/>
-        </w:rPr>
-      </w:pPr>
     </w:p>
     <w:p>
       <w:pPr>
@@ -3205,6 +2404,7 @@
           <w:sz w:val="16"/>
           <w:szCs w:val="16"/>
         </w:rPr>
+        <w:lastRenderedPageBreak/>
         <w:t xml:space="preserve">William Caldwell Butler </w:t>
       </w:r>
       <w:r>
@@ -3226,7 +2426,7 @@
       <w:pPr>
         <w:jc w:val="center"/>
         <w:rPr>
-          <w:b/>
+          <w:i/>
           <w:sz w:val="16"/>
           <w:szCs w:val="16"/>
         </w:rPr>
@@ -3267,7 +2467,7 @@
           <w:sz w:val="16"/>
           <w:szCs w:val="16"/>
         </w:rPr>
-        <w:t xml:space="preserve"> (336) 971-7325</w:t>
+        <w:t xml:space="preserve"> wcbutler.io</w:t>
       </w:r>
     </w:p>
     <w:p>
@@ -3442,6 +2642,332 @@
           <w:sz w:val="18"/>
           <w:szCs w:val="18"/>
         </w:rPr>
+        <w:t>CERTIFICATIONS</w:t>
+      </w:r>
+    </w:p>
+    <w:p>
+      <w:pPr>
+        <w:ind w:left="720"/>
+        <w:rPr>
+          <w:sz w:val="18"/>
+          <w:szCs w:val="18"/>
+        </w:rPr>
+      </w:pPr>
+      <w:r>
+        <w:rPr>
+          <w:sz w:val="18"/>
+          <w:szCs w:val="18"/>
+        </w:rPr>
+        <w:t>Scrum Fundamentals Certified (SFC) - Sept 2026</w:t>
+      </w:r>
+    </w:p>
+    <w:p>
+      <w:pPr>
+        <w:ind w:left="720"/>
+        <w:rPr>
+          <w:sz w:val="18"/>
+          <w:szCs w:val="18"/>
+        </w:rPr>
+      </w:pPr>
+      <w:r>
+        <w:rPr>
+          <w:sz w:val="18"/>
+          <w:szCs w:val="18"/>
+        </w:rPr>
+        <w:t>MySQL Implementation Certified Associate - May 2026</w:t>
+      </w:r>
+    </w:p>
+    <w:p>
+      <w:pPr>
+        <w:ind w:firstLine="720"/>
+        <w:rPr>
+          <w:sz w:val="18"/>
+          <w:szCs w:val="18"/>
+        </w:rPr>
+      </w:pPr>
+      <w:r>
+        <w:rPr>
+          <w:sz w:val="18"/>
+          <w:szCs w:val="18"/>
+        </w:rPr>
+        <w:t xml:space="preserve">ITIL 4 Foundations </w:t>
+      </w:r>
+      <w:r>
+        <w:rPr>
+          <w:sz w:val="18"/>
+          <w:szCs w:val="18"/>
+        </w:rPr>
+        <w:t xml:space="preserve">- Feb </w:t>
+      </w:r>
+      <w:r>
+        <w:rPr>
+          <w:sz w:val="18"/>
+          <w:szCs w:val="18"/>
+        </w:rPr>
+        <w:t>2023</w:t>
+      </w:r>
+    </w:p>
+    <w:p>
+      <w:pPr>
+        <w:ind w:left="720"/>
+        <w:rPr>
+          <w:sz w:val="18"/>
+          <w:szCs w:val="18"/>
+        </w:rPr>
+      </w:pPr>
+      <w:r>
+        <w:rPr>
+          <w:sz w:val="18"/>
+          <w:szCs w:val="18"/>
+        </w:rPr>
+        <w:t>TIBCO - TAF Hackathon Analyst Expert - May 2021</w:t>
+      </w:r>
+    </w:p>
+    <w:p>
+      <w:pPr>
+        <w:ind w:left="720"/>
+        <w:rPr>
+          <w:sz w:val="18"/>
+          <w:szCs w:val="18"/>
+        </w:rPr>
+      </w:pPr>
+      <w:r>
+        <w:rPr>
+          <w:sz w:val="18"/>
+          <w:szCs w:val="18"/>
+        </w:rPr>
+        <w:t xml:space="preserve">Fortinet - NSE 1 Network Security Associate </w:t>
+      </w:r>
+      <w:r>
+        <w:rPr>
+          <w:sz w:val="18"/>
+          <w:szCs w:val="18"/>
+        </w:rPr>
+        <w:t xml:space="preserve">&amp; </w:t>
+      </w:r>
+      <w:r>
+        <w:rPr>
+          <w:sz w:val="18"/>
+          <w:szCs w:val="18"/>
+        </w:rPr>
+        <w:t xml:space="preserve">NSE 2 Network Security Associate </w:t>
+      </w:r>
+      <w:r>
+        <w:rPr>
+          <w:sz w:val="18"/>
+          <w:szCs w:val="18"/>
+        </w:rPr>
+        <w:t xml:space="preserve">- May 2020 </w:t>
+      </w:r>
+    </w:p>
+    <w:p>
+      <w:pPr>
+        <w:ind w:left="720"/>
+        <w:rPr>
+          <w:sz w:val="18"/>
+          <w:szCs w:val="18"/>
+        </w:rPr>
+      </w:pPr>
+      <w:r>
+        <w:rPr>
+          <w:sz w:val="18"/>
+          <w:szCs w:val="18"/>
+        </w:rPr>
+        <w:t xml:space="preserve">Genetec Security Center Enterprise, </w:t>
+      </w:r>
+      <w:proofErr w:type="spellStart"/>
+      <w:r>
+        <w:rPr>
+          <w:sz w:val="18"/>
+          <w:szCs w:val="18"/>
+        </w:rPr>
+        <w:t>Synergis</w:t>
+      </w:r>
+      <w:proofErr w:type="spellEnd"/>
+      <w:r>
+        <w:rPr>
+          <w:sz w:val="18"/>
+          <w:szCs w:val="18"/>
+        </w:rPr>
+        <w:t xml:space="preserve">, </w:t>
+      </w:r>
+      <w:proofErr w:type="spellStart"/>
+      <w:r>
+        <w:rPr>
+          <w:sz w:val="18"/>
+          <w:szCs w:val="18"/>
+        </w:rPr>
+        <w:t>Omnicast</w:t>
+      </w:r>
+      <w:proofErr w:type="spellEnd"/>
+      <w:r>
+        <w:rPr>
+          <w:sz w:val="18"/>
+          <w:szCs w:val="18"/>
+        </w:rPr>
+        <w:t xml:space="preserve"> Technical</w:t>
+      </w:r>
+      <w:r>
+        <w:rPr>
+          <w:sz w:val="18"/>
+          <w:szCs w:val="18"/>
+        </w:rPr>
+        <w:t>,</w:t>
+      </w:r>
+      <w:r>
+        <w:rPr>
+          <w:sz w:val="18"/>
+          <w:szCs w:val="18"/>
+        </w:rPr>
+        <w:t xml:space="preserve"> </w:t>
+      </w:r>
+      <w:r>
+        <w:rPr>
+          <w:sz w:val="18"/>
+          <w:szCs w:val="18"/>
+        </w:rPr>
+        <w:t>and</w:t>
+      </w:r>
+      <w:r>
+        <w:rPr>
+          <w:sz w:val="18"/>
+          <w:szCs w:val="18"/>
+        </w:rPr>
+        <w:t xml:space="preserve"> </w:t>
+      </w:r>
+      <w:r>
+        <w:rPr>
+          <w:sz w:val="18"/>
+          <w:szCs w:val="18"/>
+        </w:rPr>
+        <w:t>Advanced Configuration Certifications - 2019</w:t>
+      </w:r>
+    </w:p>
+    <w:p>
+      <w:pPr>
+        <w:ind w:left="720"/>
+        <w:rPr>
+          <w:sz w:val="18"/>
+          <w:szCs w:val="18"/>
+        </w:rPr>
+      </w:pPr>
+      <w:r>
+        <w:rPr>
+          <w:sz w:val="18"/>
+          <w:szCs w:val="18"/>
+        </w:rPr>
+        <w:t>Tyco C*CURE 9000 Enterprise Architecture, System Manager</w:t>
+      </w:r>
+      <w:r>
+        <w:rPr>
+          <w:sz w:val="18"/>
+          <w:szCs w:val="18"/>
+        </w:rPr>
+        <w:t>,</w:t>
+      </w:r>
+      <w:r>
+        <w:rPr>
+          <w:sz w:val="18"/>
+          <w:szCs w:val="18"/>
+        </w:rPr>
+        <w:t xml:space="preserve"> </w:t>
+      </w:r>
+      <w:r>
+        <w:rPr>
+          <w:sz w:val="18"/>
+          <w:szCs w:val="18"/>
+        </w:rPr>
+        <w:t>and</w:t>
+      </w:r>
+      <w:r>
+        <w:rPr>
+          <w:sz w:val="18"/>
+          <w:szCs w:val="18"/>
+        </w:rPr>
+        <w:t xml:space="preserve"> </w:t>
+      </w:r>
+      <w:r>
+        <w:rPr>
+          <w:sz w:val="18"/>
+          <w:szCs w:val="18"/>
+        </w:rPr>
+        <w:t>Installer/Maintainer Certifications - 2016-2019</w:t>
+      </w:r>
+    </w:p>
+    <w:p>
+      <w:pPr>
+        <w:ind w:left="720"/>
+        <w:rPr>
+          <w:sz w:val="18"/>
+          <w:szCs w:val="18"/>
+        </w:rPr>
+      </w:pPr>
+      <w:r>
+        <w:rPr>
+          <w:sz w:val="18"/>
+          <w:szCs w:val="18"/>
+        </w:rPr>
+        <w:t>Global Knowledge - Managing Windows Environments with Group Policy (M50255) - Aug 2018</w:t>
+      </w:r>
+    </w:p>
+    <w:p>
+      <w:pPr>
+        <w:ind w:left="720"/>
+        <w:rPr>
+          <w:sz w:val="18"/>
+          <w:szCs w:val="18"/>
+        </w:rPr>
+      </w:pPr>
+      <w:r>
+        <w:rPr>
+          <w:sz w:val="18"/>
+          <w:szCs w:val="18"/>
+        </w:rPr>
+        <w:t>Splunk - Certified User 6.x- Aug 2018</w:t>
+      </w:r>
+    </w:p>
+    <w:p>
+      <w:pPr>
+        <w:ind w:left="720"/>
+        <w:rPr>
+          <w:sz w:val="18"/>
+          <w:szCs w:val="18"/>
+        </w:rPr>
+      </w:pPr>
+      <w:r>
+        <w:rPr>
+          <w:sz w:val="18"/>
+          <w:szCs w:val="18"/>
+        </w:rPr>
+        <w:t>Axis Communications - Axis Certified Professional - Mar 2017</w:t>
+      </w:r>
+    </w:p>
+    <w:p>
+      <w:pPr>
+        <w:rPr>
+          <w:b/>
+          <w:bCs/>
+          <w:sz w:val="18"/>
+          <w:szCs w:val="18"/>
+        </w:rPr>
+      </w:pPr>
+    </w:p>
+    <w:p>
+      <w:pPr>
+        <w:rPr>
+          <w:b/>
+          <w:bCs/>
+          <w:sz w:val="18"/>
+          <w:szCs w:val="18"/>
+        </w:rPr>
+      </w:pPr>
+      <w:r>
+        <w:rPr>
+          <w:b/>
+          <w:bCs/>
+          <w:sz w:val="18"/>
+          <w:szCs w:val="18"/>
+        </w:rPr>
         <w:t>TECHNICAL HOBBIES</w:t>
       </w:r>
     </w:p>
@@ -3550,559 +3076,37 @@
           <w:sz w:val="18"/>
           <w:szCs w:val="18"/>
         </w:rPr>
-        <w:t xml:space="preserve"> Member </w:t>
-      </w:r>
-      <w:r>
-        <w:rPr>
-          <w:sz w:val="18"/>
-          <w:szCs w:val="18"/>
-        </w:rPr>
-        <w:t>-</w:t>
-      </w:r>
-      <w:r>
-        <w:rPr>
-          <w:sz w:val="18"/>
-          <w:szCs w:val="18"/>
-        </w:rPr>
-        <w:t xml:space="preserve"> since 2017</w:t>
-      </w:r>
-    </w:p>
-    <w:p>
-      <w:pPr>
-        <w:rPr>
-          <w:b/>
-          <w:bCs/>
-          <w:sz w:val="18"/>
-          <w:szCs w:val="18"/>
-        </w:rPr>
-      </w:pPr>
-    </w:p>
-    <w:p>
-      <w:pPr>
-        <w:rPr>
-          <w:b/>
-          <w:bCs/>
-          <w:sz w:val="18"/>
-          <w:szCs w:val="18"/>
-        </w:rPr>
-      </w:pPr>
-    </w:p>
-    <w:p>
-      <w:pPr>
-        <w:rPr>
-          <w:b/>
-          <w:bCs/>
-          <w:sz w:val="18"/>
-          <w:szCs w:val="18"/>
-        </w:rPr>
-      </w:pPr>
-      <w:r>
-        <w:rPr>
-          <w:b/>
-          <w:bCs/>
-          <w:sz w:val="18"/>
-          <w:szCs w:val="18"/>
-        </w:rPr>
-        <w:t>CERTIFICATIONS</w:t>
-      </w:r>
-    </w:p>
-    <w:p>
-      <w:pPr>
-        <w:ind w:left="720"/>
-        <w:rPr>
-          <w:sz w:val="18"/>
-          <w:szCs w:val="18"/>
-        </w:rPr>
-      </w:pPr>
-      <w:r>
-        <w:rPr>
-          <w:sz w:val="18"/>
-          <w:szCs w:val="18"/>
-        </w:rPr>
-        <w:t>Scrum Fundamentals Certified (SFC) - Sept 2026</w:t>
-      </w:r>
-    </w:p>
-    <w:p>
-      <w:pPr>
-        <w:ind w:left="720"/>
-        <w:rPr>
-          <w:sz w:val="18"/>
-          <w:szCs w:val="18"/>
-        </w:rPr>
-      </w:pPr>
-      <w:r>
-        <w:rPr>
-          <w:sz w:val="18"/>
-          <w:szCs w:val="18"/>
-        </w:rPr>
-        <w:t>MySQL Implementation Certified Associate - May 2026</w:t>
-      </w:r>
-    </w:p>
-    <w:p>
-      <w:pPr>
-        <w:rPr>
-          <w:sz w:val="18"/>
-          <w:szCs w:val="18"/>
-        </w:rPr>
-      </w:pPr>
-      <w:r>
-        <w:rPr>
-          <w:b/>
-          <w:bCs/>
-          <w:sz w:val="18"/>
-          <w:szCs w:val="18"/>
-        </w:rPr>
-        <w:tab/>
-      </w:r>
-      <w:r>
-        <w:rPr>
-          <w:sz w:val="18"/>
-          <w:szCs w:val="18"/>
-        </w:rPr>
-        <w:t xml:space="preserve">ITIL 4 Foundations </w:t>
-      </w:r>
-      <w:r>
-        <w:rPr>
-          <w:sz w:val="18"/>
-          <w:szCs w:val="18"/>
-        </w:rPr>
-        <w:t>-</w:t>
-      </w:r>
-      <w:r>
-        <w:rPr>
-          <w:sz w:val="18"/>
-          <w:szCs w:val="18"/>
-        </w:rPr>
-        <w:t xml:space="preserve"> </w:t>
-      </w:r>
-      <w:r>
-        <w:rPr>
-          <w:sz w:val="18"/>
-          <w:szCs w:val="18"/>
-        </w:rPr>
-        <w:t>projected completion in</w:t>
-      </w:r>
-      <w:r>
-        <w:rPr>
-          <w:sz w:val="18"/>
-          <w:szCs w:val="18"/>
-        </w:rPr>
-        <w:t xml:space="preserve"> 2023</w:t>
-      </w:r>
-    </w:p>
-    <w:p>
-      <w:pPr>
-        <w:rPr>
-          <w:sz w:val="18"/>
-          <w:szCs w:val="18"/>
-        </w:rPr>
-      </w:pPr>
-      <w:r>
-        <w:rPr>
-          <w:b/>
-          <w:bCs/>
-          <w:sz w:val="18"/>
-          <w:szCs w:val="18"/>
-        </w:rPr>
-        <w:tab/>
-      </w:r>
-      <w:proofErr w:type="spellStart"/>
-      <w:r>
-        <w:rPr>
-          <w:sz w:val="18"/>
-          <w:szCs w:val="18"/>
-        </w:rPr>
-        <w:t>Sololearn</w:t>
-      </w:r>
-      <w:proofErr w:type="spellEnd"/>
-      <w:r>
-        <w:rPr>
-          <w:sz w:val="18"/>
-          <w:szCs w:val="18"/>
-        </w:rPr>
-        <w:t xml:space="preserve"> - SQL - May 2022</w:t>
-      </w:r>
-    </w:p>
-    <w:p>
-      <w:pPr>
-        <w:ind w:left="720"/>
-        <w:rPr>
-          <w:sz w:val="18"/>
-          <w:szCs w:val="18"/>
-        </w:rPr>
-      </w:pPr>
-      <w:proofErr w:type="spellStart"/>
-      <w:r>
-        <w:rPr>
-          <w:sz w:val="18"/>
-          <w:szCs w:val="18"/>
-        </w:rPr>
-        <w:t>Sololearn</w:t>
-      </w:r>
-      <w:proofErr w:type="spellEnd"/>
-      <w:r>
-        <w:rPr>
-          <w:sz w:val="18"/>
-          <w:szCs w:val="18"/>
-        </w:rPr>
-        <w:t xml:space="preserve"> - Web Development - May 2022</w:t>
-      </w:r>
-    </w:p>
-    <w:p>
-      <w:pPr>
-        <w:ind w:left="720"/>
-        <w:rPr>
-          <w:sz w:val="18"/>
-          <w:szCs w:val="18"/>
-        </w:rPr>
-      </w:pPr>
-      <w:r>
-        <w:rPr>
-          <w:sz w:val="18"/>
-          <w:szCs w:val="18"/>
-        </w:rPr>
-        <w:t xml:space="preserve">The Linux Foundation - </w:t>
-      </w:r>
-      <w:proofErr w:type="spellStart"/>
-      <w:r>
-        <w:rPr>
-          <w:sz w:val="18"/>
-          <w:szCs w:val="18"/>
-        </w:rPr>
-        <w:t>OpenJS</w:t>
-      </w:r>
-      <w:proofErr w:type="spellEnd"/>
-      <w:r>
-        <w:rPr>
-          <w:sz w:val="18"/>
-          <w:szCs w:val="18"/>
-        </w:rPr>
-        <w:t xml:space="preserve"> Foundation: </w:t>
-      </w:r>
-      <w:proofErr w:type="spellStart"/>
-      <w:r>
-        <w:rPr>
-          <w:sz w:val="18"/>
-          <w:szCs w:val="18"/>
-        </w:rPr>
-        <w:t>JavaScriptLandia</w:t>
-      </w:r>
-      <w:proofErr w:type="spellEnd"/>
-      <w:r>
-        <w:rPr>
-          <w:sz w:val="18"/>
-          <w:szCs w:val="18"/>
-        </w:rPr>
-        <w:t xml:space="preserve"> - Apr 2022</w:t>
-      </w:r>
-    </w:p>
-    <w:p>
-      <w:pPr>
-        <w:ind w:left="720"/>
-        <w:rPr>
-          <w:sz w:val="18"/>
-          <w:szCs w:val="18"/>
-        </w:rPr>
-      </w:pPr>
-      <w:r>
-        <w:rPr>
-          <w:sz w:val="18"/>
-          <w:szCs w:val="18"/>
-        </w:rPr>
-        <w:t>TIBCO - TAF Hackathon Analyst Expert - May 2021</w:t>
-      </w:r>
-    </w:p>
-    <w:p>
-      <w:pPr>
-        <w:ind w:left="720"/>
-        <w:rPr>
-          <w:sz w:val="18"/>
-          <w:szCs w:val="18"/>
-        </w:rPr>
-      </w:pPr>
-      <w:r>
-        <w:rPr>
-          <w:sz w:val="18"/>
-          <w:szCs w:val="18"/>
-        </w:rPr>
-        <w:t>Arduino - Fundamentals - Sep 2020</w:t>
-      </w:r>
-    </w:p>
-    <w:p>
-      <w:pPr>
-        <w:ind w:left="720"/>
-        <w:rPr>
-          <w:sz w:val="18"/>
-          <w:szCs w:val="18"/>
-        </w:rPr>
-      </w:pPr>
-      <w:r>
-        <w:rPr>
-          <w:sz w:val="18"/>
-          <w:szCs w:val="18"/>
-        </w:rPr>
-        <w:t xml:space="preserve">Fortinet - NSE 1 Network Security Associate - May 2020 </w:t>
-      </w:r>
-    </w:p>
-    <w:p>
-      <w:pPr>
-        <w:ind w:left="720"/>
-        <w:rPr>
-          <w:sz w:val="18"/>
-          <w:szCs w:val="18"/>
-        </w:rPr>
-      </w:pPr>
-      <w:r>
-        <w:rPr>
-          <w:sz w:val="18"/>
-          <w:szCs w:val="18"/>
-        </w:rPr>
-        <w:t>Fortinet - NSE 2 Network Security Associate - May 2020</w:t>
-      </w:r>
-    </w:p>
-    <w:p>
-      <w:pPr>
-        <w:ind w:left="720"/>
-        <w:rPr>
-          <w:sz w:val="18"/>
-          <w:szCs w:val="18"/>
-        </w:rPr>
-      </w:pPr>
-      <w:r>
-        <w:rPr>
-          <w:sz w:val="18"/>
-          <w:szCs w:val="18"/>
-        </w:rPr>
-        <w:t xml:space="preserve">Tyco - C*CURE 9000 System Installer/Maintainer - Jun 2019 </w:t>
-      </w:r>
-    </w:p>
-    <w:p>
-      <w:pPr>
-        <w:ind w:left="720"/>
-        <w:rPr>
-          <w:sz w:val="18"/>
-          <w:szCs w:val="18"/>
-        </w:rPr>
-      </w:pPr>
-      <w:r>
-        <w:rPr>
-          <w:sz w:val="18"/>
-          <w:szCs w:val="18"/>
-        </w:rPr>
-        <w:t xml:space="preserve">Genetec - Security Center - </w:t>
-      </w:r>
-      <w:proofErr w:type="spellStart"/>
-      <w:r>
-        <w:rPr>
-          <w:sz w:val="18"/>
-          <w:szCs w:val="18"/>
-        </w:rPr>
-        <w:t>Omnicast</w:t>
-      </w:r>
-      <w:proofErr w:type="spellEnd"/>
-      <w:r>
-        <w:rPr>
-          <w:sz w:val="18"/>
-          <w:szCs w:val="18"/>
-        </w:rPr>
-        <w:t xml:space="preserve"> Advanced Configuration - Oct 2019</w:t>
-      </w:r>
-    </w:p>
-    <w:p>
-      <w:pPr>
-        <w:ind w:left="720"/>
-        <w:rPr>
-          <w:sz w:val="18"/>
-          <w:szCs w:val="18"/>
-        </w:rPr>
-      </w:pPr>
-      <w:r>
-        <w:rPr>
-          <w:sz w:val="18"/>
-          <w:szCs w:val="18"/>
-        </w:rPr>
-        <w:t xml:space="preserve">Genetec - Security Center - </w:t>
-      </w:r>
-      <w:proofErr w:type="spellStart"/>
-      <w:r>
-        <w:rPr>
-          <w:sz w:val="18"/>
-          <w:szCs w:val="18"/>
-        </w:rPr>
-        <w:t>Synergis</w:t>
-      </w:r>
-      <w:proofErr w:type="spellEnd"/>
-      <w:r>
-        <w:rPr>
-          <w:sz w:val="18"/>
-          <w:szCs w:val="18"/>
-        </w:rPr>
-        <w:t xml:space="preserve"> Technical Certification - Oct 2019 </w:t>
-      </w:r>
-    </w:p>
-    <w:p>
-      <w:pPr>
-        <w:ind w:left="720"/>
-        <w:rPr>
-          <w:sz w:val="18"/>
-          <w:szCs w:val="18"/>
-        </w:rPr>
-      </w:pPr>
-      <w:r>
-        <w:rPr>
-          <w:sz w:val="18"/>
-          <w:szCs w:val="18"/>
-        </w:rPr>
-        <w:t>Genetec - Security Center - Enterprise Technical Certification - Mar 2019</w:t>
-      </w:r>
-    </w:p>
-    <w:p>
-      <w:pPr>
-        <w:ind w:left="720"/>
-        <w:rPr>
-          <w:sz w:val="18"/>
-          <w:szCs w:val="18"/>
-        </w:rPr>
-      </w:pPr>
-      <w:r>
-        <w:rPr>
-          <w:sz w:val="18"/>
-          <w:szCs w:val="18"/>
-        </w:rPr>
-        <w:t xml:space="preserve">Genetec - Security Center - </w:t>
-      </w:r>
-      <w:proofErr w:type="spellStart"/>
-      <w:r>
-        <w:rPr>
-          <w:sz w:val="18"/>
-          <w:szCs w:val="18"/>
-        </w:rPr>
-        <w:t>Omnicast</w:t>
-      </w:r>
-      <w:proofErr w:type="spellEnd"/>
-      <w:r>
-        <w:rPr>
-          <w:sz w:val="18"/>
-          <w:szCs w:val="18"/>
-        </w:rPr>
-        <w:t xml:space="preserve"> Technical Certification - Mar 2019 </w:t>
-      </w:r>
-    </w:p>
-    <w:p>
-      <w:pPr>
-        <w:ind w:left="720"/>
-        <w:rPr>
-          <w:sz w:val="18"/>
-          <w:szCs w:val="18"/>
-        </w:rPr>
-      </w:pPr>
-      <w:r>
-        <w:rPr>
-          <w:sz w:val="18"/>
-          <w:szCs w:val="18"/>
-        </w:rPr>
-        <w:t>Global Knowledge - Managing Windows Environments with Group Policy (M50255) - Aug 2018</w:t>
-      </w:r>
-    </w:p>
-    <w:p>
-      <w:pPr>
-        <w:ind w:left="720"/>
-        <w:rPr>
-          <w:sz w:val="18"/>
-          <w:szCs w:val="18"/>
-        </w:rPr>
-      </w:pPr>
-      <w:r>
-        <w:rPr>
-          <w:sz w:val="18"/>
-          <w:szCs w:val="18"/>
-        </w:rPr>
-        <w:t>Splunk - Certified User 6.x- Aug 2018</w:t>
-      </w:r>
-    </w:p>
-    <w:p>
-      <w:pPr>
-        <w:ind w:left="720"/>
-        <w:rPr>
-          <w:sz w:val="18"/>
-          <w:szCs w:val="18"/>
-        </w:rPr>
-      </w:pPr>
-      <w:r>
-        <w:rPr>
-          <w:sz w:val="18"/>
-          <w:szCs w:val="18"/>
-        </w:rPr>
-        <w:t xml:space="preserve">Axis Communications - Axis Certified Professional - Mar 2017 </w:t>
-      </w:r>
-    </w:p>
-    <w:p>
-      <w:pPr>
-        <w:ind w:left="720"/>
-        <w:rPr>
-          <w:sz w:val="18"/>
-          <w:szCs w:val="18"/>
-        </w:rPr>
-      </w:pPr>
-      <w:r>
-        <w:rPr>
-          <w:sz w:val="18"/>
-          <w:szCs w:val="18"/>
-        </w:rPr>
-        <w:t>Tyco - C*CURE 9000 Enterprise Architecture - May 2016</w:t>
-      </w:r>
-    </w:p>
-    <w:p>
-      <w:pPr>
-        <w:ind w:left="720"/>
-        <w:rPr>
-          <w:sz w:val="18"/>
-          <w:szCs w:val="18"/>
-        </w:rPr>
-      </w:pPr>
-      <w:r>
-        <w:rPr>
-          <w:sz w:val="18"/>
-          <w:szCs w:val="18"/>
-        </w:rPr>
-        <w:t>Tyco - C*CURE 9000 for System Managers - Jul 2014</w:t>
-      </w:r>
-    </w:p>
-    <w:p>
-      <w:pPr>
-        <w:ind w:left="720"/>
-        <w:rPr>
-          <w:sz w:val="18"/>
-          <w:szCs w:val="18"/>
-        </w:rPr>
-      </w:pPr>
-      <w:r>
-        <w:rPr>
-          <w:sz w:val="18"/>
-          <w:szCs w:val="18"/>
-        </w:rPr>
-        <w:t>Toshiba - Toshiba Associate Technician - Mar 2006</w:t>
-      </w:r>
-    </w:p>
-    <w:p>
-      <w:pPr>
-        <w:rPr>
-          <w:b/>
-          <w:bCs/>
-          <w:sz w:val="18"/>
-          <w:szCs w:val="18"/>
-        </w:rPr>
-      </w:pPr>
-    </w:p>
-    <w:p>
-      <w:pPr>
-        <w:rPr>
-          <w:b/>
-          <w:bCs/>
-          <w:sz w:val="18"/>
-          <w:szCs w:val="18"/>
-        </w:rPr>
-      </w:pPr>
+        <w:t xml:space="preserve"> Member - since 2017</w:t>
+      </w:r>
+    </w:p>
+    <w:p>
+      <w:pPr>
+        <w:rPr>
+          <w:b/>
+          <w:bCs/>
+          <w:sz w:val="18"/>
+          <w:szCs w:val="18"/>
+        </w:rPr>
+      </w:pPr>
+    </w:p>
+    <w:p>
+      <w:pPr>
+        <w:rPr>
+          <w:b/>
+          <w:bCs/>
+          <w:sz w:val="18"/>
+          <w:szCs w:val="18"/>
+        </w:rPr>
+      </w:pPr>
+      <w:r>
+        <w:rPr>
+          <w:b/>
+          <w:bCs/>
+          <w:sz w:val="18"/>
+          <w:szCs w:val="18"/>
+        </w:rPr>
+        <w:t>EDUCATION</w:t>
+      </w:r>
     </w:p>
     <w:p>
       <w:pPr>
@@ -4129,47 +3133,6 @@
           <w:docGrid w:linePitch="360"/>
         </w:sectPr>
       </w:pPr>
-      <w:r>
-        <w:rPr>
-          <w:b/>
-          <w:bCs/>
-          <w:sz w:val="18"/>
-          <w:szCs w:val="18"/>
-        </w:rPr>
-        <w:t>EDUCATION</w:t>
-      </w:r>
-    </w:p>
-    <w:p>
-      <w:pPr>
-        <w:ind w:left="720"/>
-        <w:rPr>
-          <w:sz w:val="18"/>
-          <w:szCs w:val="18"/>
-        </w:rPr>
-      </w:pPr>
-      <w:r>
-        <w:rPr>
-          <w:sz w:val="18"/>
-          <w:szCs w:val="18"/>
-        </w:rPr>
-        <w:t>Bachelor of Science in Business Management May 2005</w:t>
-      </w:r>
-    </w:p>
-    <w:p>
-      <w:pPr>
-        <w:ind w:left="720"/>
-        <w:rPr>
-          <w:sz w:val="18"/>
-          <w:szCs w:val="18"/>
-        </w:rPr>
-      </w:pPr>
-      <w:r>
-        <w:rPr>
-          <w:sz w:val="18"/>
-          <w:szCs w:val="18"/>
-        </w:rPr>
-        <w:t>Concentration: Information Technology</w:t>
-      </w:r>
     </w:p>
     <w:p>
       <w:pPr>
@@ -4200,42 +3163,14 @@
           <w:sz w:val="18"/>
           <w:szCs w:val="18"/>
         </w:rPr>
-        <w:t>North Carolina State University, Raleigh</w:t>
-      </w:r>
-    </w:p>
-    <w:p>
-      <w:pPr>
-        <w:rPr>
-          <w:sz w:val="18"/>
-          <w:szCs w:val="18"/>
-        </w:rPr>
-      </w:pPr>
-    </w:p>
-    <w:p>
-      <w:pPr>
-        <w:rPr>
-          <w:sz w:val="18"/>
-          <w:szCs w:val="18"/>
-        </w:rPr>
-      </w:pPr>
-    </w:p>
-    <w:p>
-      <w:pPr>
-        <w:rPr>
-          <w:b/>
-          <w:bCs/>
-          <w:sz w:val="18"/>
-          <w:szCs w:val="18"/>
-        </w:rPr>
-      </w:pPr>
-      <w:r>
-        <w:rPr>
-          <w:b/>
-          <w:bCs/>
-          <w:sz w:val="18"/>
-          <w:szCs w:val="18"/>
-        </w:rPr>
-        <w:t>ENDORSEMENTS</w:t>
+        <w:t>North Carolina State University</w:t>
+      </w:r>
+      <w:r>
+        <w:rPr>
+          <w:sz w:val="18"/>
+          <w:szCs w:val="18"/>
+        </w:rPr>
+        <w:t xml:space="preserve"> - May 2005</w:t>
       </w:r>
     </w:p>
     <w:p>
@@ -4251,96 +3186,8 @@
           <w:sz w:val="18"/>
           <w:szCs w:val="18"/>
         </w:rPr>
-        <w:t>“</w:t>
-      </w:r>
-      <w:r>
-        <w:rPr>
-          <w:sz w:val="18"/>
-          <w:szCs w:val="18"/>
-        </w:rPr>
-        <w:t xml:space="preserve">Will is a great learner and understands the importance of supporting the system users in a productive way by listening carefully and then making their experience with the systems they must use manageable for their needs. He is reliable, considerate, and his integrity </w:t>
-      </w:r>
-      <w:r>
-        <w:rPr>
-          <w:sz w:val="18"/>
-          <w:szCs w:val="18"/>
-        </w:rPr>
-        <w:t>makes</w:t>
-      </w:r>
-      <w:r>
-        <w:rPr>
-          <w:sz w:val="18"/>
-          <w:szCs w:val="18"/>
-        </w:rPr>
-        <w:t xml:space="preserve"> him a valuable member of any team. His demeanor encourages others to “step up”, bringing out the best in team members and others he works with.</w:t>
-      </w:r>
-      <w:r>
-        <w:rPr>
-          <w:sz w:val="18"/>
-          <w:szCs w:val="18"/>
-        </w:rPr>
-        <w:t xml:space="preserve"> </w:t>
-      </w:r>
-      <w:r>
-        <w:rPr>
-          <w:sz w:val="18"/>
-          <w:szCs w:val="18"/>
-        </w:rPr>
-        <w:t>Will really enjoys his craft and takes great pride in his mastery; these qualities will enable him to contribute at a high level throughout his career in IT.</w:t>
-      </w:r>
-      <w:r>
-        <w:rPr>
-          <w:sz w:val="18"/>
-          <w:szCs w:val="18"/>
-        </w:rPr>
-        <w:t>”</w:t>
-      </w:r>
-    </w:p>
-    <w:p>
-      <w:pPr>
-        <w:ind w:firstLine="720"/>
-        <w:rPr>
-          <w:sz w:val="18"/>
-          <w:szCs w:val="18"/>
-        </w:rPr>
-      </w:pPr>
-      <w:r>
-        <w:rPr>
-          <w:sz w:val="18"/>
-          <w:szCs w:val="18"/>
-        </w:rPr>
-        <w:t>Timothy Wright</w:t>
-      </w:r>
-      <w:r>
-        <w:rPr>
-          <w:sz w:val="18"/>
-          <w:szCs w:val="18"/>
-        </w:rPr>
-        <w:t xml:space="preserve">, </w:t>
-      </w:r>
-      <w:r>
-        <w:rPr>
-          <w:sz w:val="18"/>
-          <w:szCs w:val="18"/>
-        </w:rPr>
-        <w:t xml:space="preserve">previous boss, </w:t>
-      </w:r>
-      <w:r>
-        <w:rPr>
-          <w:sz w:val="18"/>
-          <w:szCs w:val="18"/>
-        </w:rPr>
-        <w:t>Letter of Endorsement 9/25/2020</w:t>
-      </w:r>
-    </w:p>
-    <w:p>
-      <w:pPr>
-        <w:ind w:firstLine="720"/>
-        <w:rPr>
-          <w:sz w:val="18"/>
-          <w:szCs w:val="18"/>
-        </w:rPr>
-      </w:pPr>
+        <w:t>Bachelor of Science in Business Management</w:t>
+      </w:r>
     </w:p>
     <w:p>
       <w:pPr>
@@ -4355,35 +3202,7 @@
           <w:sz w:val="18"/>
           <w:szCs w:val="18"/>
         </w:rPr>
-        <w:t>“</w:t>
-      </w:r>
-      <w:r>
-        <w:rPr>
-          <w:sz w:val="18"/>
-          <w:szCs w:val="18"/>
-        </w:rPr>
-        <w:t xml:space="preserve">Will is a very analytical thinker. His approach to problem solving and willingness to collaborate were invaluable to me when I took on managing the department. Will is always prepared to take on new challenges, even when they are in new areas or working with </w:t>
-      </w:r>
-      <w:r>
-        <w:rPr>
-          <w:sz w:val="18"/>
-          <w:szCs w:val="18"/>
-        </w:rPr>
-        <w:t>technology,</w:t>
-      </w:r>
-      <w:r>
-        <w:rPr>
-          <w:sz w:val="18"/>
-          <w:szCs w:val="18"/>
-        </w:rPr>
-        <w:t xml:space="preserve"> he doesn't have a lot of experience with. I'd be excited to work with Will again in the future."</w:t>
-      </w:r>
-      <w:r>
-        <w:rPr>
-          <w:sz w:val="18"/>
-          <w:szCs w:val="18"/>
-        </w:rPr>
-        <w:t xml:space="preserve"> </w:t>
+        <w:t>Concentration: Information Technology</w:t>
       </w:r>
     </w:p>
     <w:p>
@@ -4394,38 +3213,21 @@
           <w:szCs w:val="18"/>
         </w:rPr>
       </w:pPr>
-      <w:r>
-        <w:rPr>
-          <w:sz w:val="18"/>
-          <w:szCs w:val="18"/>
-        </w:rPr>
-        <w:t>Shawn Taylor, previous boss, LinkedIn 11/14/2020</w:t>
-      </w:r>
-    </w:p>
-    <w:p>
-      <w:pPr>
-        <w:ind w:left="720"/>
-        <w:rPr>
-          <w:sz w:val="18"/>
-          <w:szCs w:val="18"/>
-        </w:rPr>
-      </w:pPr>
-    </w:p>
-    <w:p>
-      <w:pPr>
-        <w:rPr>
-          <w:sz w:val="18"/>
-          <w:szCs w:val="18"/>
-        </w:rPr>
-      </w:pPr>
-      <w:r>
-        <w:rPr>
-          <w:b/>
-          <w:bCs/>
-          <w:sz w:val="18"/>
-          <w:szCs w:val="18"/>
-        </w:rPr>
-        <w:lastRenderedPageBreak/>
+    </w:p>
+    <w:p>
+      <w:pPr>
+        <w:rPr>
+          <w:sz w:val="18"/>
+          <w:szCs w:val="18"/>
+        </w:rPr>
+      </w:pPr>
+      <w:r>
+        <w:rPr>
+          <w:b/>
+          <w:bCs/>
+          <w:sz w:val="18"/>
+          <w:szCs w:val="18"/>
+        </w:rPr>
         <w:t>ADDITIONAL INFORMATION</w:t>
       </w:r>
       <w:r>
@@ -5484,7 +4286,6 @@
   <w:style w:type="character" w:default="1" w:styleId="DefaultParagraphFont">
     <w:name w:val="Default Paragraph Font"/>
     <w:uiPriority w:val="1"/>
-    <w:semiHidden/>
     <w:unhideWhenUsed/>
   </w:style>
   <w:style w:type="table" w:default="1" w:styleId="TableNormal">

--- a/resume/WillButlerResume.docx
+++ b/resume/WillButlerResume.docx
@@ -331,6 +331,16 @@
     </w:p>
     <w:p>
       <w:pPr>
+        <w:rPr>
+          <w:b/>
+          <w:bCs/>
+          <w:sz w:val="18"/>
+          <w:szCs w:val="18"/>
+        </w:rPr>
+      </w:pPr>
+    </w:p>
+    <w:p>
+      <w:pPr>
         <w:ind w:left="720"/>
         <w:rPr>
           <w:b/>
@@ -484,7 +494,7 @@
           <w:sz w:val="18"/>
           <w:szCs w:val="18"/>
         </w:rPr>
-        <w:t xml:space="preserve">Administer and support 600+ AWS </w:t>
+        <w:t xml:space="preserve">Administer 600+ AWS </w:t>
       </w:r>
       <w:proofErr w:type="spellStart"/>
       <w:r>
@@ -502,23 +512,721 @@
           <w:sz w:val="18"/>
           <w:szCs w:val="18"/>
         </w:rPr>
-        <w:t xml:space="preserve"> virtual desktops </w:t>
-      </w:r>
-      <w:r>
-        <w:rPr>
-          <w:bCs/>
-          <w:sz w:val="18"/>
-          <w:szCs w:val="18"/>
-        </w:rPr>
-        <w:t>supporting</w:t>
-      </w:r>
-      <w:r>
-        <w:rPr>
-          <w:bCs/>
-          <w:sz w:val="18"/>
-          <w:szCs w:val="18"/>
-        </w:rPr>
-        <w:t xml:space="preserve"> development team</w:t>
+        <w:t xml:space="preserve"> virtual desktops</w:t>
+      </w:r>
+    </w:p>
+    <w:p>
+      <w:pPr>
+        <w:ind w:left="2160"/>
+        <w:rPr>
+          <w:bCs/>
+          <w:sz w:val="18"/>
+          <w:szCs w:val="18"/>
+        </w:rPr>
+      </w:pPr>
+      <w:r>
+        <w:rPr>
+          <w:bCs/>
+          <w:sz w:val="18"/>
+          <w:szCs w:val="18"/>
+        </w:rPr>
+        <w:t>Manage Windows Server and Active Directory environments</w:t>
+      </w:r>
+    </w:p>
+    <w:p>
+      <w:pPr>
+        <w:ind w:left="2160"/>
+        <w:rPr>
+          <w:bCs/>
+          <w:sz w:val="18"/>
+          <w:szCs w:val="18"/>
+        </w:rPr>
+      </w:pPr>
+      <w:r>
+        <w:rPr>
+          <w:bCs/>
+          <w:sz w:val="18"/>
+          <w:szCs w:val="18"/>
+        </w:rPr>
+        <w:t>Maintain VMware virtual infrastructure and server operations</w:t>
+      </w:r>
+    </w:p>
+    <w:p>
+      <w:pPr>
+        <w:ind w:left="2160"/>
+        <w:rPr>
+          <w:bCs/>
+          <w:sz w:val="18"/>
+          <w:szCs w:val="18"/>
+        </w:rPr>
+      </w:pPr>
+      <w:r>
+        <w:rPr>
+          <w:bCs/>
+          <w:sz w:val="18"/>
+          <w:szCs w:val="18"/>
+        </w:rPr>
+        <w:t>Administer Group Policy, OUs, and enterprise access controls</w:t>
+      </w:r>
+    </w:p>
+    <w:p>
+      <w:pPr>
+        <w:ind w:left="2160"/>
+        <w:rPr>
+          <w:bCs/>
+          <w:sz w:val="18"/>
+          <w:szCs w:val="18"/>
+        </w:rPr>
+      </w:pPr>
+      <w:r>
+        <w:rPr>
+          <w:bCs/>
+          <w:sz w:val="18"/>
+          <w:szCs w:val="18"/>
+        </w:rPr>
+        <w:t>Manage Zscaler security policies and secure access services</w:t>
+      </w:r>
+    </w:p>
+    <w:p>
+      <w:pPr>
+        <w:ind w:left="2160"/>
+        <w:rPr>
+          <w:bCs/>
+          <w:sz w:val="18"/>
+          <w:szCs w:val="18"/>
+        </w:rPr>
+      </w:pPr>
+      <w:r>
+        <w:rPr>
+          <w:bCs/>
+          <w:sz w:val="18"/>
+          <w:szCs w:val="18"/>
+        </w:rPr>
+        <w:t>Support application teams with infrastructure requirements</w:t>
+      </w:r>
+    </w:p>
+    <w:p>
+      <w:pPr>
+        <w:ind w:left="2160"/>
+        <w:rPr>
+          <w:bCs/>
+          <w:sz w:val="18"/>
+          <w:szCs w:val="18"/>
+        </w:rPr>
+      </w:pPr>
+      <w:r>
+        <w:rPr>
+          <w:bCs/>
+          <w:sz w:val="18"/>
+          <w:szCs w:val="18"/>
+        </w:rPr>
+        <w:t>Perform root-cause analysis for complex technical issues</w:t>
+      </w:r>
+    </w:p>
+    <w:p>
+      <w:pPr>
+        <w:ind w:left="2160"/>
+        <w:rPr>
+          <w:bCs/>
+          <w:sz w:val="18"/>
+          <w:szCs w:val="18"/>
+        </w:rPr>
+      </w:pPr>
+      <w:r>
+        <w:rPr>
+          <w:bCs/>
+          <w:sz w:val="18"/>
+          <w:szCs w:val="18"/>
+        </w:rPr>
+        <w:t>Monitor server performance, capacity, and system health</w:t>
+      </w:r>
+    </w:p>
+    <w:p>
+      <w:pPr>
+        <w:ind w:left="2160"/>
+        <w:rPr>
+          <w:bCs/>
+          <w:sz w:val="18"/>
+          <w:szCs w:val="18"/>
+        </w:rPr>
+      </w:pPr>
+      <w:r>
+        <w:rPr>
+          <w:bCs/>
+          <w:sz w:val="18"/>
+          <w:szCs w:val="18"/>
+        </w:rPr>
+        <w:t>Deploy operating system</w:t>
+      </w:r>
+      <w:r>
+        <w:rPr>
+          <w:bCs/>
+          <w:sz w:val="18"/>
+          <w:szCs w:val="18"/>
+        </w:rPr>
+        <w:t>,</w:t>
+      </w:r>
+      <w:r>
+        <w:rPr>
+          <w:bCs/>
+          <w:sz w:val="18"/>
+          <w:szCs w:val="18"/>
+        </w:rPr>
+        <w:t xml:space="preserve"> and platform updates</w:t>
+      </w:r>
+    </w:p>
+    <w:p>
+      <w:pPr>
+        <w:ind w:left="2160"/>
+        <w:rPr>
+          <w:bCs/>
+          <w:sz w:val="18"/>
+          <w:szCs w:val="18"/>
+        </w:rPr>
+      </w:pPr>
+      <w:r>
+        <w:rPr>
+          <w:bCs/>
+          <w:sz w:val="18"/>
+          <w:szCs w:val="18"/>
+        </w:rPr>
+        <w:t>Maintain technical documentation and operational standards</w:t>
+      </w:r>
+    </w:p>
+    <w:p>
+      <w:pPr>
+        <w:ind w:left="2160"/>
+        <w:rPr>
+          <w:bCs/>
+          <w:sz w:val="18"/>
+          <w:szCs w:val="18"/>
+        </w:rPr>
+      </w:pPr>
+      <w:r>
+        <w:rPr>
+          <w:bCs/>
+          <w:sz w:val="18"/>
+          <w:szCs w:val="18"/>
+        </w:rPr>
+        <w:t>Ensure compliance with security and architecture requirements</w:t>
+      </w:r>
+    </w:p>
+    <w:p>
+      <w:pPr>
+        <w:ind w:left="2160"/>
+        <w:rPr>
+          <w:bCs/>
+          <w:sz w:val="18"/>
+          <w:szCs w:val="18"/>
+        </w:rPr>
+      </w:pPr>
+      <w:r>
+        <w:rPr>
+          <w:bCs/>
+          <w:sz w:val="18"/>
+          <w:szCs w:val="18"/>
+        </w:rPr>
+        <w:t>Provide support for mission-critical state applications</w:t>
+      </w:r>
+    </w:p>
+    <w:p>
+      <w:pPr>
+        <w:ind w:left="2160"/>
+        <w:rPr>
+          <w:bCs/>
+          <w:sz w:val="18"/>
+          <w:szCs w:val="18"/>
+        </w:rPr>
+      </w:pPr>
+      <w:r>
+        <w:rPr>
+          <w:bCs/>
+          <w:sz w:val="18"/>
+          <w:szCs w:val="18"/>
+        </w:rPr>
+        <w:t>Provide NCID administration</w:t>
+      </w:r>
+    </w:p>
+    <w:p>
+      <w:pPr>
+        <w:ind w:left="2160"/>
+        <w:rPr>
+          <w:b/>
+          <w:sz w:val="18"/>
+          <w:szCs w:val="18"/>
+        </w:rPr>
+      </w:pPr>
+    </w:p>
+    <w:p>
+      <w:pPr>
+        <w:ind w:left="720"/>
+        <w:rPr>
+          <w:b/>
+          <w:sz w:val="18"/>
+          <w:szCs w:val="18"/>
+        </w:rPr>
+      </w:pPr>
+      <w:r>
+        <w:rPr>
+          <w:b/>
+          <w:sz w:val="18"/>
+          <w:szCs w:val="18"/>
+        </w:rPr>
+        <w:t>North Carolina State University</w:t>
+      </w:r>
+      <w:r>
+        <w:rPr>
+          <w:b/>
+          <w:sz w:val="18"/>
+          <w:szCs w:val="18"/>
+        </w:rPr>
+        <w:t xml:space="preserve"> </w:t>
+      </w:r>
+    </w:p>
+    <w:p>
+      <w:pPr>
+        <w:ind w:left="1440"/>
+        <w:rPr>
+          <w:b/>
+          <w:sz w:val="18"/>
+          <w:szCs w:val="18"/>
+        </w:rPr>
+      </w:pPr>
+      <w:r>
+        <w:rPr>
+          <w:b/>
+          <w:sz w:val="18"/>
+          <w:szCs w:val="18"/>
+        </w:rPr>
+        <w:t>IT Systems Programmer S</w:t>
+      </w:r>
+      <w:r>
+        <w:rPr>
+          <w:b/>
+          <w:sz w:val="18"/>
+          <w:szCs w:val="18"/>
+        </w:rPr>
+        <w:t>enior</w:t>
+      </w:r>
+      <w:r>
+        <w:rPr>
+          <w:b/>
+          <w:sz w:val="18"/>
+          <w:szCs w:val="18"/>
+        </w:rPr>
+        <w:t xml:space="preserve"> </w:t>
+      </w:r>
+      <w:r>
+        <w:rPr>
+          <w:b/>
+          <w:sz w:val="18"/>
+          <w:szCs w:val="18"/>
+        </w:rPr>
+        <w:t>-</w:t>
+      </w:r>
+      <w:r>
+        <w:rPr>
+          <w:b/>
+          <w:sz w:val="18"/>
+          <w:szCs w:val="18"/>
+        </w:rPr>
+        <w:t xml:space="preserve"> </w:t>
+      </w:r>
+      <w:r>
+        <w:rPr>
+          <w:b/>
+          <w:sz w:val="18"/>
+          <w:szCs w:val="18"/>
+        </w:rPr>
+        <w:t xml:space="preserve">Apr 2022 </w:t>
+      </w:r>
+      <w:r>
+        <w:rPr>
+          <w:b/>
+          <w:sz w:val="18"/>
+          <w:szCs w:val="18"/>
+        </w:rPr>
+        <w:t>-</w:t>
+      </w:r>
+      <w:r>
+        <w:rPr>
+          <w:b/>
+          <w:sz w:val="18"/>
+          <w:szCs w:val="18"/>
+        </w:rPr>
+        <w:t xml:space="preserve"> </w:t>
+      </w:r>
+      <w:r>
+        <w:rPr>
+          <w:b/>
+          <w:sz w:val="18"/>
+          <w:szCs w:val="18"/>
+        </w:rPr>
+        <w:t>Sept 2026</w:t>
+      </w:r>
+    </w:p>
+    <w:p>
+      <w:pPr>
+        <w:ind w:left="720" w:firstLine="720"/>
+        <w:rPr>
+          <w:b/>
+          <w:sz w:val="18"/>
+          <w:szCs w:val="18"/>
+        </w:rPr>
+      </w:pPr>
+      <w:r>
+        <w:rPr>
+          <w:b/>
+          <w:sz w:val="18"/>
+          <w:szCs w:val="18"/>
+        </w:rPr>
+        <w:t xml:space="preserve">Application Support Engineer </w:t>
+      </w:r>
+      <w:r>
+        <w:rPr>
+          <w:b/>
+          <w:sz w:val="18"/>
+          <w:szCs w:val="18"/>
+        </w:rPr>
+        <w:t>-</w:t>
+      </w:r>
+      <w:r>
+        <w:rPr>
+          <w:b/>
+          <w:sz w:val="18"/>
+          <w:szCs w:val="18"/>
+        </w:rPr>
+        <w:t xml:space="preserve"> Apps </w:t>
+      </w:r>
+      <w:r>
+        <w:rPr>
+          <w:b/>
+          <w:sz w:val="18"/>
+          <w:szCs w:val="18"/>
+        </w:rPr>
+        <w:t>T</w:t>
+      </w:r>
+      <w:r>
+        <w:rPr>
+          <w:b/>
+          <w:sz w:val="18"/>
+          <w:szCs w:val="18"/>
+        </w:rPr>
+        <w:t>eam Lead</w:t>
+      </w:r>
+      <w:r>
+        <w:rPr>
+          <w:b/>
+          <w:sz w:val="18"/>
+          <w:szCs w:val="18"/>
+        </w:rPr>
+        <w:t xml:space="preserve"> </w:t>
+      </w:r>
+      <w:r>
+        <w:rPr>
+          <w:b/>
+          <w:sz w:val="18"/>
+          <w:szCs w:val="18"/>
+        </w:rPr>
+        <w:t xml:space="preserve">- </w:t>
+      </w:r>
+      <w:r>
+        <w:rPr>
+          <w:b/>
+          <w:sz w:val="18"/>
+          <w:szCs w:val="18"/>
+        </w:rPr>
+        <w:t>Apr</w:t>
+      </w:r>
+      <w:r>
+        <w:rPr>
+          <w:b/>
+          <w:sz w:val="18"/>
+          <w:szCs w:val="18"/>
+        </w:rPr>
+        <w:t xml:space="preserve"> 202</w:t>
+      </w:r>
+      <w:r>
+        <w:rPr>
+          <w:b/>
+          <w:sz w:val="18"/>
+          <w:szCs w:val="18"/>
+        </w:rPr>
+        <w:t>2</w:t>
+      </w:r>
+      <w:r>
+        <w:rPr>
+          <w:b/>
+          <w:sz w:val="18"/>
+          <w:szCs w:val="18"/>
+        </w:rPr>
+        <w:t xml:space="preserve"> - </w:t>
+      </w:r>
+      <w:r>
+        <w:rPr>
+          <w:b/>
+          <w:sz w:val="18"/>
+          <w:szCs w:val="18"/>
+        </w:rPr>
+        <w:t>Nov</w:t>
+      </w:r>
+      <w:r>
+        <w:rPr>
+          <w:b/>
+          <w:sz w:val="18"/>
+          <w:szCs w:val="18"/>
+        </w:rPr>
+        <w:t xml:space="preserve"> 202</w:t>
+      </w:r>
+      <w:r>
+        <w:rPr>
+          <w:b/>
+          <w:sz w:val="18"/>
+          <w:szCs w:val="18"/>
+        </w:rPr>
+        <w:t>4</w:t>
+      </w:r>
+    </w:p>
+    <w:p>
+      <w:pPr>
+        <w:ind w:left="720" w:firstLine="720"/>
+        <w:rPr>
+          <w:b/>
+          <w:sz w:val="18"/>
+          <w:szCs w:val="18"/>
+        </w:rPr>
+      </w:pPr>
+      <w:r>
+        <w:rPr>
+          <w:b/>
+          <w:sz w:val="18"/>
+          <w:szCs w:val="18"/>
+        </w:rPr>
+        <w:t>IT Manager</w:t>
+      </w:r>
+      <w:r>
+        <w:rPr>
+          <w:b/>
+          <w:sz w:val="18"/>
+          <w:szCs w:val="18"/>
+        </w:rPr>
+        <w:t xml:space="preserve"> </w:t>
+      </w:r>
+      <w:r>
+        <w:rPr>
+          <w:b/>
+          <w:sz w:val="18"/>
+          <w:szCs w:val="18"/>
+        </w:rPr>
+        <w:t xml:space="preserve">- </w:t>
+      </w:r>
+      <w:r>
+        <w:rPr>
+          <w:b/>
+          <w:sz w:val="18"/>
+          <w:szCs w:val="18"/>
+        </w:rPr>
+        <w:t xml:space="preserve">Interim </w:t>
+      </w:r>
+      <w:r>
+        <w:rPr>
+          <w:b/>
+          <w:sz w:val="18"/>
+          <w:szCs w:val="18"/>
+        </w:rPr>
+        <w:t>- Mar 2021 - Apr 2022</w:t>
+      </w:r>
+    </w:p>
+    <w:p>
+      <w:pPr>
+        <w:ind w:left="720" w:firstLine="720"/>
+        <w:rPr>
+          <w:b/>
+          <w:sz w:val="18"/>
+          <w:szCs w:val="18"/>
+        </w:rPr>
+      </w:pPr>
+      <w:r>
+        <w:rPr>
+          <w:b/>
+          <w:sz w:val="18"/>
+          <w:szCs w:val="18"/>
+        </w:rPr>
+        <w:t xml:space="preserve">System Administrator </w:t>
+      </w:r>
+      <w:r>
+        <w:rPr>
+          <w:b/>
+          <w:sz w:val="18"/>
+          <w:szCs w:val="18"/>
+        </w:rPr>
+        <w:t>-</w:t>
+      </w:r>
+      <w:r>
+        <w:rPr>
+          <w:b/>
+          <w:sz w:val="18"/>
+          <w:szCs w:val="18"/>
+        </w:rPr>
+        <w:t xml:space="preserve"> </w:t>
+      </w:r>
+      <w:r>
+        <w:rPr>
+          <w:b/>
+          <w:sz w:val="18"/>
+          <w:szCs w:val="18"/>
+        </w:rPr>
+        <w:t xml:space="preserve">IT Team Lead </w:t>
+      </w:r>
+      <w:r>
+        <w:rPr>
+          <w:b/>
+          <w:sz w:val="18"/>
+          <w:szCs w:val="18"/>
+        </w:rPr>
+        <w:t xml:space="preserve">- Dec 2012 - </w:t>
+      </w:r>
+      <w:r>
+        <w:rPr>
+          <w:b/>
+          <w:sz w:val="18"/>
+          <w:szCs w:val="18"/>
+        </w:rPr>
+        <w:t xml:space="preserve">Apr </w:t>
+      </w:r>
+      <w:r>
+        <w:rPr>
+          <w:b/>
+          <w:sz w:val="18"/>
+          <w:szCs w:val="18"/>
+        </w:rPr>
+        <w:t>2021</w:t>
+      </w:r>
+    </w:p>
+    <w:p>
+      <w:pPr>
+        <w:ind w:left="720" w:firstLine="720"/>
+        <w:rPr>
+          <w:b/>
+          <w:sz w:val="18"/>
+          <w:szCs w:val="18"/>
+        </w:rPr>
+      </w:pPr>
+      <w:r>
+        <w:rPr>
+          <w:b/>
+          <w:sz w:val="18"/>
+          <w:szCs w:val="18"/>
+        </w:rPr>
+        <w:t xml:space="preserve">Electronics Specialist </w:t>
+      </w:r>
+      <w:r>
+        <w:rPr>
+          <w:b/>
+          <w:sz w:val="18"/>
+          <w:szCs w:val="18"/>
+        </w:rPr>
+        <w:t xml:space="preserve">- Contract </w:t>
+      </w:r>
+      <w:r>
+        <w:rPr>
+          <w:b/>
+          <w:sz w:val="18"/>
+          <w:szCs w:val="18"/>
+        </w:rPr>
+        <w:t>- Aug 20</w:t>
+      </w:r>
+      <w:r>
+        <w:rPr>
+          <w:b/>
+          <w:sz w:val="18"/>
+          <w:szCs w:val="18"/>
+        </w:rPr>
+        <w:t>1</w:t>
+      </w:r>
+      <w:r>
+        <w:rPr>
+          <w:b/>
+          <w:sz w:val="18"/>
+          <w:szCs w:val="18"/>
+        </w:rPr>
+        <w:t>1 - Nov 2012</w:t>
+      </w:r>
+    </w:p>
+    <w:p>
+      <w:pPr>
+        <w:ind w:left="2160"/>
+        <w:rPr>
+          <w:bCs/>
+          <w:sz w:val="18"/>
+          <w:szCs w:val="18"/>
+        </w:rPr>
+      </w:pPr>
+      <w:r>
+        <w:rPr>
+          <w:bCs/>
+          <w:sz w:val="18"/>
+          <w:szCs w:val="18"/>
+        </w:rPr>
+        <w:t xml:space="preserve">Power BI developer: </w:t>
+      </w:r>
+      <w:r>
+        <w:rPr>
+          <w:bCs/>
+          <w:sz w:val="18"/>
+          <w:szCs w:val="18"/>
+        </w:rPr>
+        <w:t xml:space="preserve">sole </w:t>
+      </w:r>
+      <w:r>
+        <w:rPr>
+          <w:bCs/>
+          <w:sz w:val="18"/>
+          <w:szCs w:val="18"/>
+        </w:rPr>
+        <w:t xml:space="preserve">enterprise platform architecture, SQL and ETL development, gateway administration, and mission-critical reporting used by hundreds of stakeholders for </w:t>
+      </w:r>
+      <w:r>
+        <w:rPr>
+          <w:bCs/>
+          <w:sz w:val="18"/>
+          <w:szCs w:val="18"/>
+        </w:rPr>
+        <w:t xml:space="preserve">visibility and </w:t>
+      </w:r>
+      <w:r>
+        <w:rPr>
+          <w:bCs/>
+          <w:sz w:val="18"/>
+          <w:szCs w:val="18"/>
+        </w:rPr>
+        <w:t>annual compliance attestations</w:t>
+      </w:r>
+    </w:p>
+    <w:p>
+      <w:pPr>
+        <w:ind w:left="2160"/>
+        <w:rPr>
+          <w:bCs/>
+          <w:sz w:val="18"/>
+          <w:szCs w:val="18"/>
+        </w:rPr>
+      </w:pPr>
+      <w:r>
+        <w:rPr>
+          <w:bCs/>
+          <w:sz w:val="18"/>
+          <w:szCs w:val="18"/>
+        </w:rPr>
+        <w:t xml:space="preserve">Azure/Dynamics 365 migration, ETL development, and reporting </w:t>
+      </w:r>
+      <w:r>
+        <w:rPr>
+          <w:bCs/>
+          <w:sz w:val="18"/>
+          <w:szCs w:val="18"/>
+        </w:rPr>
+        <w:t>subject matter expert</w:t>
       </w:r>
     </w:p>
     <w:p>
@@ -536,439 +1244,7 @@
           <w:sz w:val="18"/>
           <w:szCs w:val="18"/>
         </w:rPr>
-        <w:t>Maintain legacy VMware infrastructure and associated server environments</w:t>
-      </w:r>
-    </w:p>
-    <w:p>
-      <w:pPr>
-        <w:ind w:left="1440" w:firstLine="720"/>
-        <w:rPr>
-          <w:bCs/>
-          <w:sz w:val="18"/>
-          <w:szCs w:val="18"/>
-        </w:rPr>
-      </w:pPr>
-      <w:r>
-        <w:rPr>
-          <w:bCs/>
-          <w:sz w:val="18"/>
-          <w:szCs w:val="18"/>
-        </w:rPr>
-        <w:t>Manage Zscaler security platform administration and policy enforcement</w:t>
-      </w:r>
-    </w:p>
-    <w:p>
-      <w:pPr>
-        <w:ind w:left="1440" w:firstLine="720"/>
-        <w:rPr>
-          <w:sz w:val="18"/>
-          <w:szCs w:val="18"/>
-        </w:rPr>
-      </w:pPr>
-      <w:r>
-        <w:rPr>
-          <w:sz w:val="18"/>
-          <w:szCs w:val="18"/>
-        </w:rPr>
-        <w:t>Owner and administrator of Active Directory, Group Policy, and user access controls</w:t>
-      </w:r>
-    </w:p>
-    <w:p>
-      <w:pPr>
-        <w:ind w:left="1440" w:firstLine="720"/>
-        <w:rPr>
-          <w:b/>
-          <w:sz w:val="18"/>
-          <w:szCs w:val="18"/>
-        </w:rPr>
-      </w:pPr>
-    </w:p>
-    <w:p>
-      <w:pPr>
-        <w:ind w:left="720"/>
-        <w:rPr>
-          <w:b/>
-          <w:sz w:val="18"/>
-          <w:szCs w:val="18"/>
-        </w:rPr>
-      </w:pPr>
-      <w:r>
-        <w:rPr>
-          <w:b/>
-          <w:sz w:val="18"/>
-          <w:szCs w:val="18"/>
-        </w:rPr>
-        <w:t>North Carolina State University</w:t>
-      </w:r>
-    </w:p>
-    <w:p>
-      <w:pPr>
-        <w:ind w:left="1440"/>
-        <w:rPr>
-          <w:b/>
-          <w:sz w:val="18"/>
-          <w:szCs w:val="18"/>
-        </w:rPr>
-      </w:pPr>
-      <w:r>
-        <w:rPr>
-          <w:b/>
-          <w:sz w:val="18"/>
-          <w:szCs w:val="18"/>
-        </w:rPr>
-        <w:t>IT Systems Programmer S</w:t>
-      </w:r>
-      <w:r>
-        <w:rPr>
-          <w:b/>
-          <w:sz w:val="18"/>
-          <w:szCs w:val="18"/>
-        </w:rPr>
-        <w:t>enior</w:t>
-      </w:r>
-      <w:r>
-        <w:rPr>
-          <w:b/>
-          <w:sz w:val="18"/>
-          <w:szCs w:val="18"/>
-        </w:rPr>
-        <w:t xml:space="preserve"> </w:t>
-      </w:r>
-      <w:r>
-        <w:rPr>
-          <w:b/>
-          <w:sz w:val="18"/>
-          <w:szCs w:val="18"/>
-        </w:rPr>
-        <w:t>-</w:t>
-      </w:r>
-      <w:r>
-        <w:rPr>
-          <w:b/>
-          <w:sz w:val="18"/>
-          <w:szCs w:val="18"/>
-        </w:rPr>
-        <w:t xml:space="preserve"> </w:t>
-      </w:r>
-      <w:r>
-        <w:rPr>
-          <w:b/>
-          <w:sz w:val="18"/>
-          <w:szCs w:val="18"/>
-        </w:rPr>
-        <w:t xml:space="preserve">Apr 2022 </w:t>
-      </w:r>
-      <w:r>
-        <w:rPr>
-          <w:b/>
-          <w:sz w:val="18"/>
-          <w:szCs w:val="18"/>
-        </w:rPr>
-        <w:t>-</w:t>
-      </w:r>
-      <w:r>
-        <w:rPr>
-          <w:b/>
-          <w:sz w:val="18"/>
-          <w:szCs w:val="18"/>
-        </w:rPr>
-        <w:t xml:space="preserve"> </w:t>
-      </w:r>
-      <w:r>
-        <w:rPr>
-          <w:b/>
-          <w:sz w:val="18"/>
-          <w:szCs w:val="18"/>
-        </w:rPr>
-        <w:t>Sept 2026</w:t>
-      </w:r>
-    </w:p>
-    <w:p>
-      <w:pPr>
-        <w:ind w:left="720" w:firstLine="720"/>
-        <w:rPr>
-          <w:b/>
-          <w:sz w:val="18"/>
-          <w:szCs w:val="18"/>
-        </w:rPr>
-      </w:pPr>
-      <w:r>
-        <w:rPr>
-          <w:b/>
-          <w:sz w:val="18"/>
-          <w:szCs w:val="18"/>
-        </w:rPr>
-        <w:t xml:space="preserve">Application Support Engineer </w:t>
-      </w:r>
-      <w:r>
-        <w:rPr>
-          <w:b/>
-          <w:sz w:val="18"/>
-          <w:szCs w:val="18"/>
-        </w:rPr>
-        <w:t>-</w:t>
-      </w:r>
-      <w:r>
-        <w:rPr>
-          <w:b/>
-          <w:sz w:val="18"/>
-          <w:szCs w:val="18"/>
-        </w:rPr>
-        <w:t xml:space="preserve"> Apps </w:t>
-      </w:r>
-      <w:r>
-        <w:rPr>
-          <w:b/>
-          <w:sz w:val="18"/>
-          <w:szCs w:val="18"/>
-        </w:rPr>
-        <w:t>T</w:t>
-      </w:r>
-      <w:r>
-        <w:rPr>
-          <w:b/>
-          <w:sz w:val="18"/>
-          <w:szCs w:val="18"/>
-        </w:rPr>
-        <w:t>eam Lead</w:t>
-      </w:r>
-      <w:r>
-        <w:rPr>
-          <w:b/>
-          <w:sz w:val="18"/>
-          <w:szCs w:val="18"/>
-        </w:rPr>
-        <w:t xml:space="preserve"> </w:t>
-      </w:r>
-      <w:r>
-        <w:rPr>
-          <w:b/>
-          <w:sz w:val="18"/>
-          <w:szCs w:val="18"/>
-        </w:rPr>
-        <w:t xml:space="preserve">- </w:t>
-      </w:r>
-      <w:r>
-        <w:rPr>
-          <w:b/>
-          <w:sz w:val="18"/>
-          <w:szCs w:val="18"/>
-        </w:rPr>
-        <w:t>Apr</w:t>
-      </w:r>
-      <w:r>
-        <w:rPr>
-          <w:b/>
-          <w:sz w:val="18"/>
-          <w:szCs w:val="18"/>
-        </w:rPr>
-        <w:t xml:space="preserve"> 202</w:t>
-      </w:r>
-      <w:r>
-        <w:rPr>
-          <w:b/>
-          <w:sz w:val="18"/>
-          <w:szCs w:val="18"/>
-        </w:rPr>
-        <w:t>2</w:t>
-      </w:r>
-      <w:r>
-        <w:rPr>
-          <w:b/>
-          <w:sz w:val="18"/>
-          <w:szCs w:val="18"/>
-        </w:rPr>
-        <w:t xml:space="preserve"> - </w:t>
-      </w:r>
-      <w:r>
-        <w:rPr>
-          <w:b/>
-          <w:sz w:val="18"/>
-          <w:szCs w:val="18"/>
-        </w:rPr>
-        <w:t>Nov</w:t>
-      </w:r>
-      <w:r>
-        <w:rPr>
-          <w:b/>
-          <w:sz w:val="18"/>
-          <w:szCs w:val="18"/>
-        </w:rPr>
-        <w:t xml:space="preserve"> 202</w:t>
-      </w:r>
-      <w:r>
-        <w:rPr>
-          <w:b/>
-          <w:sz w:val="18"/>
-          <w:szCs w:val="18"/>
-        </w:rPr>
-        <w:t>4</w:t>
-      </w:r>
-    </w:p>
-    <w:p>
-      <w:pPr>
-        <w:ind w:left="720" w:firstLine="720"/>
-        <w:rPr>
-          <w:b/>
-          <w:sz w:val="18"/>
-          <w:szCs w:val="18"/>
-        </w:rPr>
-      </w:pPr>
-      <w:r>
-        <w:rPr>
-          <w:b/>
-          <w:sz w:val="18"/>
-          <w:szCs w:val="18"/>
-        </w:rPr>
-        <w:t>IT Manager</w:t>
-      </w:r>
-      <w:r>
-        <w:rPr>
-          <w:b/>
-          <w:sz w:val="18"/>
-          <w:szCs w:val="18"/>
-        </w:rPr>
-        <w:t xml:space="preserve"> </w:t>
-      </w:r>
-      <w:r>
-        <w:rPr>
-          <w:b/>
-          <w:sz w:val="18"/>
-          <w:szCs w:val="18"/>
-        </w:rPr>
-        <w:t xml:space="preserve">- </w:t>
-      </w:r>
-      <w:r>
-        <w:rPr>
-          <w:b/>
-          <w:sz w:val="18"/>
-          <w:szCs w:val="18"/>
-        </w:rPr>
-        <w:t xml:space="preserve">Interim </w:t>
-      </w:r>
-      <w:r>
-        <w:rPr>
-          <w:b/>
-          <w:sz w:val="18"/>
-          <w:szCs w:val="18"/>
-        </w:rPr>
-        <w:t>- Mar 2021 - Apr 2022</w:t>
-      </w:r>
-    </w:p>
-    <w:p>
-      <w:pPr>
-        <w:ind w:left="720" w:firstLine="720"/>
-        <w:rPr>
-          <w:b/>
-          <w:sz w:val="18"/>
-          <w:szCs w:val="18"/>
-        </w:rPr>
-      </w:pPr>
-      <w:r>
-        <w:rPr>
-          <w:b/>
-          <w:sz w:val="18"/>
-          <w:szCs w:val="18"/>
-        </w:rPr>
-        <w:t xml:space="preserve">System Administrator </w:t>
-      </w:r>
-      <w:r>
-        <w:rPr>
-          <w:b/>
-          <w:sz w:val="18"/>
-          <w:szCs w:val="18"/>
-        </w:rPr>
-        <w:t>-</w:t>
-      </w:r>
-      <w:r>
-        <w:rPr>
-          <w:b/>
-          <w:sz w:val="18"/>
-          <w:szCs w:val="18"/>
-        </w:rPr>
-        <w:t xml:space="preserve"> </w:t>
-      </w:r>
-      <w:r>
-        <w:rPr>
-          <w:b/>
-          <w:sz w:val="18"/>
-          <w:szCs w:val="18"/>
-        </w:rPr>
-        <w:t xml:space="preserve">IT Team Lead </w:t>
-      </w:r>
-      <w:r>
-        <w:rPr>
-          <w:b/>
-          <w:sz w:val="18"/>
-          <w:szCs w:val="18"/>
-        </w:rPr>
-        <w:t xml:space="preserve">- Dec 2012 - </w:t>
-      </w:r>
-      <w:r>
-        <w:rPr>
-          <w:b/>
-          <w:sz w:val="18"/>
-          <w:szCs w:val="18"/>
-        </w:rPr>
-        <w:t xml:space="preserve">Apr </w:t>
-      </w:r>
-      <w:r>
-        <w:rPr>
-          <w:b/>
-          <w:sz w:val="18"/>
-          <w:szCs w:val="18"/>
-        </w:rPr>
-        <w:t>2021</w:t>
-      </w:r>
-    </w:p>
-    <w:p>
-      <w:pPr>
-        <w:ind w:left="720" w:firstLine="720"/>
-        <w:rPr>
-          <w:b/>
-          <w:sz w:val="18"/>
-          <w:szCs w:val="18"/>
-        </w:rPr>
-      </w:pPr>
-      <w:r>
-        <w:rPr>
-          <w:b/>
-          <w:sz w:val="18"/>
-          <w:szCs w:val="18"/>
-        </w:rPr>
-        <w:t xml:space="preserve">Electronics Specialist </w:t>
-      </w:r>
-      <w:r>
-        <w:rPr>
-          <w:b/>
-          <w:sz w:val="18"/>
-          <w:szCs w:val="18"/>
-        </w:rPr>
-        <w:t xml:space="preserve">- Contract </w:t>
-      </w:r>
-      <w:r>
-        <w:rPr>
-          <w:b/>
-          <w:sz w:val="18"/>
-          <w:szCs w:val="18"/>
-        </w:rPr>
-        <w:t>- Aug 20</w:t>
-      </w:r>
-      <w:r>
-        <w:rPr>
-          <w:b/>
-          <w:sz w:val="18"/>
-          <w:szCs w:val="18"/>
-        </w:rPr>
-        <w:t>1</w:t>
-      </w:r>
-      <w:r>
-        <w:rPr>
-          <w:b/>
-          <w:sz w:val="18"/>
-          <w:szCs w:val="18"/>
-        </w:rPr>
-        <w:t>1 - Nov 2012</w:t>
+        <w:t>PCI Leadership, Campus IT Directors, and Information Security Advisory Groups</w:t>
       </w:r>
     </w:p>
     <w:p>
@@ -986,101 +1262,25 @@
           <w:sz w:val="18"/>
           <w:szCs w:val="18"/>
         </w:rPr>
-        <w:t xml:space="preserve">Power BI developer: </w:t>
-      </w:r>
-      <w:r>
-        <w:rPr>
-          <w:bCs/>
-          <w:sz w:val="18"/>
-          <w:szCs w:val="18"/>
-        </w:rPr>
-        <w:t xml:space="preserve">sole </w:t>
-      </w:r>
-      <w:r>
-        <w:rPr>
-          <w:bCs/>
-          <w:sz w:val="18"/>
-          <w:szCs w:val="18"/>
-        </w:rPr>
-        <w:t xml:space="preserve">enterprise platform architecture, SQL and ETL development, gateway administration, and mission-critical reporting used by hundreds of stakeholders for </w:t>
-      </w:r>
-      <w:r>
-        <w:rPr>
-          <w:bCs/>
-          <w:sz w:val="18"/>
-          <w:szCs w:val="18"/>
-        </w:rPr>
-        <w:t xml:space="preserve">visibility and </w:t>
-      </w:r>
-      <w:r>
-        <w:rPr>
-          <w:bCs/>
-          <w:sz w:val="18"/>
-          <w:szCs w:val="18"/>
-        </w:rPr>
-        <w:t>annual compliance attestations</w:t>
-      </w:r>
-    </w:p>
-    <w:p>
-      <w:pPr>
-        <w:ind w:left="2160"/>
-        <w:rPr>
-          <w:bCs/>
-          <w:sz w:val="18"/>
-          <w:szCs w:val="18"/>
-        </w:rPr>
-      </w:pPr>
-      <w:r>
-        <w:rPr>
-          <w:bCs/>
-          <w:sz w:val="18"/>
-          <w:szCs w:val="18"/>
-        </w:rPr>
-        <w:t xml:space="preserve">Azure/Dynamics 365 migration, ETL development, and reporting </w:t>
-      </w:r>
-      <w:r>
-        <w:rPr>
-          <w:bCs/>
-          <w:sz w:val="18"/>
-          <w:szCs w:val="18"/>
-        </w:rPr>
-        <w:t>subject matter expert</w:t>
-      </w:r>
-    </w:p>
-    <w:p>
-      <w:pPr>
-        <w:ind w:left="1440" w:firstLine="720"/>
-        <w:rPr>
-          <w:bCs/>
-          <w:sz w:val="18"/>
-          <w:szCs w:val="18"/>
-        </w:rPr>
-      </w:pPr>
-      <w:r>
-        <w:rPr>
-          <w:bCs/>
-          <w:sz w:val="18"/>
-          <w:szCs w:val="18"/>
-        </w:rPr>
-        <w:t>PCI Leadership, Campus IT Directors, and Information Security Advisory Groups</w:t>
-      </w:r>
-    </w:p>
-    <w:p>
-      <w:pPr>
-        <w:ind w:left="2160"/>
-        <w:rPr>
-          <w:bCs/>
-          <w:sz w:val="18"/>
-          <w:szCs w:val="18"/>
-        </w:rPr>
-      </w:pPr>
-      <w:r>
-        <w:rPr>
-          <w:bCs/>
-          <w:sz w:val="18"/>
-          <w:szCs w:val="18"/>
-        </w:rPr>
-        <w:t xml:space="preserve">VMware ESXi, Nutanix, </w:t>
+        <w:t xml:space="preserve">VMware </w:t>
+      </w:r>
+      <w:proofErr w:type="spellStart"/>
+      <w:r>
+        <w:rPr>
+          <w:bCs/>
+          <w:sz w:val="18"/>
+          <w:szCs w:val="18"/>
+        </w:rPr>
+        <w:t>ESXi</w:t>
+      </w:r>
+      <w:proofErr w:type="spellEnd"/>
+      <w:r>
+        <w:rPr>
+          <w:bCs/>
+          <w:sz w:val="18"/>
+          <w:szCs w:val="18"/>
+        </w:rPr>
+        <w:t xml:space="preserve">, Nutanix, </w:t>
       </w:r>
       <w:proofErr w:type="spellStart"/>
       <w:r>
@@ -2116,276 +2316,6 @@
         <w:ind w:left="720"/>
         <w:rPr>
           <w:b/>
-          <w:sz w:val="18"/>
-          <w:szCs w:val="18"/>
-        </w:rPr>
-      </w:pPr>
-    </w:p>
-    <w:p>
-      <w:pPr>
-        <w:ind w:left="720"/>
-        <w:rPr>
-          <w:b/>
-          <w:bCs/>
-          <w:sz w:val="18"/>
-          <w:szCs w:val="18"/>
-        </w:rPr>
-      </w:pPr>
-      <w:r>
-        <w:rPr>
-          <w:b/>
-          <w:sz w:val="18"/>
-          <w:szCs w:val="18"/>
-        </w:rPr>
-        <w:t>Raleigh Convention Center</w:t>
-      </w:r>
-    </w:p>
-    <w:p>
-      <w:pPr>
-        <w:ind w:left="720"/>
-        <w:rPr>
-          <w:b/>
-          <w:sz w:val="18"/>
-          <w:szCs w:val="18"/>
-        </w:rPr>
-      </w:pPr>
-      <w:r>
-        <w:rPr>
-          <w:b/>
-          <w:bCs/>
-          <w:sz w:val="18"/>
-          <w:szCs w:val="18"/>
-        </w:rPr>
-        <w:tab/>
-      </w:r>
-      <w:r>
-        <w:rPr>
-          <w:b/>
-          <w:sz w:val="18"/>
-          <w:szCs w:val="18"/>
-        </w:rPr>
-        <w:t xml:space="preserve">System Administrator/Programmer </w:t>
-      </w:r>
-      <w:r>
-        <w:rPr>
-          <w:b/>
-          <w:sz w:val="18"/>
-          <w:szCs w:val="18"/>
-        </w:rPr>
-        <w:t>-</w:t>
-      </w:r>
-      <w:r>
-        <w:rPr>
-          <w:b/>
-          <w:sz w:val="18"/>
-          <w:szCs w:val="18"/>
-        </w:rPr>
-        <w:t xml:space="preserve"> June</w:t>
-      </w:r>
-      <w:r>
-        <w:rPr>
-          <w:b/>
-          <w:sz w:val="18"/>
-          <w:szCs w:val="18"/>
-        </w:rPr>
-        <w:t xml:space="preserve"> </w:t>
-      </w:r>
-      <w:r>
-        <w:rPr>
-          <w:b/>
-          <w:sz w:val="18"/>
-          <w:szCs w:val="18"/>
-        </w:rPr>
-        <w:t xml:space="preserve">2005 </w:t>
-      </w:r>
-      <w:r>
-        <w:rPr>
-          <w:b/>
-          <w:sz w:val="18"/>
-          <w:szCs w:val="18"/>
-        </w:rPr>
-        <w:t xml:space="preserve">- </w:t>
-      </w:r>
-      <w:r>
-        <w:rPr>
-          <w:b/>
-          <w:sz w:val="18"/>
-          <w:szCs w:val="18"/>
-        </w:rPr>
-        <w:t>October 2005</w:t>
-      </w:r>
-    </w:p>
-    <w:p>
-      <w:pPr>
-        <w:ind w:left="720"/>
-        <w:rPr>
-          <w:sz w:val="18"/>
-          <w:szCs w:val="18"/>
-        </w:rPr>
-      </w:pPr>
-      <w:r>
-        <w:rPr>
-          <w:sz w:val="18"/>
-          <w:szCs w:val="18"/>
-        </w:rPr>
-        <w:tab/>
-      </w:r>
-      <w:r>
-        <w:rPr>
-          <w:sz w:val="18"/>
-          <w:szCs w:val="18"/>
-        </w:rPr>
-        <w:tab/>
-        <w:t>Worked directly with users to provide support for daily problems</w:t>
-      </w:r>
-    </w:p>
-    <w:p>
-      <w:pPr>
-        <w:ind w:left="720"/>
-        <w:rPr>
-          <w:sz w:val="18"/>
-          <w:szCs w:val="18"/>
-        </w:rPr>
-      </w:pPr>
-      <w:r>
-        <w:rPr>
-          <w:sz w:val="18"/>
-          <w:szCs w:val="18"/>
-        </w:rPr>
-        <w:tab/>
-      </w:r>
-      <w:r>
-        <w:rPr>
-          <w:sz w:val="18"/>
-          <w:szCs w:val="18"/>
-        </w:rPr>
-        <w:tab/>
-        <w:t>Provided upkeep on the network and servers</w:t>
-      </w:r>
-    </w:p>
-    <w:p>
-      <w:pPr>
-        <w:ind w:left="720"/>
-        <w:rPr>
-          <w:sz w:val="18"/>
-          <w:szCs w:val="18"/>
-        </w:rPr>
-      </w:pPr>
-      <w:r>
-        <w:rPr>
-          <w:sz w:val="18"/>
-          <w:szCs w:val="18"/>
-        </w:rPr>
-        <w:tab/>
-      </w:r>
-      <w:r>
-        <w:rPr>
-          <w:sz w:val="18"/>
-          <w:szCs w:val="18"/>
-        </w:rPr>
-        <w:tab/>
-        <w:t>Ran cabling and worked on data and voice patching</w:t>
-      </w:r>
-    </w:p>
-    <w:p>
-      <w:pPr>
-        <w:ind w:left="720"/>
-        <w:rPr>
-          <w:sz w:val="18"/>
-          <w:szCs w:val="18"/>
-        </w:rPr>
-      </w:pPr>
-      <w:r>
-        <w:rPr>
-          <w:sz w:val="18"/>
-          <w:szCs w:val="18"/>
-        </w:rPr>
-        <w:tab/>
-      </w:r>
-      <w:r>
-        <w:rPr>
-          <w:sz w:val="18"/>
-          <w:szCs w:val="18"/>
-        </w:rPr>
-        <w:tab/>
-        <w:t>Managed daily and weekly backups</w:t>
-      </w:r>
-    </w:p>
-    <w:p>
-      <w:pPr>
-        <w:ind w:left="720"/>
-        <w:rPr>
-          <w:sz w:val="18"/>
-          <w:szCs w:val="18"/>
-        </w:rPr>
-      </w:pPr>
-      <w:r>
-        <w:rPr>
-          <w:sz w:val="18"/>
-          <w:szCs w:val="18"/>
-        </w:rPr>
-        <w:tab/>
-      </w:r>
-      <w:r>
-        <w:rPr>
-          <w:sz w:val="18"/>
-          <w:szCs w:val="18"/>
-        </w:rPr>
-        <w:tab/>
-        <w:t xml:space="preserve">Set up applications to work </w:t>
-      </w:r>
-      <w:r>
-        <w:rPr>
-          <w:sz w:val="18"/>
-          <w:szCs w:val="18"/>
-        </w:rPr>
-        <w:t xml:space="preserve">through firewall </w:t>
-      </w:r>
-      <w:r>
-        <w:rPr>
-          <w:sz w:val="18"/>
-          <w:szCs w:val="18"/>
-        </w:rPr>
-        <w:t>on the stub network</w:t>
-      </w:r>
-    </w:p>
-    <w:p>
-      <w:pPr>
-        <w:ind w:left="720"/>
-        <w:rPr>
-          <w:sz w:val="18"/>
-          <w:szCs w:val="18"/>
-        </w:rPr>
-      </w:pPr>
-      <w:r>
-        <w:rPr>
-          <w:sz w:val="18"/>
-          <w:szCs w:val="18"/>
-        </w:rPr>
-        <w:tab/>
-      </w:r>
-      <w:r>
-        <w:rPr>
-          <w:sz w:val="18"/>
-          <w:szCs w:val="18"/>
-        </w:rPr>
-        <w:tab/>
-        <w:t>Mapped the network on CAD</w:t>
-      </w:r>
-    </w:p>
-    <w:p>
-      <w:pPr>
-        <w:rPr>
-          <w:sz w:val="18"/>
-          <w:szCs w:val="18"/>
-        </w:rPr>
-      </w:pPr>
-    </w:p>
-    <w:p>
-      <w:pPr>
-        <w:rPr>
-          <w:b/>
-          <w:bCs/>
           <w:sz w:val="18"/>
           <w:szCs w:val="18"/>
         </w:rPr>
@@ -2488,7 +2418,7 @@
         <mc:AlternateContent>
           <mc:Choice Requires="wpg">
             <w:drawing>
-              <wp:inline distT="0" distB="0" distL="0" distR="0" wp14:anchorId="0BF25118" wp14:editId="4370F64C">
+              <wp:inline distT="0" distB="0" distL="0" distR="0" wp14:anchorId="229ECFB4" wp14:editId="4192FBF7">
                 <wp:extent cx="5939155" cy="224155"/>
                 <wp:effectExtent l="0" t="0" r="4445" b="0"/>
                 <wp:docPr id="918935342" name="Group 5">
@@ -2612,7 +2542,7 @@
           </mc:Choice>
           <mc:Fallback>
             <w:pict>
-              <v:group w14:anchorId="75A64E57" id="Group 5" o:spid="_x0000_s1026" alt="&quot;&quot;" style="width:467.65pt;height:17.65pt;mso-position-horizontal-relative:char;mso-position-vertical-relative:line" coordsize="9352,352" o:gfxdata="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">
+              <v:group w14:anchorId="0F4B565F" id="Group 5" o:spid="_x0000_s1026" alt="&quot;&quot;" style="width:467.65pt;height:17.65pt;mso-position-horizontal-relative:char;mso-position-vertical-relative:line" coordsize="9352,352" o:gfxdata="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">
                 <v:rect id="Rectangle 6" o:spid="_x0000_s1027" style="position:absolute;width:9352;height:352;visibility:visible;mso-wrap-style:square;v-text-anchor:middle" o:gfxdata="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" filled="f" stroked="f">
                   <v:stroke joinstyle="round"/>
                 </v:rect>
@@ -2625,6 +2555,276 @@
           </mc:Fallback>
         </mc:AlternateContent>
       </w:r>
+    </w:p>
+    <w:p>
+      <w:pPr>
+        <w:ind w:left="720"/>
+        <w:rPr>
+          <w:b/>
+          <w:sz w:val="18"/>
+          <w:szCs w:val="18"/>
+        </w:rPr>
+      </w:pPr>
+    </w:p>
+    <w:p>
+      <w:pPr>
+        <w:ind w:left="720"/>
+        <w:rPr>
+          <w:b/>
+          <w:bCs/>
+          <w:sz w:val="18"/>
+          <w:szCs w:val="18"/>
+        </w:rPr>
+      </w:pPr>
+      <w:r>
+        <w:rPr>
+          <w:b/>
+          <w:sz w:val="18"/>
+          <w:szCs w:val="18"/>
+        </w:rPr>
+        <w:t>Raleigh Convention Center</w:t>
+      </w:r>
+    </w:p>
+    <w:p>
+      <w:pPr>
+        <w:ind w:left="720"/>
+        <w:rPr>
+          <w:b/>
+          <w:sz w:val="18"/>
+          <w:szCs w:val="18"/>
+        </w:rPr>
+      </w:pPr>
+      <w:r>
+        <w:rPr>
+          <w:b/>
+          <w:bCs/>
+          <w:sz w:val="18"/>
+          <w:szCs w:val="18"/>
+        </w:rPr>
+        <w:tab/>
+      </w:r>
+      <w:r>
+        <w:rPr>
+          <w:b/>
+          <w:sz w:val="18"/>
+          <w:szCs w:val="18"/>
+        </w:rPr>
+        <w:t xml:space="preserve">System Administrator/Programmer </w:t>
+      </w:r>
+      <w:r>
+        <w:rPr>
+          <w:b/>
+          <w:sz w:val="18"/>
+          <w:szCs w:val="18"/>
+        </w:rPr>
+        <w:t>-</w:t>
+      </w:r>
+      <w:r>
+        <w:rPr>
+          <w:b/>
+          <w:sz w:val="18"/>
+          <w:szCs w:val="18"/>
+        </w:rPr>
+        <w:t xml:space="preserve"> June</w:t>
+      </w:r>
+      <w:r>
+        <w:rPr>
+          <w:b/>
+          <w:sz w:val="18"/>
+          <w:szCs w:val="18"/>
+        </w:rPr>
+        <w:t xml:space="preserve"> </w:t>
+      </w:r>
+      <w:r>
+        <w:rPr>
+          <w:b/>
+          <w:sz w:val="18"/>
+          <w:szCs w:val="18"/>
+        </w:rPr>
+        <w:t xml:space="preserve">2005 </w:t>
+      </w:r>
+      <w:r>
+        <w:rPr>
+          <w:b/>
+          <w:sz w:val="18"/>
+          <w:szCs w:val="18"/>
+        </w:rPr>
+        <w:t xml:space="preserve">- </w:t>
+      </w:r>
+      <w:r>
+        <w:rPr>
+          <w:b/>
+          <w:sz w:val="18"/>
+          <w:szCs w:val="18"/>
+        </w:rPr>
+        <w:t>October 2005</w:t>
+      </w:r>
+    </w:p>
+    <w:p>
+      <w:pPr>
+        <w:ind w:left="720"/>
+        <w:rPr>
+          <w:sz w:val="18"/>
+          <w:szCs w:val="18"/>
+        </w:rPr>
+      </w:pPr>
+      <w:r>
+        <w:rPr>
+          <w:sz w:val="18"/>
+          <w:szCs w:val="18"/>
+        </w:rPr>
+        <w:tab/>
+      </w:r>
+      <w:r>
+        <w:rPr>
+          <w:sz w:val="18"/>
+          <w:szCs w:val="18"/>
+        </w:rPr>
+        <w:tab/>
+        <w:t>Worked directly with users to provide support for daily problems</w:t>
+      </w:r>
+    </w:p>
+    <w:p>
+      <w:pPr>
+        <w:ind w:left="720"/>
+        <w:rPr>
+          <w:sz w:val="18"/>
+          <w:szCs w:val="18"/>
+        </w:rPr>
+      </w:pPr>
+      <w:r>
+        <w:rPr>
+          <w:sz w:val="18"/>
+          <w:szCs w:val="18"/>
+        </w:rPr>
+        <w:tab/>
+      </w:r>
+      <w:r>
+        <w:rPr>
+          <w:sz w:val="18"/>
+          <w:szCs w:val="18"/>
+        </w:rPr>
+        <w:tab/>
+        <w:t>Provided upkeep on the network and servers</w:t>
+      </w:r>
+    </w:p>
+    <w:p>
+      <w:pPr>
+        <w:ind w:left="720"/>
+        <w:rPr>
+          <w:sz w:val="18"/>
+          <w:szCs w:val="18"/>
+        </w:rPr>
+      </w:pPr>
+      <w:r>
+        <w:rPr>
+          <w:sz w:val="18"/>
+          <w:szCs w:val="18"/>
+        </w:rPr>
+        <w:tab/>
+      </w:r>
+      <w:r>
+        <w:rPr>
+          <w:sz w:val="18"/>
+          <w:szCs w:val="18"/>
+        </w:rPr>
+        <w:tab/>
+        <w:t>Ran cabling and worked on data and voice patching</w:t>
+      </w:r>
+    </w:p>
+    <w:p>
+      <w:pPr>
+        <w:ind w:left="720"/>
+        <w:rPr>
+          <w:sz w:val="18"/>
+          <w:szCs w:val="18"/>
+        </w:rPr>
+      </w:pPr>
+      <w:r>
+        <w:rPr>
+          <w:sz w:val="18"/>
+          <w:szCs w:val="18"/>
+        </w:rPr>
+        <w:tab/>
+      </w:r>
+      <w:r>
+        <w:rPr>
+          <w:sz w:val="18"/>
+          <w:szCs w:val="18"/>
+        </w:rPr>
+        <w:tab/>
+        <w:t>Managed daily and weekly backups</w:t>
+      </w:r>
+    </w:p>
+    <w:p>
+      <w:pPr>
+        <w:ind w:left="720"/>
+        <w:rPr>
+          <w:sz w:val="18"/>
+          <w:szCs w:val="18"/>
+        </w:rPr>
+      </w:pPr>
+      <w:r>
+        <w:rPr>
+          <w:sz w:val="18"/>
+          <w:szCs w:val="18"/>
+        </w:rPr>
+        <w:tab/>
+      </w:r>
+      <w:r>
+        <w:rPr>
+          <w:sz w:val="18"/>
+          <w:szCs w:val="18"/>
+        </w:rPr>
+        <w:tab/>
+        <w:t xml:space="preserve">Set up applications to work </w:t>
+      </w:r>
+      <w:r>
+        <w:rPr>
+          <w:sz w:val="18"/>
+          <w:szCs w:val="18"/>
+        </w:rPr>
+        <w:t xml:space="preserve">through firewall </w:t>
+      </w:r>
+      <w:r>
+        <w:rPr>
+          <w:sz w:val="18"/>
+          <w:szCs w:val="18"/>
+        </w:rPr>
+        <w:t>on the stub network</w:t>
+      </w:r>
+    </w:p>
+    <w:p>
+      <w:pPr>
+        <w:ind w:left="720"/>
+        <w:rPr>
+          <w:sz w:val="18"/>
+          <w:szCs w:val="18"/>
+        </w:rPr>
+      </w:pPr>
+      <w:r>
+        <w:rPr>
+          <w:sz w:val="18"/>
+          <w:szCs w:val="18"/>
+        </w:rPr>
+        <w:tab/>
+      </w:r>
+      <w:r>
+        <w:rPr>
+          <w:sz w:val="18"/>
+          <w:szCs w:val="18"/>
+        </w:rPr>
+        <w:tab/>
+        <w:t>Mapped the network on CAD</w:t>
+      </w:r>
+    </w:p>
+    <w:p>
+      <w:pPr>
+        <w:rPr>
+          <w:sz w:val="18"/>
+          <w:szCs w:val="18"/>
+        </w:rPr>
+      </w:pPr>
     </w:p>
     <w:p>
       <w:pPr>
